--- a/internal_doc/03.开发设计/doc/md2troff/story_md2troff.docx
+++ b/internal_doc/03.开发设计/doc/md2troff/story_md2troff.docx
@@ -207,7 +207,6 @@
     <w:p>
       <w:pPr>
         <w:rPr>
-          <w:rFonts w:hint="eastAsia"/>
           <w:color w:val="00B0F0"/>
         </w:rPr>
       </w:pPr>
@@ -313,7 +312,6 @@
     <w:p>
       <w:pPr>
         <w:rPr>
-          <w:rFonts w:hint="eastAsia"/>
           <w:color w:val="00B0F0"/>
         </w:rPr>
       </w:pPr>
@@ -326,9 +324,6 @@
           <w:numId w:val="7"/>
         </w:numPr>
         <w:ind w:firstLineChars="0"/>
-        <w:rPr>
-          <w:rFonts w:hint="eastAsia"/>
-        </w:rPr>
       </w:pPr>
       <w:r>
         <w:rPr>
@@ -338,11 +333,6 @@
       </w:r>
     </w:p>
     <w:p>
-      <w:pPr>
-        <w:rPr>
-          <w:rFonts w:hint="eastAsia"/>
-        </w:rPr>
-      </w:pPr>
       <w:r>
         <w:rPr>
           <w:rFonts w:hint="eastAsia"/>
@@ -500,19 +490,8 @@
         <w:t>使用。</w:t>
       </w:r>
     </w:p>
-    <w:p>
-      <w:pPr>
-        <w:rPr>
-          <w:rFonts w:hint="eastAsia"/>
-        </w:rPr>
-      </w:pPr>
-    </w:p>
-    <w:p>
-      <w:pPr>
-        <w:rPr>
-          <w:rFonts w:hint="eastAsia"/>
-        </w:rPr>
-      </w:pPr>
+    <w:p/>
+    <w:p>
       <w:r>
         <w:rPr>
           <w:rFonts w:hint="eastAsia"/>
@@ -674,11 +653,6 @@
     </w:p>
     <w:p/>
     <w:p>
-      <w:pPr>
-        <w:rPr>
-          <w:rFonts w:hint="eastAsia"/>
-        </w:rPr>
-      </w:pPr>
       <w:r>
         <w:rPr>
           <w:rFonts w:hint="eastAsia"/>
@@ -772,20 +746,12 @@
           <w:right w:val="single" w:sz="4" w:space="4" w:color="auto"/>
         </w:pBdr>
         <w:shd w:val="pct15" w:color="auto" w:fill="auto"/>
-        <w:rPr>
-          <w:rFonts w:hint="eastAsia"/>
-        </w:rPr>
       </w:pPr>
       <w:r>
         <w:t>Syntax: md2TroffTool.bat -i &lt;input file or directory&gt; -o &lt;output file or directory&gt;</w:t>
       </w:r>
     </w:p>
     <w:p>
-      <w:pPr>
-        <w:rPr>
-          <w:rFonts w:hint="eastAsia"/>
-        </w:rPr>
-      </w:pPr>
       <w:r>
         <w:rPr>
           <w:rFonts w:hint="eastAsia"/>
@@ -801,9 +767,6 @@
           <w:numId w:val="8"/>
         </w:numPr>
         <w:ind w:firstLineChars="0"/>
-        <w:rPr>
-          <w:rFonts w:hint="eastAsia"/>
-        </w:rPr>
       </w:pPr>
       <w:r>
         <w:rPr>
@@ -933,13 +896,7 @@
         <w:t>对其它功能的约束，以及对某些功能的依赖</w:t>
       </w:r>
     </w:p>
-    <w:p>
-      <w:pPr>
-        <w:rPr>
-          <w:rFonts w:hint="eastAsia"/>
-        </w:rPr>
-      </w:pPr>
-    </w:p>
+    <w:p/>
     <w:p>
       <w:pPr>
         <w:pStyle w:val="ListParagraph"/>
@@ -948,9 +905,6 @@
           <w:numId w:val="9"/>
         </w:numPr>
         <w:ind w:firstLineChars="0"/>
-        <w:rPr>
-          <w:rFonts w:hint="eastAsia"/>
-        </w:rPr>
       </w:pPr>
       <w:r>
         <w:rPr>
@@ -1003,9 +957,6 @@
           <w:numId w:val="9"/>
         </w:numPr>
         <w:ind w:firstLineChars="0"/>
-        <w:rPr>
-          <w:rFonts w:hint="eastAsia"/>
-        </w:rPr>
       </w:pPr>
       <w:r>
         <w:t>md2TroffTool.bat</w:t>
@@ -1058,9 +1009,6 @@
           <w:numId w:val="10"/>
         </w:numPr>
         <w:ind w:firstLineChars="0"/>
-        <w:rPr>
-          <w:rFonts w:hint="eastAsia"/>
-        </w:rPr>
       </w:pPr>
       <w:r>
         <w:rPr>
@@ -1285,6 +1233,1128 @@
     <w:p>
       <w:pPr>
         <w:pStyle w:val="Heading3"/>
+        <w:rPr>
+          <w:rFonts w:hint="eastAsia"/>
+        </w:rPr>
+      </w:pPr>
+      <w:r>
+        <w:rPr>
+          <w:rFonts w:hint="eastAsia"/>
+        </w:rPr>
+        <w:t>问题描述</w:t>
+      </w:r>
+    </w:p>
+    <w:p>
+      <w:pPr>
+        <w:rPr>
+          <w:rFonts w:hint="eastAsia"/>
+        </w:rPr>
+      </w:pPr>
+      <w:r>
+        <w:rPr>
+          <w:rFonts w:hint="eastAsia"/>
+        </w:rPr>
+        <w:t>我们的</w:t>
+      </w:r>
+      <w:r>
+        <w:rPr>
+          <w:rFonts w:hint="eastAsia"/>
+        </w:rPr>
+        <w:t>markdown</w:t>
+      </w:r>
+      <w:r>
+        <w:rPr>
+          <w:rFonts w:hint="eastAsia"/>
+        </w:rPr>
+        <w:t>文件是使用一种比较接近</w:t>
+      </w:r>
+      <w:r>
+        <w:rPr>
+          <w:rFonts w:hint="eastAsia"/>
+        </w:rPr>
+        <w:t>github</w:t>
+      </w:r>
+      <w:r>
+        <w:t>’</w:t>
+      </w:r>
+      <w:r>
+        <w:rPr>
+          <w:rFonts w:hint="eastAsia"/>
+        </w:rPr>
+        <w:t>s markdown</w:t>
+      </w:r>
+      <w:r>
+        <w:rPr>
+          <w:rFonts w:hint="eastAsia"/>
+        </w:rPr>
+        <w:t>语法编写的，该</w:t>
+      </w:r>
+      <w:r>
+        <w:rPr>
+          <w:rFonts w:hint="eastAsia"/>
+        </w:rPr>
+        <w:t>markdown</w:t>
+      </w:r>
+      <w:r>
+        <w:rPr>
+          <w:rFonts w:hint="eastAsia"/>
+        </w:rPr>
+        <w:t>文件转为</w:t>
+      </w:r>
+      <w:r>
+        <w:rPr>
+          <w:rFonts w:hint="eastAsia"/>
+        </w:rPr>
+        <w:t>html</w:t>
+      </w:r>
+      <w:r>
+        <w:rPr>
+          <w:rFonts w:hint="eastAsia"/>
+        </w:rPr>
+        <w:t>文件之后，已经能够满足</w:t>
+      </w:r>
+      <w:r>
+        <w:rPr>
+          <w:rFonts w:hint="eastAsia"/>
+        </w:rPr>
+        <w:t>web</w:t>
+      </w:r>
+      <w:r>
+        <w:rPr>
+          <w:rFonts w:hint="eastAsia"/>
+        </w:rPr>
+        <w:t>端使用要求。目前</w:t>
+      </w:r>
+      <w:r>
+        <w:rPr>
+          <w:rFonts w:hint="eastAsia"/>
+        </w:rPr>
+        <w:t>(v2.6)</w:t>
+      </w:r>
+      <w:r>
+        <w:rPr>
+          <w:rFonts w:hint="eastAsia"/>
+        </w:rPr>
+        <w:t>，我们需要通过这些</w:t>
+      </w:r>
+      <w:r>
+        <w:rPr>
+          <w:rFonts w:hint="eastAsia"/>
+        </w:rPr>
+        <w:t>markdown</w:t>
+      </w:r>
+      <w:r>
+        <w:rPr>
+          <w:rFonts w:hint="eastAsia"/>
+        </w:rPr>
+        <w:t>文件，生成一批</w:t>
+      </w:r>
+      <w:r>
+        <w:rPr>
+          <w:rFonts w:hint="eastAsia"/>
+        </w:rPr>
+        <w:t>troff</w:t>
+      </w:r>
+      <w:r>
+        <w:rPr>
+          <w:rFonts w:hint="eastAsia"/>
+        </w:rPr>
+        <w:t>文件，供</w:t>
+      </w:r>
+      <w:r>
+        <w:rPr>
+          <w:rFonts w:hint="eastAsia"/>
+        </w:rPr>
+        <w:t xml:space="preserve">sdb shell </w:t>
+      </w:r>
+      <w:r>
+        <w:rPr>
+          <w:rFonts w:hint="eastAsia"/>
+        </w:rPr>
+        <w:t>使用。我们选择了</w:t>
+      </w:r>
+      <w:r>
+        <w:rPr>
+          <w:rFonts w:hint="eastAsia"/>
+        </w:rPr>
+        <w:t>pandoc</w:t>
+      </w:r>
+      <w:r>
+        <w:rPr>
+          <w:rFonts w:hint="eastAsia"/>
+        </w:rPr>
+        <w:t>作为转换工具。然后，如果直接使用原来的</w:t>
+      </w:r>
+      <w:r>
+        <w:rPr>
+          <w:rFonts w:hint="eastAsia"/>
+        </w:rPr>
+        <w:t>markdown</w:t>
+      </w:r>
+      <w:r>
+        <w:rPr>
+          <w:rFonts w:hint="eastAsia"/>
+        </w:rPr>
+        <w:t>文件进行转换，转换产生的</w:t>
+      </w:r>
+      <w:r>
+        <w:rPr>
+          <w:rFonts w:hint="eastAsia"/>
+        </w:rPr>
+        <w:t>troff</w:t>
+      </w:r>
+      <w:r>
+        <w:rPr>
+          <w:rFonts w:hint="eastAsia"/>
+        </w:rPr>
+        <w:t>文件显示出来的效果时凌乱的，存在以下几点问题：</w:t>
+      </w:r>
+    </w:p>
+    <w:p>
+      <w:pPr>
+        <w:pStyle w:val="ListParagraph"/>
+        <w:numPr>
+          <w:ilvl w:val="0"/>
+          <w:numId w:val="14"/>
+        </w:numPr>
+        <w:ind w:firstLineChars="0"/>
+        <w:rPr>
+          <w:rFonts w:hint="eastAsia"/>
+        </w:rPr>
+      </w:pPr>
+      <w:r>
+        <w:rPr>
+          <w:rFonts w:hint="eastAsia"/>
+        </w:rPr>
+        <w:t>由于</w:t>
+      </w:r>
+      <w:r>
+        <w:rPr>
+          <w:rFonts w:hint="eastAsia"/>
+        </w:rPr>
+        <w:t>troff</w:t>
+      </w:r>
+      <w:r>
+        <w:rPr>
+          <w:rFonts w:hint="eastAsia"/>
+        </w:rPr>
+        <w:t>文件中没有包含页头信息，导致</w:t>
+      </w:r>
+      <w:r>
+        <w:rPr>
+          <w:rFonts w:hint="eastAsia"/>
+        </w:rPr>
+        <w:t>troff</w:t>
+      </w:r>
+      <w:r>
+        <w:rPr>
+          <w:rFonts w:hint="eastAsia"/>
+        </w:rPr>
+        <w:t>显示内容很奇怪。如图</w:t>
+      </w:r>
+      <w:r>
+        <w:rPr>
+          <w:rFonts w:hint="eastAsia"/>
+        </w:rPr>
+        <w:t>1</w:t>
+      </w:r>
+      <w:r>
+        <w:rPr>
+          <w:rFonts w:hint="eastAsia"/>
+        </w:rPr>
+        <w:t>所示：</w:t>
+      </w:r>
+    </w:p>
+    <w:p>
+      <w:pPr>
+        <w:pStyle w:val="ListParagraph"/>
+        <w:ind w:left="360" w:firstLineChars="0" w:firstLine="0"/>
+        <w:rPr>
+          <w:rFonts w:hint="eastAsia"/>
+        </w:rPr>
+      </w:pPr>
+      <w:r>
+        <w:rPr>
+          <w:rFonts w:hint="eastAsia"/>
+          <w:noProof/>
+        </w:rPr>
+        <w:drawing>
+          <wp:inline distT="0" distB="0" distL="0" distR="0">
+            <wp:extent cx="5274310" cy="1621978"/>
+            <wp:effectExtent l="19050" t="0" r="2540" b="0"/>
+            <wp:docPr id="1" name="Picture 7"/>
+            <wp:cNvGraphicFramePr>
+              <a:graphicFrameLocks xmlns:a="http://schemas.openxmlformats.org/drawingml/2006/main" noChangeAspect="1"/>
+            </wp:cNvGraphicFramePr>
+            <a:graphic xmlns:a="http://schemas.openxmlformats.org/drawingml/2006/main">
+              <a:graphicData uri="http://schemas.openxmlformats.org/drawingml/2006/picture">
+                <pic:pic xmlns:pic="http://schemas.openxmlformats.org/drawingml/2006/picture">
+                  <pic:nvPicPr>
+                    <pic:cNvPr id="0" name="Picture 7"/>
+                    <pic:cNvPicPr>
+                      <a:picLocks noChangeAspect="1" noChangeArrowheads="1"/>
+                    </pic:cNvPicPr>
+                  </pic:nvPicPr>
+                  <pic:blipFill>
+                    <a:blip r:embed="rId7"/>
+                    <a:srcRect/>
+                    <a:stretch>
+                      <a:fillRect/>
+                    </a:stretch>
+                  </pic:blipFill>
+                  <pic:spPr bwMode="auto">
+                    <a:xfrm>
+                      <a:off x="0" y="0"/>
+                      <a:ext cx="5274310" cy="1621978"/>
+                    </a:xfrm>
+                    <a:prstGeom prst="rect">
+                      <a:avLst/>
+                    </a:prstGeom>
+                    <a:noFill/>
+                    <a:ln w="9525">
+                      <a:noFill/>
+                      <a:miter lim="800000"/>
+                      <a:headEnd/>
+                      <a:tailEnd/>
+                    </a:ln>
+                  </pic:spPr>
+                </pic:pic>
+              </a:graphicData>
+            </a:graphic>
+          </wp:inline>
+        </w:drawing>
+      </w:r>
+    </w:p>
+    <w:p>
+      <w:pPr>
+        <w:pStyle w:val="ListParagraph"/>
+        <w:ind w:left="360" w:firstLineChars="0" w:firstLine="0"/>
+        <w:jc w:val="center"/>
+        <w:rPr>
+          <w:rFonts w:hint="eastAsia"/>
+        </w:rPr>
+      </w:pPr>
+      <w:r>
+        <w:rPr>
+          <w:rFonts w:hint="eastAsia"/>
+        </w:rPr>
+        <w:t>图</w:t>
+      </w:r>
+      <w:r>
+        <w:rPr>
+          <w:rFonts w:hint="eastAsia"/>
+        </w:rPr>
+        <w:t>1</w:t>
+      </w:r>
+    </w:p>
+    <w:p>
+      <w:pPr>
+        <w:pStyle w:val="ListParagraph"/>
+        <w:numPr>
+          <w:ilvl w:val="0"/>
+          <w:numId w:val="14"/>
+        </w:numPr>
+        <w:ind w:firstLineChars="0"/>
+        <w:rPr>
+          <w:rFonts w:hint="eastAsia"/>
+        </w:rPr>
+      </w:pPr>
+      <w:r>
+        <w:rPr>
+          <w:rFonts w:hint="eastAsia"/>
+        </w:rPr>
+        <w:t>由于表格的内容，不会自动换行，当屏幕窗口不够大时，显示效果凌乱。如图</w:t>
+      </w:r>
+      <w:r>
+        <w:rPr>
+          <w:rFonts w:hint="eastAsia"/>
+        </w:rPr>
+        <w:t>2</w:t>
+      </w:r>
+      <w:r>
+        <w:rPr>
+          <w:rFonts w:hint="eastAsia"/>
+        </w:rPr>
+        <w:t>所示：</w:t>
+      </w:r>
+    </w:p>
+    <w:p>
+      <w:pPr>
+        <w:pStyle w:val="ListParagraph"/>
+        <w:ind w:left="360" w:firstLineChars="0" w:firstLine="0"/>
+        <w:rPr>
+          <w:rFonts w:hint="eastAsia"/>
+        </w:rPr>
+      </w:pPr>
+      <w:r>
+        <w:rPr>
+          <w:rFonts w:hint="eastAsia"/>
+          <w:noProof/>
+        </w:rPr>
+        <w:lastRenderedPageBreak/>
+        <w:drawing>
+          <wp:inline distT="0" distB="0" distL="0" distR="0">
+            <wp:extent cx="5274310" cy="2132534"/>
+            <wp:effectExtent l="19050" t="0" r="2540" b="0"/>
+            <wp:docPr id="2" name="Picture 10"/>
+            <wp:cNvGraphicFramePr>
+              <a:graphicFrameLocks xmlns:a="http://schemas.openxmlformats.org/drawingml/2006/main" noChangeAspect="1"/>
+            </wp:cNvGraphicFramePr>
+            <a:graphic xmlns:a="http://schemas.openxmlformats.org/drawingml/2006/main">
+              <a:graphicData uri="http://schemas.openxmlformats.org/drawingml/2006/picture">
+                <pic:pic xmlns:pic="http://schemas.openxmlformats.org/drawingml/2006/picture">
+                  <pic:nvPicPr>
+                    <pic:cNvPr id="0" name="Picture 10"/>
+                    <pic:cNvPicPr>
+                      <a:picLocks noChangeAspect="1" noChangeArrowheads="1"/>
+                    </pic:cNvPicPr>
+                  </pic:nvPicPr>
+                  <pic:blipFill>
+                    <a:blip r:embed="rId8"/>
+                    <a:srcRect/>
+                    <a:stretch>
+                      <a:fillRect/>
+                    </a:stretch>
+                  </pic:blipFill>
+                  <pic:spPr bwMode="auto">
+                    <a:xfrm>
+                      <a:off x="0" y="0"/>
+                      <a:ext cx="5274310" cy="2132534"/>
+                    </a:xfrm>
+                    <a:prstGeom prst="rect">
+                      <a:avLst/>
+                    </a:prstGeom>
+                    <a:noFill/>
+                    <a:ln w="9525">
+                      <a:noFill/>
+                      <a:miter lim="800000"/>
+                      <a:headEnd/>
+                      <a:tailEnd/>
+                    </a:ln>
+                  </pic:spPr>
+                </pic:pic>
+              </a:graphicData>
+            </a:graphic>
+          </wp:inline>
+        </w:drawing>
+      </w:r>
+    </w:p>
+    <w:p>
+      <w:pPr>
+        <w:pStyle w:val="ListParagraph"/>
+        <w:ind w:left="360" w:firstLineChars="0" w:firstLine="0"/>
+        <w:jc w:val="center"/>
+        <w:rPr>
+          <w:rFonts w:hint="eastAsia"/>
+        </w:rPr>
+      </w:pPr>
+      <w:r>
+        <w:rPr>
+          <w:rFonts w:hint="eastAsia"/>
+        </w:rPr>
+        <w:t>图</w:t>
+      </w:r>
+      <w:r>
+        <w:rPr>
+          <w:rFonts w:hint="eastAsia"/>
+        </w:rPr>
+        <w:t>2</w:t>
+      </w:r>
+    </w:p>
+    <w:p>
+      <w:pPr>
+        <w:pStyle w:val="ListParagraph"/>
+        <w:numPr>
+          <w:ilvl w:val="0"/>
+          <w:numId w:val="14"/>
+        </w:numPr>
+        <w:ind w:firstLineChars="0"/>
+        <w:rPr>
+          <w:rFonts w:hint="eastAsia"/>
+        </w:rPr>
+      </w:pPr>
+      <w:r>
+        <w:rPr>
+          <w:rFonts w:hint="eastAsia"/>
+        </w:rPr>
+        <w:t>由于</w:t>
+      </w:r>
+      <w:r>
+        <w:rPr>
+          <w:rFonts w:hint="eastAsia"/>
+        </w:rPr>
+        <w:t>markdown</w:t>
+      </w:r>
+      <w:r>
+        <w:rPr>
+          <w:rFonts w:hint="eastAsia"/>
+        </w:rPr>
+        <w:t>文件采用的不是一级标题，导致生成的</w:t>
+      </w:r>
+      <w:r>
+        <w:rPr>
+          <w:rFonts w:hint="eastAsia"/>
+        </w:rPr>
+        <w:t>troff</w:t>
+      </w:r>
+      <w:r>
+        <w:rPr>
+          <w:rFonts w:hint="eastAsia"/>
+        </w:rPr>
+        <w:t>文件显示后，标题没有顶格显示。如图</w:t>
+      </w:r>
+      <w:r>
+        <w:rPr>
+          <w:rFonts w:hint="eastAsia"/>
+        </w:rPr>
+        <w:t>3</w:t>
+      </w:r>
+      <w:r>
+        <w:rPr>
+          <w:rFonts w:hint="eastAsia"/>
+        </w:rPr>
+        <w:t>所示。</w:t>
+      </w:r>
+    </w:p>
+    <w:p>
+      <w:pPr>
+        <w:pStyle w:val="ListParagraph"/>
+        <w:ind w:left="360" w:firstLineChars="0" w:firstLine="0"/>
+        <w:rPr>
+          <w:rFonts w:hint="eastAsia"/>
+        </w:rPr>
+      </w:pPr>
+      <w:r>
+        <w:rPr>
+          <w:rFonts w:hint="eastAsia"/>
+          <w:noProof/>
+        </w:rPr>
+        <w:drawing>
+          <wp:inline distT="0" distB="0" distL="0" distR="0">
+            <wp:extent cx="5274310" cy="1672303"/>
+            <wp:effectExtent l="19050" t="0" r="2540" b="0"/>
+            <wp:docPr id="3" name="Picture 16"/>
+            <wp:cNvGraphicFramePr>
+              <a:graphicFrameLocks xmlns:a="http://schemas.openxmlformats.org/drawingml/2006/main" noChangeAspect="1"/>
+            </wp:cNvGraphicFramePr>
+            <a:graphic xmlns:a="http://schemas.openxmlformats.org/drawingml/2006/main">
+              <a:graphicData uri="http://schemas.openxmlformats.org/drawingml/2006/picture">
+                <pic:pic xmlns:pic="http://schemas.openxmlformats.org/drawingml/2006/picture">
+                  <pic:nvPicPr>
+                    <pic:cNvPr id="0" name="Picture 16"/>
+                    <pic:cNvPicPr>
+                      <a:picLocks noChangeAspect="1" noChangeArrowheads="1"/>
+                    </pic:cNvPicPr>
+                  </pic:nvPicPr>
+                  <pic:blipFill>
+                    <a:blip r:embed="rId9"/>
+                    <a:srcRect/>
+                    <a:stretch>
+                      <a:fillRect/>
+                    </a:stretch>
+                  </pic:blipFill>
+                  <pic:spPr bwMode="auto">
+                    <a:xfrm>
+                      <a:off x="0" y="0"/>
+                      <a:ext cx="5274310" cy="1672303"/>
+                    </a:xfrm>
+                    <a:prstGeom prst="rect">
+                      <a:avLst/>
+                    </a:prstGeom>
+                    <a:noFill/>
+                    <a:ln w="9525">
+                      <a:noFill/>
+                      <a:miter lim="800000"/>
+                      <a:headEnd/>
+                      <a:tailEnd/>
+                    </a:ln>
+                  </pic:spPr>
+                </pic:pic>
+              </a:graphicData>
+            </a:graphic>
+          </wp:inline>
+        </w:drawing>
+      </w:r>
+    </w:p>
+    <w:p>
+      <w:pPr>
+        <w:pStyle w:val="ListParagraph"/>
+        <w:ind w:left="360" w:firstLineChars="0" w:firstLine="0"/>
+        <w:jc w:val="center"/>
+        <w:rPr>
+          <w:rFonts w:hint="eastAsia"/>
+        </w:rPr>
+      </w:pPr>
+      <w:r>
+        <w:rPr>
+          <w:rFonts w:hint="eastAsia"/>
+        </w:rPr>
+        <w:t>图</w:t>
+      </w:r>
+      <w:r>
+        <w:rPr>
+          <w:rFonts w:hint="eastAsia"/>
+        </w:rPr>
+        <w:t>3</w:t>
+      </w:r>
+    </w:p>
+    <w:p>
+      <w:pPr>
+        <w:pStyle w:val="ListParagraph"/>
+        <w:numPr>
+          <w:ilvl w:val="0"/>
+          <w:numId w:val="14"/>
+        </w:numPr>
+        <w:ind w:firstLineChars="0"/>
+        <w:rPr>
+          <w:rFonts w:hint="eastAsia"/>
+        </w:rPr>
+      </w:pPr>
+      <w:r>
+        <w:rPr>
+          <w:rFonts w:hint="eastAsia"/>
+        </w:rPr>
+        <w:t>由于在</w:t>
+      </w:r>
+      <w:r>
+        <w:rPr>
+          <w:rFonts w:hint="eastAsia"/>
+        </w:rPr>
+        <w:t>sdb shell help</w:t>
+      </w:r>
+      <w:r>
+        <w:rPr>
+          <w:rFonts w:hint="eastAsia"/>
+        </w:rPr>
+        <w:t>信息中，显示链接信息没有用处，所以需要将其清除。如图</w:t>
+      </w:r>
+      <w:r>
+        <w:rPr>
+          <w:rFonts w:hint="eastAsia"/>
+        </w:rPr>
+        <w:t>4</w:t>
+      </w:r>
+      <w:r>
+        <w:rPr>
+          <w:rFonts w:hint="eastAsia"/>
+        </w:rPr>
+        <w:t>所示。</w:t>
+      </w:r>
+    </w:p>
+    <w:p>
+      <w:pPr>
+        <w:pStyle w:val="ListParagraph"/>
+        <w:ind w:left="360" w:firstLineChars="0" w:firstLine="0"/>
+        <w:rPr>
+          <w:rFonts w:hint="eastAsia"/>
+        </w:rPr>
+      </w:pPr>
+      <w:r>
+        <w:rPr>
+          <w:rFonts w:hint="eastAsia"/>
+          <w:noProof/>
+        </w:rPr>
+        <w:drawing>
+          <wp:inline distT="0" distB="0" distL="0" distR="0">
+            <wp:extent cx="5274310" cy="1785081"/>
+            <wp:effectExtent l="19050" t="0" r="2540" b="0"/>
+            <wp:docPr id="5" name="Picture 19"/>
+            <wp:cNvGraphicFramePr>
+              <a:graphicFrameLocks xmlns:a="http://schemas.openxmlformats.org/drawingml/2006/main" noChangeAspect="1"/>
+            </wp:cNvGraphicFramePr>
+            <a:graphic xmlns:a="http://schemas.openxmlformats.org/drawingml/2006/main">
+              <a:graphicData uri="http://schemas.openxmlformats.org/drawingml/2006/picture">
+                <pic:pic xmlns:pic="http://schemas.openxmlformats.org/drawingml/2006/picture">
+                  <pic:nvPicPr>
+                    <pic:cNvPr id="0" name="Picture 19"/>
+                    <pic:cNvPicPr>
+                      <a:picLocks noChangeAspect="1" noChangeArrowheads="1"/>
+                    </pic:cNvPicPr>
+                  </pic:nvPicPr>
+                  <pic:blipFill>
+                    <a:blip r:embed="rId10"/>
+                    <a:srcRect/>
+                    <a:stretch>
+                      <a:fillRect/>
+                    </a:stretch>
+                  </pic:blipFill>
+                  <pic:spPr bwMode="auto">
+                    <a:xfrm>
+                      <a:off x="0" y="0"/>
+                      <a:ext cx="5274310" cy="1785081"/>
+                    </a:xfrm>
+                    <a:prstGeom prst="rect">
+                      <a:avLst/>
+                    </a:prstGeom>
+                    <a:noFill/>
+                    <a:ln w="9525">
+                      <a:noFill/>
+                      <a:miter lim="800000"/>
+                      <a:headEnd/>
+                      <a:tailEnd/>
+                    </a:ln>
+                  </pic:spPr>
+                </pic:pic>
+              </a:graphicData>
+            </a:graphic>
+          </wp:inline>
+        </w:drawing>
+      </w:r>
+    </w:p>
+    <w:p>
+      <w:pPr>
+        <w:pStyle w:val="ListParagraph"/>
+        <w:ind w:left="360" w:firstLineChars="0" w:firstLine="0"/>
+        <w:jc w:val="center"/>
+        <w:rPr>
+          <w:rFonts w:hint="eastAsia"/>
+        </w:rPr>
+      </w:pPr>
+      <w:r>
+        <w:rPr>
+          <w:rFonts w:hint="eastAsia"/>
+        </w:rPr>
+        <w:t>图</w:t>
+      </w:r>
+      <w:r>
+        <w:rPr>
+          <w:rFonts w:hint="eastAsia"/>
+        </w:rPr>
+        <w:t>4</w:t>
+      </w:r>
+    </w:p>
+    <w:p>
+      <w:pPr>
+        <w:pStyle w:val="ListParagraph"/>
+        <w:numPr>
+          <w:ilvl w:val="0"/>
+          <w:numId w:val="14"/>
+        </w:numPr>
+        <w:ind w:firstLineChars="0"/>
+        <w:rPr>
+          <w:rFonts w:hint="eastAsia"/>
+        </w:rPr>
+      </w:pPr>
+      <w:r>
+        <w:rPr>
+          <w:rFonts w:hint="eastAsia"/>
+        </w:rPr>
+        <w:t>由于经</w:t>
+      </w:r>
+      <w:r>
+        <w:rPr>
+          <w:rFonts w:hint="eastAsia"/>
+        </w:rPr>
+        <w:t>pandoc</w:t>
+      </w:r>
+      <w:r>
+        <w:rPr>
+          <w:rFonts w:hint="eastAsia"/>
+        </w:rPr>
+        <w:t>转换得到的</w:t>
+      </w:r>
+      <w:r>
+        <w:rPr>
+          <w:rFonts w:hint="eastAsia"/>
+        </w:rPr>
+        <w:t>troff</w:t>
+      </w:r>
+      <w:r>
+        <w:rPr>
+          <w:rFonts w:hint="eastAsia"/>
+        </w:rPr>
+        <w:t>文件在显示代码块时，存在过多的缩进，所以，我们要对多于的缩进进行后处理。如图</w:t>
+      </w:r>
+      <w:r>
+        <w:rPr>
+          <w:rFonts w:hint="eastAsia"/>
+        </w:rPr>
+        <w:t>5</w:t>
+      </w:r>
+      <w:r>
+        <w:rPr>
+          <w:rFonts w:hint="eastAsia"/>
+        </w:rPr>
+        <w:t>所示。</w:t>
+      </w:r>
+    </w:p>
+    <w:p>
+      <w:pPr>
+        <w:pStyle w:val="ListParagraph"/>
+        <w:ind w:left="360" w:firstLineChars="0" w:firstLine="0"/>
+        <w:rPr>
+          <w:rFonts w:hint="eastAsia"/>
+        </w:rPr>
+      </w:pPr>
+      <w:r>
+        <w:rPr>
+          <w:rFonts w:hint="eastAsia"/>
+          <w:noProof/>
+        </w:rPr>
+        <w:lastRenderedPageBreak/>
+        <w:drawing>
+          <wp:inline distT="0" distB="0" distL="0" distR="0">
+            <wp:extent cx="5274310" cy="1957021"/>
+            <wp:effectExtent l="19050" t="0" r="2540" b="0"/>
+            <wp:docPr id="9" name="Picture 22"/>
+            <wp:cNvGraphicFramePr>
+              <a:graphicFrameLocks xmlns:a="http://schemas.openxmlformats.org/drawingml/2006/main" noChangeAspect="1"/>
+            </wp:cNvGraphicFramePr>
+            <a:graphic xmlns:a="http://schemas.openxmlformats.org/drawingml/2006/main">
+              <a:graphicData uri="http://schemas.openxmlformats.org/drawingml/2006/picture">
+                <pic:pic xmlns:pic="http://schemas.openxmlformats.org/drawingml/2006/picture">
+                  <pic:nvPicPr>
+                    <pic:cNvPr id="0" name="Picture 22"/>
+                    <pic:cNvPicPr>
+                      <a:picLocks noChangeAspect="1" noChangeArrowheads="1"/>
+                    </pic:cNvPicPr>
+                  </pic:nvPicPr>
+                  <pic:blipFill>
+                    <a:blip r:embed="rId11"/>
+                    <a:srcRect/>
+                    <a:stretch>
+                      <a:fillRect/>
+                    </a:stretch>
+                  </pic:blipFill>
+                  <pic:spPr bwMode="auto">
+                    <a:xfrm>
+                      <a:off x="0" y="0"/>
+                      <a:ext cx="5274310" cy="1957021"/>
+                    </a:xfrm>
+                    <a:prstGeom prst="rect">
+                      <a:avLst/>
+                    </a:prstGeom>
+                    <a:noFill/>
+                    <a:ln w="9525">
+                      <a:noFill/>
+                      <a:miter lim="800000"/>
+                      <a:headEnd/>
+                      <a:tailEnd/>
+                    </a:ln>
+                  </pic:spPr>
+                </pic:pic>
+              </a:graphicData>
+            </a:graphic>
+          </wp:inline>
+        </w:drawing>
+      </w:r>
+    </w:p>
+    <w:p>
+      <w:pPr>
+        <w:pStyle w:val="ListParagraph"/>
+        <w:ind w:left="360" w:firstLineChars="0" w:firstLine="0"/>
+        <w:jc w:val="center"/>
+        <w:rPr>
+          <w:rFonts w:hint="eastAsia"/>
+        </w:rPr>
+      </w:pPr>
+      <w:r>
+        <w:rPr>
+          <w:rFonts w:hint="eastAsia"/>
+        </w:rPr>
+        <w:t>图</w:t>
+      </w:r>
+      <w:r>
+        <w:rPr>
+          <w:rFonts w:hint="eastAsia"/>
+        </w:rPr>
+        <w:t>5</w:t>
+      </w:r>
+    </w:p>
+    <w:p>
+      <w:pPr>
+        <w:rPr>
+          <w:rFonts w:hint="eastAsia"/>
+        </w:rPr>
+      </w:pPr>
+      <w:r>
+        <w:rPr>
+          <w:rFonts w:hint="eastAsia"/>
+        </w:rPr>
+        <w:t>由于通过</w:t>
+      </w:r>
+      <w:r>
+        <w:rPr>
+          <w:rFonts w:hint="eastAsia"/>
+        </w:rPr>
+        <w:t>pandoc</w:t>
+      </w:r>
+      <w:r>
+        <w:rPr>
+          <w:rFonts w:hint="eastAsia"/>
+        </w:rPr>
+        <w:t>直接使用原始的</w:t>
+      </w:r>
+      <w:r>
+        <w:rPr>
+          <w:rFonts w:hint="eastAsia"/>
+        </w:rPr>
+        <w:t>markdown</w:t>
+      </w:r>
+      <w:r>
+        <w:rPr>
+          <w:rFonts w:hint="eastAsia"/>
+        </w:rPr>
+        <w:t>文件，来生成</w:t>
+      </w:r>
+      <w:r>
+        <w:rPr>
+          <w:rFonts w:hint="eastAsia"/>
+        </w:rPr>
+        <w:t>troff</w:t>
+      </w:r>
+      <w:r>
+        <w:rPr>
+          <w:rFonts w:hint="eastAsia"/>
+        </w:rPr>
+        <w:t>文件，在显示效果上，存在以上问题，我们不能直接使用原始的</w:t>
+      </w:r>
+      <w:r>
+        <w:rPr>
+          <w:rFonts w:hint="eastAsia"/>
+        </w:rPr>
+        <w:t>markdown</w:t>
+      </w:r>
+      <w:r>
+        <w:rPr>
+          <w:rFonts w:hint="eastAsia"/>
+        </w:rPr>
+        <w:t>文件。我们需要对原始的</w:t>
+      </w:r>
+      <w:r>
+        <w:rPr>
+          <w:rFonts w:hint="eastAsia"/>
+        </w:rPr>
+        <w:t>markdown</w:t>
+      </w:r>
+      <w:r>
+        <w:rPr>
+          <w:rFonts w:hint="eastAsia"/>
+        </w:rPr>
+        <w:t>文件进行适配，使得最终的显示效果符合我们的要求。</w:t>
+      </w:r>
+      <w:r>
+        <w:rPr>
+          <w:rFonts w:hint="eastAsia"/>
+        </w:rPr>
+        <w:t xml:space="preserve"> </w:t>
+      </w:r>
+    </w:p>
+    <w:p>
+      <w:pPr>
+        <w:pStyle w:val="Heading3"/>
+        <w:rPr>
+          <w:rFonts w:hint="eastAsia"/>
+        </w:rPr>
+      </w:pPr>
+      <w:r>
+        <w:rPr>
+          <w:rFonts w:hint="eastAsia"/>
+        </w:rPr>
+        <w:t>解决办法</w:t>
+      </w:r>
+    </w:p>
+    <w:p>
+      <w:pPr>
+        <w:rPr>
+          <w:rFonts w:hint="eastAsia"/>
+        </w:rPr>
+      </w:pPr>
+      <w:r>
+        <w:rPr>
+          <w:rFonts w:hint="eastAsia"/>
+        </w:rPr>
+        <w:t>我们提供了</w:t>
+      </w:r>
+      <w:r>
+        <w:rPr>
+          <w:rFonts w:hint="eastAsia"/>
+        </w:rPr>
+        <w:t>md2TroffTool.exe</w:t>
+      </w:r>
+      <w:r>
+        <w:rPr>
+          <w:rFonts w:hint="eastAsia"/>
+        </w:rPr>
+        <w:t>工具，可以解决前面描述的问题。</w:t>
+      </w:r>
+      <w:r>
+        <w:rPr>
+          <w:rFonts w:hint="eastAsia"/>
+        </w:rPr>
+        <w:t>md2TroffTool.bat</w:t>
+      </w:r>
+      <w:r>
+        <w:rPr>
+          <w:rFonts w:hint="eastAsia"/>
+        </w:rPr>
+        <w:t>为该工具的一个包装，屏蔽了工具处理问题的细节。修改后，</w:t>
+      </w:r>
+      <w:r>
+        <w:rPr>
+          <w:rFonts w:hint="eastAsia"/>
+        </w:rPr>
+        <w:t>troff</w:t>
+      </w:r>
+      <w:r>
+        <w:rPr>
+          <w:rFonts w:hint="eastAsia"/>
+        </w:rPr>
+        <w:t>文件显示效果如图</w:t>
+      </w:r>
+      <w:r>
+        <w:rPr>
+          <w:rFonts w:hint="eastAsia"/>
+        </w:rPr>
+        <w:t>6</w:t>
+      </w:r>
+      <w:r>
+        <w:rPr>
+          <w:rFonts w:hint="eastAsia"/>
+        </w:rPr>
+        <w:t>所示：</w:t>
+      </w:r>
+    </w:p>
+    <w:p>
+      <w:pPr>
+        <w:rPr>
+          <w:rFonts w:hint="eastAsia"/>
+        </w:rPr>
+      </w:pPr>
+      <w:r>
+        <w:rPr>
+          <w:rFonts w:hint="eastAsia"/>
+          <w:noProof/>
+        </w:rPr>
+        <w:drawing>
+          <wp:inline distT="0" distB="0" distL="0" distR="0">
+            <wp:extent cx="5274310" cy="2966907"/>
+            <wp:effectExtent l="19050" t="0" r="2540" b="0"/>
+            <wp:docPr id="10" name="Picture 25"/>
+            <wp:cNvGraphicFramePr>
+              <a:graphicFrameLocks xmlns:a="http://schemas.openxmlformats.org/drawingml/2006/main" noChangeAspect="1"/>
+            </wp:cNvGraphicFramePr>
+            <a:graphic xmlns:a="http://schemas.openxmlformats.org/drawingml/2006/main">
+              <a:graphicData uri="http://schemas.openxmlformats.org/drawingml/2006/picture">
+                <pic:pic xmlns:pic="http://schemas.openxmlformats.org/drawingml/2006/picture">
+                  <pic:nvPicPr>
+                    <pic:cNvPr id="0" name="Picture 25"/>
+                    <pic:cNvPicPr>
+                      <a:picLocks noChangeAspect="1" noChangeArrowheads="1"/>
+                    </pic:cNvPicPr>
+                  </pic:nvPicPr>
+                  <pic:blipFill>
+                    <a:blip r:embed="rId12"/>
+                    <a:srcRect/>
+                    <a:stretch>
+                      <a:fillRect/>
+                    </a:stretch>
+                  </pic:blipFill>
+                  <pic:spPr bwMode="auto">
+                    <a:xfrm>
+                      <a:off x="0" y="0"/>
+                      <a:ext cx="5274310" cy="2966907"/>
+                    </a:xfrm>
+                    <a:prstGeom prst="rect">
+                      <a:avLst/>
+                    </a:prstGeom>
+                    <a:noFill/>
+                    <a:ln w="9525">
+                      <a:noFill/>
+                      <a:miter lim="800000"/>
+                      <a:headEnd/>
+                      <a:tailEnd/>
+                    </a:ln>
+                  </pic:spPr>
+                </pic:pic>
+              </a:graphicData>
+            </a:graphic>
+          </wp:inline>
+        </w:drawing>
+      </w:r>
+    </w:p>
+    <w:p>
+      <w:pPr>
+        <w:rPr>
+          <w:rFonts w:hint="eastAsia"/>
+        </w:rPr>
+      </w:pPr>
+      <w:r>
+        <w:rPr>
+          <w:rFonts w:hint="eastAsia"/>
+          <w:noProof/>
+        </w:rPr>
+        <w:lastRenderedPageBreak/>
+        <w:drawing>
+          <wp:inline distT="0" distB="0" distL="0" distR="0">
+            <wp:extent cx="5274310" cy="5604691"/>
+            <wp:effectExtent l="19050" t="0" r="2540" b="0"/>
+            <wp:docPr id="11" name="Picture 28"/>
+            <wp:cNvGraphicFramePr>
+              <a:graphicFrameLocks xmlns:a="http://schemas.openxmlformats.org/drawingml/2006/main" noChangeAspect="1"/>
+            </wp:cNvGraphicFramePr>
+            <a:graphic xmlns:a="http://schemas.openxmlformats.org/drawingml/2006/main">
+              <a:graphicData uri="http://schemas.openxmlformats.org/drawingml/2006/picture">
+                <pic:pic xmlns:pic="http://schemas.openxmlformats.org/drawingml/2006/picture">
+                  <pic:nvPicPr>
+                    <pic:cNvPr id="0" name="Picture 28"/>
+                    <pic:cNvPicPr>
+                      <a:picLocks noChangeAspect="1" noChangeArrowheads="1"/>
+                    </pic:cNvPicPr>
+                  </pic:nvPicPr>
+                  <pic:blipFill>
+                    <a:blip r:embed="rId13"/>
+                    <a:srcRect/>
+                    <a:stretch>
+                      <a:fillRect/>
+                    </a:stretch>
+                  </pic:blipFill>
+                  <pic:spPr bwMode="auto">
+                    <a:xfrm>
+                      <a:off x="0" y="0"/>
+                      <a:ext cx="5274310" cy="5604691"/>
+                    </a:xfrm>
+                    <a:prstGeom prst="rect">
+                      <a:avLst/>
+                    </a:prstGeom>
+                    <a:noFill/>
+                    <a:ln w="9525">
+                      <a:noFill/>
+                      <a:miter lim="800000"/>
+                      <a:headEnd/>
+                      <a:tailEnd/>
+                    </a:ln>
+                  </pic:spPr>
+                </pic:pic>
+              </a:graphicData>
+            </a:graphic>
+          </wp:inline>
+        </w:drawing>
+      </w:r>
+    </w:p>
+    <w:p>
+      <w:pPr>
+        <w:jc w:val="center"/>
+        <w:rPr>
+          <w:rFonts w:hint="eastAsia"/>
+        </w:rPr>
+      </w:pPr>
+      <w:r>
+        <w:rPr>
+          <w:rFonts w:hint="eastAsia"/>
+        </w:rPr>
+        <w:t>图</w:t>
+      </w:r>
+      <w:r>
+        <w:rPr>
+          <w:rFonts w:hint="eastAsia"/>
+        </w:rPr>
+        <w:t>6</w:t>
+      </w:r>
+    </w:p>
+    <w:p>
+      <w:pPr>
+        <w:pStyle w:val="Heading3"/>
       </w:pPr>
       <w:r>
         <w:rPr>
@@ -1370,11 +2440,6 @@
       </w:r>
     </w:p>
     <w:p>
-      <w:pPr>
-        <w:rPr>
-          <w:rFonts w:hint="eastAsia"/>
-        </w:rPr>
-      </w:pPr>
       <w:r>
         <w:rPr>
           <w:rFonts w:hint="eastAsia"/>
@@ -1399,7 +2464,7 @@
                     </pic:cNvPicPr>
                   </pic:nvPicPr>
                   <pic:blipFill>
-                    <a:blip r:embed="rId7"/>
+                    <a:blip r:embed="rId14"/>
                     <a:srcRect/>
                     <a:stretch>
                       <a:fillRect/>
@@ -1429,11 +2494,6 @@
       </w:r>
     </w:p>
     <w:p>
-      <w:pPr>
-        <w:rPr>
-          <w:rFonts w:hint="eastAsia"/>
-        </w:rPr>
-      </w:pPr>
       <w:r>
         <w:rPr>
           <w:rFonts w:hint="eastAsia"/>
@@ -1548,9 +2608,6 @@
                 <w:numId w:val="12"/>
               </w:numPr>
               <w:ind w:firstLineChars="0"/>
-              <w:rPr>
-                <w:rFonts w:hint="eastAsia"/>
-              </w:rPr>
             </w:pPr>
             <w:r>
               <w:rPr>
@@ -2108,9 +3165,6 @@
     <w:p>
       <w:pPr>
         <w:pStyle w:val="Heading2"/>
-        <w:rPr>
-          <w:rFonts w:hint="eastAsia"/>
-        </w:rPr>
       </w:pPr>
       <w:r>
         <w:rPr>
@@ -2123,6 +3177,1566 @@
           <w:rFonts w:hint="eastAsia"/>
         </w:rPr>
         <w:t>文件格式</w:t>
+      </w:r>
+    </w:p>
+    <w:p>
+      <w:pPr>
+        <w:pStyle w:val="ListParagraph"/>
+        <w:pBdr>
+          <w:top w:val="single" w:sz="4" w:space="1" w:color="auto"/>
+          <w:left w:val="single" w:sz="4" w:space="4" w:color="auto"/>
+          <w:bottom w:val="single" w:sz="4" w:space="1" w:color="auto"/>
+          <w:right w:val="single" w:sz="4" w:space="4" w:color="auto"/>
+        </w:pBdr>
+        <w:shd w:val="pct15" w:color="auto" w:fill="auto"/>
+        <w:ind w:left="360" w:firstLineChars="0" w:firstLine="0"/>
+      </w:pPr>
+      <w:r>
+        <w:rPr>
+          <w:rFonts w:hint="eastAsia"/>
+        </w:rPr>
+        <w:t>NAME(</w:t>
+      </w:r>
+      <w:r>
+        <w:rPr>
+          <w:rFonts w:hint="eastAsia"/>
+        </w:rPr>
+        <w:t>必填</w:t>
+      </w:r>
+      <w:r>
+        <w:rPr>
+          <w:rFonts w:hint="eastAsia"/>
+        </w:rPr>
+        <w:t>)</w:t>
+      </w:r>
+    </w:p>
+    <w:p>
+      <w:pPr>
+        <w:pStyle w:val="ListParagraph"/>
+        <w:pBdr>
+          <w:top w:val="single" w:sz="4" w:space="1" w:color="auto"/>
+          <w:left w:val="single" w:sz="4" w:space="4" w:color="auto"/>
+          <w:bottom w:val="single" w:sz="4" w:space="1" w:color="auto"/>
+          <w:right w:val="single" w:sz="4" w:space="4" w:color="auto"/>
+        </w:pBdr>
+        <w:shd w:val="pct15" w:color="auto" w:fill="auto"/>
+        <w:ind w:left="360" w:firstLineChars="0" w:firstLine="0"/>
+      </w:pPr>
+      <w:r>
+        <w:rPr>
+          <w:rFonts w:hint="eastAsia"/>
+        </w:rPr>
+        <w:t xml:space="preserve">// </w:t>
+      </w:r>
+      <w:r>
+        <w:rPr>
+          <w:rFonts w:hint="eastAsia"/>
+        </w:rPr>
+        <w:t>简短的命令名称说明。</w:t>
+      </w:r>
+    </w:p>
+    <w:p>
+      <w:pPr>
+        <w:pStyle w:val="ListParagraph"/>
+        <w:pBdr>
+          <w:top w:val="single" w:sz="4" w:space="1" w:color="auto"/>
+          <w:left w:val="single" w:sz="4" w:space="4" w:color="auto"/>
+          <w:bottom w:val="single" w:sz="4" w:space="1" w:color="auto"/>
+          <w:right w:val="single" w:sz="4" w:space="4" w:color="auto"/>
+        </w:pBdr>
+        <w:shd w:val="pct15" w:color="auto" w:fill="auto"/>
+        <w:ind w:left="360" w:firstLineChars="0" w:firstLine="0"/>
+      </w:pPr>
+      <w:r>
+        <w:rPr>
+          <w:rFonts w:hint="eastAsia"/>
+        </w:rPr>
+        <w:t>SYNOPSIS(</w:t>
+      </w:r>
+      <w:r>
+        <w:rPr>
+          <w:rFonts w:hint="eastAsia"/>
+        </w:rPr>
+        <w:t>必填</w:t>
+      </w:r>
+      <w:r>
+        <w:rPr>
+          <w:rFonts w:hint="eastAsia"/>
+        </w:rPr>
+        <w:t>)</w:t>
+      </w:r>
+    </w:p>
+    <w:p>
+      <w:pPr>
+        <w:pStyle w:val="ListParagraph"/>
+        <w:pBdr>
+          <w:top w:val="single" w:sz="4" w:space="1" w:color="auto"/>
+          <w:left w:val="single" w:sz="4" w:space="4" w:color="auto"/>
+          <w:bottom w:val="single" w:sz="4" w:space="1" w:color="auto"/>
+          <w:right w:val="single" w:sz="4" w:space="4" w:color="auto"/>
+        </w:pBdr>
+        <w:shd w:val="pct15" w:color="auto" w:fill="auto"/>
+        <w:ind w:left="360" w:firstLineChars="0" w:firstLine="0"/>
+      </w:pPr>
+      <w:r>
+        <w:rPr>
+          <w:rFonts w:hint="eastAsia"/>
+        </w:rPr>
+        <w:t xml:space="preserve">// </w:t>
+      </w:r>
+      <w:r>
+        <w:rPr>
+          <w:rFonts w:hint="eastAsia"/>
+        </w:rPr>
+        <w:t>简短的命令下达语法（</w:t>
+      </w:r>
+      <w:r>
+        <w:rPr>
+          <w:rFonts w:hint="eastAsia"/>
+        </w:rPr>
+        <w:t>syntax</w:t>
+      </w:r>
+      <w:r>
+        <w:rPr>
+          <w:rFonts w:hint="eastAsia"/>
+        </w:rPr>
+        <w:t>）简介。</w:t>
+      </w:r>
+    </w:p>
+    <w:p>
+      <w:pPr>
+        <w:pStyle w:val="ListParagraph"/>
+        <w:pBdr>
+          <w:top w:val="single" w:sz="4" w:space="1" w:color="auto"/>
+          <w:left w:val="single" w:sz="4" w:space="4" w:color="auto"/>
+          <w:bottom w:val="single" w:sz="4" w:space="1" w:color="auto"/>
+          <w:right w:val="single" w:sz="4" w:space="4" w:color="auto"/>
+        </w:pBdr>
+        <w:shd w:val="pct15" w:color="auto" w:fill="auto"/>
+        <w:ind w:left="360" w:firstLineChars="0" w:firstLine="0"/>
+      </w:pPr>
+      <w:r>
+        <w:rPr>
+          <w:rFonts w:hint="eastAsia"/>
+        </w:rPr>
+        <w:t>CATEGORY(</w:t>
+      </w:r>
+      <w:r>
+        <w:rPr>
+          <w:rFonts w:hint="eastAsia"/>
+        </w:rPr>
+        <w:t>必填</w:t>
+      </w:r>
+      <w:r>
+        <w:rPr>
+          <w:rFonts w:hint="eastAsia"/>
+        </w:rPr>
+        <w:t>)</w:t>
+      </w:r>
+    </w:p>
+    <w:p>
+      <w:pPr>
+        <w:pStyle w:val="ListParagraph"/>
+        <w:pBdr>
+          <w:top w:val="single" w:sz="4" w:space="1" w:color="auto"/>
+          <w:left w:val="single" w:sz="4" w:space="4" w:color="auto"/>
+          <w:bottom w:val="single" w:sz="4" w:space="1" w:color="auto"/>
+          <w:right w:val="single" w:sz="4" w:space="4" w:color="auto"/>
+        </w:pBdr>
+        <w:shd w:val="pct15" w:color="auto" w:fill="auto"/>
+        <w:ind w:left="360" w:firstLineChars="0" w:firstLine="0"/>
+      </w:pPr>
+      <w:r>
+        <w:rPr>
+          <w:rFonts w:hint="eastAsia"/>
+        </w:rPr>
+        <w:t xml:space="preserve">// </w:t>
+      </w:r>
+      <w:r>
+        <w:rPr>
+          <w:rFonts w:hint="eastAsia"/>
+        </w:rPr>
+        <w:t>命令所从属的类别。</w:t>
+      </w:r>
+    </w:p>
+    <w:p>
+      <w:pPr>
+        <w:pStyle w:val="ListParagraph"/>
+        <w:pBdr>
+          <w:top w:val="single" w:sz="4" w:space="1" w:color="auto"/>
+          <w:left w:val="single" w:sz="4" w:space="4" w:color="auto"/>
+          <w:bottom w:val="single" w:sz="4" w:space="1" w:color="auto"/>
+          <w:right w:val="single" w:sz="4" w:space="4" w:color="auto"/>
+        </w:pBdr>
+        <w:shd w:val="pct15" w:color="auto" w:fill="auto"/>
+        <w:ind w:left="360" w:firstLineChars="0" w:firstLine="0"/>
+      </w:pPr>
+      <w:r>
+        <w:rPr>
+          <w:rFonts w:hint="eastAsia"/>
+        </w:rPr>
+        <w:t>DESCRIPTION(</w:t>
+      </w:r>
+      <w:r>
+        <w:rPr>
+          <w:rFonts w:hint="eastAsia"/>
+        </w:rPr>
+        <w:t>必填</w:t>
+      </w:r>
+      <w:r>
+        <w:rPr>
+          <w:rFonts w:hint="eastAsia"/>
+        </w:rPr>
+        <w:t>)</w:t>
+      </w:r>
+    </w:p>
+    <w:p>
+      <w:pPr>
+        <w:pStyle w:val="ListParagraph"/>
+        <w:pBdr>
+          <w:top w:val="single" w:sz="4" w:space="1" w:color="auto"/>
+          <w:left w:val="single" w:sz="4" w:space="4" w:color="auto"/>
+          <w:bottom w:val="single" w:sz="4" w:space="1" w:color="auto"/>
+          <w:right w:val="single" w:sz="4" w:space="4" w:color="auto"/>
+        </w:pBdr>
+        <w:shd w:val="pct15" w:color="auto" w:fill="auto"/>
+        <w:ind w:left="360" w:firstLineChars="0" w:firstLine="0"/>
+      </w:pPr>
+      <w:r>
+        <w:rPr>
+          <w:rFonts w:hint="eastAsia"/>
+        </w:rPr>
+        <w:t xml:space="preserve">// </w:t>
+      </w:r>
+      <w:r>
+        <w:rPr>
+          <w:rFonts w:hint="eastAsia"/>
+        </w:rPr>
+        <w:t>较为完整的说明，这部分最好详细说明。</w:t>
+      </w:r>
+    </w:p>
+    <w:p>
+      <w:pPr>
+        <w:pStyle w:val="ListParagraph"/>
+        <w:pBdr>
+          <w:top w:val="single" w:sz="4" w:space="1" w:color="auto"/>
+          <w:left w:val="single" w:sz="4" w:space="4" w:color="auto"/>
+          <w:bottom w:val="single" w:sz="4" w:space="1" w:color="auto"/>
+          <w:right w:val="single" w:sz="4" w:space="4" w:color="auto"/>
+        </w:pBdr>
+        <w:shd w:val="pct15" w:color="auto" w:fill="auto"/>
+        <w:ind w:left="360" w:firstLineChars="0" w:firstLine="0"/>
+      </w:pPr>
+      <w:r>
+        <w:t>PARAMETERS</w:t>
+      </w:r>
+    </w:p>
+    <w:p>
+      <w:pPr>
+        <w:pStyle w:val="ListParagraph"/>
+        <w:pBdr>
+          <w:top w:val="single" w:sz="4" w:space="1" w:color="auto"/>
+          <w:left w:val="single" w:sz="4" w:space="4" w:color="auto"/>
+          <w:bottom w:val="single" w:sz="4" w:space="1" w:color="auto"/>
+          <w:right w:val="single" w:sz="4" w:space="4" w:color="auto"/>
+        </w:pBdr>
+        <w:shd w:val="pct15" w:color="auto" w:fill="auto"/>
+        <w:ind w:left="360" w:firstLineChars="0" w:firstLine="0"/>
+      </w:pPr>
+      <w:r>
+        <w:rPr>
+          <w:rFonts w:hint="eastAsia"/>
+        </w:rPr>
+        <w:t xml:space="preserve">// </w:t>
+      </w:r>
+      <w:r>
+        <w:rPr>
+          <w:rFonts w:hint="eastAsia"/>
+        </w:rPr>
+        <w:t>针对</w:t>
+      </w:r>
+      <w:r>
+        <w:rPr>
+          <w:rFonts w:hint="eastAsia"/>
+        </w:rPr>
+        <w:t>SYNOPSIS</w:t>
+      </w:r>
+      <w:r>
+        <w:rPr>
+          <w:rFonts w:hint="eastAsia"/>
+        </w:rPr>
+        <w:t>部分，</w:t>
+      </w:r>
+      <w:r>
+        <w:rPr>
+          <w:rFonts w:hint="eastAsia"/>
+        </w:rPr>
+        <w:t>使用到的参数进行详细的说明</w:t>
+      </w:r>
+      <w:r>
+        <w:rPr>
+          <w:rFonts w:hint="eastAsia"/>
+        </w:rPr>
+        <w:t>。</w:t>
+      </w:r>
+    </w:p>
+    <w:p>
+      <w:pPr>
+        <w:pStyle w:val="ListParagraph"/>
+        <w:pBdr>
+          <w:top w:val="single" w:sz="4" w:space="1" w:color="auto"/>
+          <w:left w:val="single" w:sz="4" w:space="4" w:color="auto"/>
+          <w:bottom w:val="single" w:sz="4" w:space="1" w:color="auto"/>
+          <w:right w:val="single" w:sz="4" w:space="4" w:color="auto"/>
+        </w:pBdr>
+        <w:shd w:val="pct15" w:color="auto" w:fill="auto"/>
+        <w:ind w:left="360" w:firstLineChars="0" w:firstLine="0"/>
+      </w:pPr>
+      <w:r>
+        <w:rPr>
+          <w:rFonts w:hint="eastAsia"/>
+        </w:rPr>
+        <w:t>RETURN VALUE</w:t>
+      </w:r>
+    </w:p>
+    <w:p>
+      <w:pPr>
+        <w:pStyle w:val="ListParagraph"/>
+        <w:pBdr>
+          <w:top w:val="single" w:sz="4" w:space="1" w:color="auto"/>
+          <w:left w:val="single" w:sz="4" w:space="4" w:color="auto"/>
+          <w:bottom w:val="single" w:sz="4" w:space="1" w:color="auto"/>
+          <w:right w:val="single" w:sz="4" w:space="4" w:color="auto"/>
+        </w:pBdr>
+        <w:shd w:val="pct15" w:color="auto" w:fill="auto"/>
+        <w:ind w:left="360" w:firstLineChars="0" w:firstLine="0"/>
+      </w:pPr>
+      <w:r>
+        <w:rPr>
+          <w:rFonts w:hint="eastAsia"/>
+        </w:rPr>
+        <w:t xml:space="preserve">// </w:t>
+      </w:r>
+      <w:r>
+        <w:rPr>
+          <w:rFonts w:hint="eastAsia"/>
+        </w:rPr>
+        <w:t>命令返回值或对象。</w:t>
+      </w:r>
+    </w:p>
+    <w:p>
+      <w:pPr>
+        <w:pStyle w:val="ListParagraph"/>
+        <w:pBdr>
+          <w:top w:val="single" w:sz="4" w:space="1" w:color="auto"/>
+          <w:left w:val="single" w:sz="4" w:space="4" w:color="auto"/>
+          <w:bottom w:val="single" w:sz="4" w:space="1" w:color="auto"/>
+          <w:right w:val="single" w:sz="4" w:space="4" w:color="auto"/>
+        </w:pBdr>
+        <w:shd w:val="pct15" w:color="auto" w:fill="auto"/>
+        <w:ind w:left="360" w:firstLineChars="0" w:firstLine="0"/>
+      </w:pPr>
+      <w:r>
+        <w:rPr>
+          <w:rFonts w:hint="eastAsia"/>
+        </w:rPr>
+        <w:t>ERRORS</w:t>
+      </w:r>
+    </w:p>
+    <w:p>
+      <w:pPr>
+        <w:pStyle w:val="ListParagraph"/>
+        <w:pBdr>
+          <w:top w:val="single" w:sz="4" w:space="1" w:color="auto"/>
+          <w:left w:val="single" w:sz="4" w:space="4" w:color="auto"/>
+          <w:bottom w:val="single" w:sz="4" w:space="1" w:color="auto"/>
+          <w:right w:val="single" w:sz="4" w:space="4" w:color="auto"/>
+        </w:pBdr>
+        <w:shd w:val="pct15" w:color="auto" w:fill="auto"/>
+        <w:ind w:left="360" w:firstLineChars="0" w:firstLine="0"/>
+      </w:pPr>
+      <w:r>
+        <w:rPr>
+          <w:rFonts w:hint="eastAsia"/>
+        </w:rPr>
+        <w:t xml:space="preserve">// </w:t>
+      </w:r>
+      <w:r>
+        <w:rPr>
+          <w:rFonts w:hint="eastAsia"/>
+        </w:rPr>
+        <w:t>运行命令可能出现的错误。</w:t>
+      </w:r>
+    </w:p>
+    <w:p>
+      <w:pPr>
+        <w:pStyle w:val="ListParagraph"/>
+        <w:pBdr>
+          <w:top w:val="single" w:sz="4" w:space="1" w:color="auto"/>
+          <w:left w:val="single" w:sz="4" w:space="4" w:color="auto"/>
+          <w:bottom w:val="single" w:sz="4" w:space="1" w:color="auto"/>
+          <w:right w:val="single" w:sz="4" w:space="4" w:color="auto"/>
+        </w:pBdr>
+        <w:shd w:val="pct15" w:color="auto" w:fill="auto"/>
+        <w:ind w:left="360" w:firstLineChars="0" w:firstLine="0"/>
+      </w:pPr>
+      <w:r>
+        <w:t>HISTORY</w:t>
+      </w:r>
+      <w:r>
+        <w:rPr>
+          <w:rFonts w:hint="eastAsia"/>
+        </w:rPr>
+        <w:t xml:space="preserve"> </w:t>
+      </w:r>
+      <w:r>
+        <w:rPr>
+          <w:rFonts w:hint="eastAsia"/>
+        </w:rPr>
+        <w:t>(</w:t>
+      </w:r>
+      <w:r>
+        <w:rPr>
+          <w:rFonts w:hint="eastAsia"/>
+        </w:rPr>
+        <w:t>尽量必填</w:t>
+      </w:r>
+      <w:r>
+        <w:rPr>
+          <w:rFonts w:hint="eastAsia"/>
+        </w:rPr>
+        <w:t>)</w:t>
+      </w:r>
+    </w:p>
+    <w:p>
+      <w:pPr>
+        <w:pStyle w:val="ListParagraph"/>
+        <w:pBdr>
+          <w:top w:val="single" w:sz="4" w:space="1" w:color="auto"/>
+          <w:left w:val="single" w:sz="4" w:space="4" w:color="auto"/>
+          <w:bottom w:val="single" w:sz="4" w:space="1" w:color="auto"/>
+          <w:right w:val="single" w:sz="4" w:space="4" w:color="auto"/>
+        </w:pBdr>
+        <w:shd w:val="pct15" w:color="auto" w:fill="auto"/>
+        <w:ind w:left="360" w:firstLineChars="0" w:firstLine="0"/>
+      </w:pPr>
+      <w:r>
+        <w:rPr>
+          <w:rFonts w:hint="eastAsia"/>
+        </w:rPr>
+        <w:t xml:space="preserve">// </w:t>
+      </w:r>
+      <w:r>
+        <w:rPr>
+          <w:rFonts w:hint="eastAsia"/>
+        </w:rPr>
+        <w:t>说明函数从哪个版本开始支持，或从哪个版本开始废弃。</w:t>
+      </w:r>
+    </w:p>
+    <w:p>
+      <w:pPr>
+        <w:pStyle w:val="ListParagraph"/>
+        <w:pBdr>
+          <w:top w:val="single" w:sz="4" w:space="1" w:color="auto"/>
+          <w:left w:val="single" w:sz="4" w:space="4" w:color="auto"/>
+          <w:bottom w:val="single" w:sz="4" w:space="1" w:color="auto"/>
+          <w:right w:val="single" w:sz="4" w:space="4" w:color="auto"/>
+        </w:pBdr>
+        <w:shd w:val="pct15" w:color="auto" w:fill="auto"/>
+        <w:ind w:left="360" w:firstLineChars="0" w:firstLine="0"/>
+      </w:pPr>
+      <w:r>
+        <w:rPr>
+          <w:rFonts w:hint="eastAsia"/>
+        </w:rPr>
+        <w:t>EXAMPLES(</w:t>
+      </w:r>
+      <w:r>
+        <w:rPr>
+          <w:rFonts w:hint="eastAsia"/>
+        </w:rPr>
+        <w:t>尽量必填</w:t>
+      </w:r>
+      <w:r>
+        <w:rPr>
+          <w:rFonts w:hint="eastAsia"/>
+        </w:rPr>
+        <w:t>)</w:t>
+      </w:r>
+    </w:p>
+    <w:p>
+      <w:pPr>
+        <w:pStyle w:val="ListParagraph"/>
+        <w:pBdr>
+          <w:top w:val="single" w:sz="4" w:space="1" w:color="auto"/>
+          <w:left w:val="single" w:sz="4" w:space="4" w:color="auto"/>
+          <w:bottom w:val="single" w:sz="4" w:space="1" w:color="auto"/>
+          <w:right w:val="single" w:sz="4" w:space="4" w:color="auto"/>
+        </w:pBdr>
+        <w:shd w:val="pct15" w:color="auto" w:fill="auto"/>
+        <w:ind w:left="360" w:firstLineChars="0" w:firstLine="0"/>
+      </w:pPr>
+      <w:r>
+        <w:rPr>
+          <w:rFonts w:hint="eastAsia"/>
+        </w:rPr>
+        <w:t xml:space="preserve">// </w:t>
+      </w:r>
+      <w:r>
+        <w:rPr>
+          <w:rFonts w:hint="eastAsia"/>
+        </w:rPr>
+        <w:t>可以参考的范例。</w:t>
+      </w:r>
+    </w:p>
+    <w:p>
+      <w:pPr>
+        <w:pStyle w:val="ListParagraph"/>
+        <w:pBdr>
+          <w:top w:val="single" w:sz="4" w:space="1" w:color="auto"/>
+          <w:left w:val="single" w:sz="4" w:space="4" w:color="auto"/>
+          <w:bottom w:val="single" w:sz="4" w:space="1" w:color="auto"/>
+          <w:right w:val="single" w:sz="4" w:space="4" w:color="auto"/>
+        </w:pBdr>
+        <w:shd w:val="pct15" w:color="auto" w:fill="auto"/>
+        <w:ind w:left="360" w:firstLineChars="0" w:firstLine="0"/>
+        <w:jc w:val="left"/>
+      </w:pPr>
+      <w:r>
+        <w:rPr>
+          <w:rFonts w:hint="eastAsia"/>
+        </w:rPr>
+        <w:t>SEE ALSO</w:t>
+      </w:r>
+    </w:p>
+    <w:p>
+      <w:pPr>
+        <w:pStyle w:val="ListParagraph"/>
+        <w:pBdr>
+          <w:top w:val="single" w:sz="4" w:space="1" w:color="auto"/>
+          <w:left w:val="single" w:sz="4" w:space="4" w:color="auto"/>
+          <w:bottom w:val="single" w:sz="4" w:space="1" w:color="auto"/>
+          <w:right w:val="single" w:sz="4" w:space="4" w:color="auto"/>
+        </w:pBdr>
+        <w:shd w:val="pct15" w:color="auto" w:fill="auto"/>
+        <w:ind w:left="360" w:firstLineChars="0" w:firstLine="0"/>
+      </w:pPr>
+      <w:r>
+        <w:rPr>
+          <w:rFonts w:hint="eastAsia"/>
+        </w:rPr>
+        <w:t xml:space="preserve">// </w:t>
+      </w:r>
+      <w:r>
+        <w:rPr>
+          <w:rFonts w:hint="eastAsia"/>
+        </w:rPr>
+        <w:t>可以参考的，跟当前命令有关的其它说明。</w:t>
+      </w:r>
+    </w:p>
+    <w:p>
+      <w:r>
+        <w:rPr>
+          <w:rFonts w:hint="eastAsia"/>
+        </w:rPr>
+        <w:t>例子：</w:t>
+      </w:r>
+    </w:p>
+    <w:p>
+      <w:r>
+        <w:t>E:\sequoiadb\doc\src\document\reference\Sequoiadb_command\SdbCS</w:t>
+      </w:r>
+      <w:r>
+        <w:rPr>
+          <w:rFonts w:hint="eastAsia"/>
+        </w:rPr>
+        <w:t>\createCL.md</w:t>
+      </w:r>
+    </w:p>
+    <w:p>
+      <w:r>
+        <w:t>E:\sequoiadb\doc\src\document\reference\Sequoiadb_command\SdbCS</w:t>
+      </w:r>
+      <w:r>
+        <w:rPr>
+          <w:rFonts w:hint="eastAsia"/>
+        </w:rPr>
+        <w:t>\createCL_en.md</w:t>
+      </w:r>
+    </w:p>
+    <w:p>
+      <w:pPr>
+        <w:pStyle w:val="Heading2"/>
+      </w:pPr>
+      <w:r>
+        <w:rPr>
+          <w:rFonts w:hint="eastAsia"/>
+        </w:rPr>
+        <w:t>markdown</w:t>
+      </w:r>
+      <w:r>
+        <w:rPr>
+          <w:rFonts w:hint="eastAsia"/>
+        </w:rPr>
+        <w:t>转</w:t>
+      </w:r>
+      <w:r>
+        <w:rPr>
+          <w:rFonts w:hint="eastAsia"/>
+        </w:rPr>
+        <w:t>troff</w:t>
+      </w:r>
+      <w:r>
+        <w:rPr>
+          <w:rFonts w:hint="eastAsia"/>
+        </w:rPr>
+        <w:t>类型支持情况</w:t>
+      </w:r>
+    </w:p>
+    <w:tbl>
+      <w:tblPr>
+        <w:tblStyle w:val="TableGrid"/>
+        <w:tblW w:w="0" w:type="auto"/>
+        <w:tblInd w:w="420" w:type="dxa"/>
+        <w:tblLook w:val="04A0"/>
+      </w:tblPr>
+      <w:tblGrid>
+        <w:gridCol w:w="787"/>
+        <w:gridCol w:w="987"/>
+        <w:gridCol w:w="1262"/>
+        <w:gridCol w:w="4869"/>
+      </w:tblGrid>
+      <w:tr>
+        <w:tc>
+          <w:tcPr>
+            <w:tcW w:w="787" w:type="dxa"/>
+          </w:tcPr>
+          <w:p>
+            <w:pPr>
+              <w:ind w:left="0"/>
+              <w:jc w:val="left"/>
+            </w:pPr>
+            <w:r>
+              <w:rPr>
+                <w:rFonts w:hint="eastAsia"/>
+              </w:rPr>
+              <w:t>序号</w:t>
+            </w:r>
+          </w:p>
+        </w:tc>
+        <w:tc>
+          <w:tcPr>
+            <w:tcW w:w="987" w:type="dxa"/>
+          </w:tcPr>
+          <w:p>
+            <w:pPr>
+              <w:ind w:left="0"/>
+            </w:pPr>
+            <w:r>
+              <w:rPr>
+                <w:rFonts w:hint="eastAsia"/>
+              </w:rPr>
+              <w:t>类型</w:t>
+            </w:r>
+          </w:p>
+        </w:tc>
+        <w:tc>
+          <w:tcPr>
+            <w:tcW w:w="1262" w:type="dxa"/>
+          </w:tcPr>
+          <w:p>
+            <w:pPr>
+              <w:ind w:left="0"/>
+            </w:pPr>
+            <w:r>
+              <w:rPr>
+                <w:rFonts w:hint="eastAsia"/>
+              </w:rPr>
+              <w:t>支持情况</w:t>
+            </w:r>
+          </w:p>
+        </w:tc>
+        <w:tc>
+          <w:tcPr>
+            <w:tcW w:w="4869" w:type="dxa"/>
+          </w:tcPr>
+          <w:p>
+            <w:pPr>
+              <w:ind w:left="0"/>
+            </w:pPr>
+            <w:r>
+              <w:rPr>
+                <w:rFonts w:hint="eastAsia"/>
+              </w:rPr>
+              <w:t>备注</w:t>
+            </w:r>
+          </w:p>
+        </w:tc>
+      </w:tr>
+      <w:tr>
+        <w:tc>
+          <w:tcPr>
+            <w:tcW w:w="787" w:type="dxa"/>
+          </w:tcPr>
+          <w:p>
+            <w:pPr>
+              <w:ind w:left="0"/>
+            </w:pPr>
+            <w:r>
+              <w:rPr>
+                <w:rFonts w:hint="eastAsia"/>
+              </w:rPr>
+              <w:t>1</w:t>
+            </w:r>
+          </w:p>
+        </w:tc>
+        <w:tc>
+          <w:tcPr>
+            <w:tcW w:w="987" w:type="dxa"/>
+          </w:tcPr>
+          <w:p>
+            <w:pPr>
+              <w:ind w:left="0"/>
+            </w:pPr>
+            <w:r>
+              <w:rPr>
+                <w:rFonts w:hint="eastAsia"/>
+              </w:rPr>
+              <w:t>标题</w:t>
+            </w:r>
+          </w:p>
+        </w:tc>
+        <w:tc>
+          <w:tcPr>
+            <w:tcW w:w="1262" w:type="dxa"/>
+          </w:tcPr>
+          <w:p>
+            <w:pPr>
+              <w:ind w:left="0"/>
+            </w:pPr>
+            <w:r>
+              <w:rPr>
+                <w:rFonts w:hint="eastAsia"/>
+              </w:rPr>
+              <w:t>Y</w:t>
+            </w:r>
+          </w:p>
+        </w:tc>
+        <w:tc>
+          <w:tcPr>
+            <w:tcW w:w="4869" w:type="dxa"/>
+          </w:tcPr>
+          <w:p>
+            <w:pPr>
+              <w:ind w:left="0"/>
+            </w:pPr>
+            <w:r>
+              <w:rPr>
+                <w:rFonts w:hint="eastAsia"/>
+              </w:rPr>
+              <w:t>但</w:t>
+            </w:r>
+            <w:r>
+              <w:rPr>
+                <w:rFonts w:hint="eastAsia"/>
+              </w:rPr>
+              <w:t>md2TroffTool.exe</w:t>
+            </w:r>
+            <w:r>
+              <w:rPr>
+                <w:rFonts w:hint="eastAsia"/>
+              </w:rPr>
+              <w:t>工具会调整标题层级。如：将二级标题转为一级标题，将三级标题转为二级标题，以此类推。原</w:t>
+            </w:r>
+            <w:r>
+              <w:rPr>
+                <w:rFonts w:hint="eastAsia"/>
+              </w:rPr>
+              <w:t>markdown</w:t>
+            </w:r>
+            <w:r>
+              <w:rPr>
+                <w:rFonts w:hint="eastAsia"/>
+              </w:rPr>
+              <w:t>文件支持最多</w:t>
+            </w:r>
+            <w:r>
+              <w:rPr>
+                <w:rFonts w:hint="eastAsia"/>
+              </w:rPr>
+              <w:t>6</w:t>
+            </w:r>
+            <w:r>
+              <w:rPr>
+                <w:rFonts w:hint="eastAsia"/>
+              </w:rPr>
+              <w:t>级标题。</w:t>
+            </w:r>
+          </w:p>
+        </w:tc>
+      </w:tr>
+      <w:tr>
+        <w:tc>
+          <w:tcPr>
+            <w:tcW w:w="787" w:type="dxa"/>
+          </w:tcPr>
+          <w:p>
+            <w:pPr>
+              <w:ind w:left="0"/>
+            </w:pPr>
+            <w:r>
+              <w:rPr>
+                <w:rFonts w:hint="eastAsia"/>
+              </w:rPr>
+              <w:t>2</w:t>
+            </w:r>
+          </w:p>
+        </w:tc>
+        <w:tc>
+          <w:tcPr>
+            <w:tcW w:w="987" w:type="dxa"/>
+          </w:tcPr>
+          <w:p>
+            <w:pPr>
+              <w:ind w:left="0"/>
+            </w:pPr>
+            <w:r>
+              <w:rPr>
+                <w:rFonts w:hint="eastAsia"/>
+              </w:rPr>
+              <w:t>区块引用</w:t>
+            </w:r>
+          </w:p>
+        </w:tc>
+        <w:tc>
+          <w:tcPr>
+            <w:tcW w:w="1262" w:type="dxa"/>
+          </w:tcPr>
+          <w:p>
+            <w:pPr>
+              <w:ind w:left="0"/>
+            </w:pPr>
+            <w:r>
+              <w:rPr>
+                <w:rFonts w:hint="eastAsia"/>
+              </w:rPr>
+              <w:t>Y</w:t>
+            </w:r>
+          </w:p>
+        </w:tc>
+        <w:tc>
+          <w:tcPr>
+            <w:tcW w:w="4869" w:type="dxa"/>
+          </w:tcPr>
+          <w:p>
+            <w:pPr>
+              <w:ind w:left="0"/>
+              <w:rPr>
+                <w:color w:val="FF0000"/>
+              </w:rPr>
+            </w:pPr>
+            <w:r>
+              <w:rPr>
+                <w:rFonts w:hint="eastAsia"/>
+                <w:color w:val="FF0000"/>
+              </w:rPr>
+              <w:t>样式需调整才能与预期的一致。</w:t>
+            </w:r>
+          </w:p>
+        </w:tc>
+      </w:tr>
+      <w:tr>
+        <w:tc>
+          <w:tcPr>
+            <w:tcW w:w="787" w:type="dxa"/>
+          </w:tcPr>
+          <w:p>
+            <w:pPr>
+              <w:ind w:left="0"/>
+              <w:rPr>
+                <w:color w:val="FF0000"/>
+              </w:rPr>
+            </w:pPr>
+            <w:r>
+              <w:rPr>
+                <w:rFonts w:hint="eastAsia"/>
+                <w:color w:val="FF0000"/>
+              </w:rPr>
+              <w:t>3</w:t>
+            </w:r>
+          </w:p>
+        </w:tc>
+        <w:tc>
+          <w:tcPr>
+            <w:tcW w:w="987" w:type="dxa"/>
+          </w:tcPr>
+          <w:p>
+            <w:pPr>
+              <w:ind w:left="0"/>
+              <w:rPr>
+                <w:color w:val="FF0000"/>
+              </w:rPr>
+            </w:pPr>
+            <w:r>
+              <w:rPr>
+                <w:rFonts w:hint="eastAsia"/>
+                <w:color w:val="FF0000"/>
+              </w:rPr>
+              <w:t>列表</w:t>
+            </w:r>
+          </w:p>
+        </w:tc>
+        <w:tc>
+          <w:tcPr>
+            <w:tcW w:w="1262" w:type="dxa"/>
+          </w:tcPr>
+          <w:p>
+            <w:pPr>
+              <w:ind w:left="0"/>
+              <w:rPr>
+                <w:color w:val="FF0000"/>
+              </w:rPr>
+            </w:pPr>
+            <w:r>
+              <w:rPr>
+                <w:rFonts w:hint="eastAsia"/>
+                <w:color w:val="FF0000"/>
+              </w:rPr>
+              <w:t>Y</w:t>
+            </w:r>
+          </w:p>
+        </w:tc>
+        <w:tc>
+          <w:tcPr>
+            <w:tcW w:w="4869" w:type="dxa"/>
+          </w:tcPr>
+          <w:p>
+            <w:pPr>
+              <w:ind w:left="0"/>
+              <w:rPr>
+                <w:color w:val="FF0000"/>
+              </w:rPr>
+            </w:pPr>
+            <w:r>
+              <w:rPr>
+                <w:rFonts w:hint="eastAsia"/>
+                <w:color w:val="FF0000"/>
+              </w:rPr>
+              <w:t>嵌套</w:t>
+            </w:r>
+            <w:r>
+              <w:rPr>
+                <w:rFonts w:hint="eastAsia"/>
+                <w:color w:val="FF0000"/>
+              </w:rPr>
+              <w:t>列表需按照“</w:t>
+            </w:r>
+            <w:r>
+              <w:rPr>
+                <w:rFonts w:hint="eastAsia"/>
+                <w:color w:val="FF0000"/>
+              </w:rPr>
+              <w:t>markdown</w:t>
+            </w:r>
+            <w:r>
+              <w:rPr>
+                <w:rFonts w:hint="eastAsia"/>
+                <w:color w:val="FF0000"/>
+              </w:rPr>
+              <w:t>语法注意”一节介绍</w:t>
+            </w:r>
+            <w:r>
+              <w:rPr>
+                <w:rFonts w:hint="eastAsia"/>
+                <w:color w:val="FF0000"/>
+              </w:rPr>
+              <w:t>的</w:t>
+            </w:r>
+            <w:r>
+              <w:rPr>
+                <w:rFonts w:hint="eastAsia"/>
+                <w:color w:val="FF0000"/>
+              </w:rPr>
+              <w:t>情况编写，才能</w:t>
+            </w:r>
+            <w:r>
+              <w:rPr>
+                <w:rFonts w:hint="eastAsia"/>
+                <w:color w:val="FF0000"/>
+              </w:rPr>
+              <w:t>完美支持。</w:t>
+            </w:r>
+          </w:p>
+        </w:tc>
+      </w:tr>
+      <w:tr>
+        <w:tc>
+          <w:tcPr>
+            <w:tcW w:w="787" w:type="dxa"/>
+          </w:tcPr>
+          <w:p>
+            <w:pPr>
+              <w:ind w:left="0"/>
+            </w:pPr>
+            <w:r>
+              <w:rPr>
+                <w:rFonts w:hint="eastAsia"/>
+              </w:rPr>
+              <w:t>4</w:t>
+            </w:r>
+          </w:p>
+        </w:tc>
+        <w:tc>
+          <w:tcPr>
+            <w:tcW w:w="987" w:type="dxa"/>
+          </w:tcPr>
+          <w:p>
+            <w:pPr>
+              <w:ind w:left="0"/>
+            </w:pPr>
+            <w:r>
+              <w:rPr>
+                <w:rFonts w:hint="eastAsia"/>
+              </w:rPr>
+              <w:t>图片</w:t>
+            </w:r>
+          </w:p>
+        </w:tc>
+        <w:tc>
+          <w:tcPr>
+            <w:tcW w:w="1262" w:type="dxa"/>
+          </w:tcPr>
+          <w:p>
+            <w:pPr>
+              <w:ind w:left="0"/>
+            </w:pPr>
+            <w:r>
+              <w:rPr>
+                <w:rFonts w:hint="eastAsia"/>
+              </w:rPr>
+              <w:t>N</w:t>
+            </w:r>
+          </w:p>
+        </w:tc>
+        <w:tc>
+          <w:tcPr>
+            <w:tcW w:w="4869" w:type="dxa"/>
+          </w:tcPr>
+          <w:p>
+            <w:pPr>
+              <w:ind w:left="0"/>
+            </w:pPr>
+            <w:r>
+              <w:rPr>
+                <w:rFonts w:hint="eastAsia"/>
+              </w:rPr>
+              <w:t>可过滤。</w:t>
+            </w:r>
+          </w:p>
+        </w:tc>
+      </w:tr>
+      <w:tr>
+        <w:tc>
+          <w:tcPr>
+            <w:tcW w:w="787" w:type="dxa"/>
+          </w:tcPr>
+          <w:p>
+            <w:pPr>
+              <w:ind w:left="0"/>
+            </w:pPr>
+            <w:r>
+              <w:rPr>
+                <w:rFonts w:hint="eastAsia"/>
+              </w:rPr>
+              <w:t>5</w:t>
+            </w:r>
+          </w:p>
+        </w:tc>
+        <w:tc>
+          <w:tcPr>
+            <w:tcW w:w="987" w:type="dxa"/>
+          </w:tcPr>
+          <w:p>
+            <w:pPr>
+              <w:ind w:left="0"/>
+            </w:pPr>
+            <w:r>
+              <w:rPr>
+                <w:rFonts w:hint="eastAsia"/>
+              </w:rPr>
+              <w:t>文本换行</w:t>
+            </w:r>
+          </w:p>
+        </w:tc>
+        <w:tc>
+          <w:tcPr>
+            <w:tcW w:w="1262" w:type="dxa"/>
+          </w:tcPr>
+          <w:p>
+            <w:pPr>
+              <w:ind w:left="0"/>
+            </w:pPr>
+            <w:r>
+              <w:rPr>
+                <w:rFonts w:hint="eastAsia"/>
+              </w:rPr>
+              <w:t>Y</w:t>
+            </w:r>
+          </w:p>
+        </w:tc>
+        <w:tc>
+          <w:tcPr>
+            <w:tcW w:w="4869" w:type="dxa"/>
+          </w:tcPr>
+          <w:p/>
+        </w:tc>
+      </w:tr>
+      <w:tr>
+        <w:tc>
+          <w:tcPr>
+            <w:tcW w:w="787" w:type="dxa"/>
+          </w:tcPr>
+          <w:p>
+            <w:pPr>
+              <w:ind w:left="0"/>
+            </w:pPr>
+            <w:r>
+              <w:rPr>
+                <w:rFonts w:hint="eastAsia"/>
+              </w:rPr>
+              <w:lastRenderedPageBreak/>
+              <w:t>6</w:t>
+            </w:r>
+          </w:p>
+        </w:tc>
+        <w:tc>
+          <w:tcPr>
+            <w:tcW w:w="987" w:type="dxa"/>
+          </w:tcPr>
+          <w:p>
+            <w:pPr>
+              <w:ind w:left="0"/>
+            </w:pPr>
+            <w:r>
+              <w:rPr>
+                <w:rFonts w:hint="eastAsia"/>
+              </w:rPr>
+              <w:t>链接</w:t>
+            </w:r>
+          </w:p>
+        </w:tc>
+        <w:tc>
+          <w:tcPr>
+            <w:tcW w:w="1262" w:type="dxa"/>
+          </w:tcPr>
+          <w:p>
+            <w:pPr>
+              <w:ind w:left="0"/>
+            </w:pPr>
+            <w:r>
+              <w:rPr>
+                <w:rFonts w:hint="eastAsia"/>
+              </w:rPr>
+              <w:t>N</w:t>
+            </w:r>
+          </w:p>
+        </w:tc>
+        <w:tc>
+          <w:tcPr>
+            <w:tcW w:w="4869" w:type="dxa"/>
+          </w:tcPr>
+          <w:p>
+            <w:pPr>
+              <w:ind w:left="0"/>
+            </w:pPr>
+            <w:r>
+              <w:rPr>
+                <w:rFonts w:hint="eastAsia"/>
+              </w:rPr>
+              <w:t>可过滤。</w:t>
+            </w:r>
+          </w:p>
+        </w:tc>
+      </w:tr>
+      <w:tr>
+        <w:tc>
+          <w:tcPr>
+            <w:tcW w:w="787" w:type="dxa"/>
+          </w:tcPr>
+          <w:p>
+            <w:pPr>
+              <w:ind w:left="0"/>
+            </w:pPr>
+            <w:r>
+              <w:rPr>
+                <w:rFonts w:hint="eastAsia"/>
+              </w:rPr>
+              <w:t>7</w:t>
+            </w:r>
+          </w:p>
+        </w:tc>
+        <w:tc>
+          <w:tcPr>
+            <w:tcW w:w="987" w:type="dxa"/>
+          </w:tcPr>
+          <w:p>
+            <w:pPr>
+              <w:ind w:left="0"/>
+            </w:pPr>
+            <w:r>
+              <w:rPr>
+                <w:rFonts w:hint="eastAsia"/>
+              </w:rPr>
+              <w:t>突出显示</w:t>
+            </w:r>
+          </w:p>
+        </w:tc>
+        <w:tc>
+          <w:tcPr>
+            <w:tcW w:w="1262" w:type="dxa"/>
+          </w:tcPr>
+          <w:p>
+            <w:pPr>
+              <w:ind w:left="0"/>
+            </w:pPr>
+            <w:r>
+              <w:rPr>
+                <w:rFonts w:hint="eastAsia"/>
+              </w:rPr>
+              <w:t>N</w:t>
+            </w:r>
+          </w:p>
+        </w:tc>
+        <w:tc>
+          <w:tcPr>
+            <w:tcW w:w="4869" w:type="dxa"/>
+          </w:tcPr>
+          <w:p>
+            <w:pPr>
+              <w:ind w:left="0"/>
+            </w:pPr>
+            <w:r>
+              <w:rPr>
+                <w:rFonts w:hint="eastAsia"/>
+              </w:rPr>
+              <w:t>可过滤。</w:t>
+            </w:r>
+          </w:p>
+        </w:tc>
+      </w:tr>
+      <w:tr>
+        <w:tc>
+          <w:tcPr>
+            <w:tcW w:w="787" w:type="dxa"/>
+          </w:tcPr>
+          <w:p>
+            <w:pPr>
+              <w:ind w:left="0"/>
+            </w:pPr>
+            <w:r>
+              <w:rPr>
+                <w:rFonts w:hint="eastAsia"/>
+              </w:rPr>
+              <w:t>8</w:t>
+            </w:r>
+          </w:p>
+        </w:tc>
+        <w:tc>
+          <w:tcPr>
+            <w:tcW w:w="987" w:type="dxa"/>
+          </w:tcPr>
+          <w:p>
+            <w:pPr>
+              <w:ind w:left="0"/>
+            </w:pPr>
+            <w:r>
+              <w:rPr>
+                <w:rFonts w:hint="eastAsia"/>
+              </w:rPr>
+              <w:t>代码</w:t>
+            </w:r>
+          </w:p>
+        </w:tc>
+        <w:tc>
+          <w:tcPr>
+            <w:tcW w:w="1262" w:type="dxa"/>
+          </w:tcPr>
+          <w:p>
+            <w:pPr>
+              <w:ind w:left="0"/>
+            </w:pPr>
+            <w:r>
+              <w:rPr>
+                <w:rFonts w:hint="eastAsia"/>
+              </w:rPr>
+              <w:t>Y</w:t>
+            </w:r>
+          </w:p>
+        </w:tc>
+        <w:tc>
+          <w:tcPr>
+            <w:tcW w:w="4869" w:type="dxa"/>
+          </w:tcPr>
+          <w:p>
+            <w:pPr>
+              <w:ind w:left="0"/>
+              <w:rPr>
+                <w:color w:val="FF0000"/>
+              </w:rPr>
+            </w:pPr>
+            <w:r>
+              <w:rPr>
+                <w:rFonts w:hint="eastAsia"/>
+                <w:color w:val="FF0000"/>
+              </w:rPr>
+              <w:t>样式需调整才能与预期的一致。</w:t>
+            </w:r>
+          </w:p>
+        </w:tc>
+      </w:tr>
+      <w:tr>
+        <w:tc>
+          <w:tcPr>
+            <w:tcW w:w="787" w:type="dxa"/>
+          </w:tcPr>
+          <w:p>
+            <w:pPr>
+              <w:ind w:left="0"/>
+              <w:rPr>
+                <w:color w:val="FF0000"/>
+              </w:rPr>
+            </w:pPr>
+            <w:r>
+              <w:rPr>
+                <w:rFonts w:hint="eastAsia"/>
+                <w:color w:val="FF0000"/>
+              </w:rPr>
+              <w:t>9</w:t>
+            </w:r>
+          </w:p>
+        </w:tc>
+        <w:tc>
+          <w:tcPr>
+            <w:tcW w:w="987" w:type="dxa"/>
+          </w:tcPr>
+          <w:p>
+            <w:pPr>
+              <w:ind w:left="0"/>
+              <w:rPr>
+                <w:color w:val="FF0000"/>
+              </w:rPr>
+            </w:pPr>
+            <w:r>
+              <w:rPr>
+                <w:rFonts w:hint="eastAsia"/>
+                <w:color w:val="FF0000"/>
+              </w:rPr>
+              <w:t>表格</w:t>
+            </w:r>
+          </w:p>
+        </w:tc>
+        <w:tc>
+          <w:tcPr>
+            <w:tcW w:w="1262" w:type="dxa"/>
+          </w:tcPr>
+          <w:p>
+            <w:pPr>
+              <w:ind w:left="0"/>
+            </w:pPr>
+            <w:r>
+              <w:rPr>
+                <w:rFonts w:hint="eastAsia"/>
+              </w:rPr>
+              <w:t>Y</w:t>
+            </w:r>
+          </w:p>
+        </w:tc>
+        <w:tc>
+          <w:tcPr>
+            <w:tcW w:w="4869" w:type="dxa"/>
+          </w:tcPr>
+          <w:p>
+            <w:pPr>
+              <w:ind w:left="0"/>
+              <w:rPr>
+                <w:color w:val="FF0000"/>
+              </w:rPr>
+            </w:pPr>
+            <w:r>
+              <w:rPr>
+                <w:rFonts w:hint="eastAsia"/>
+                <w:color w:val="FF0000"/>
+              </w:rPr>
+              <w:t>不能友好地支持。需将表格转换为多级列表的方式显示。</w:t>
+            </w:r>
+          </w:p>
+        </w:tc>
+      </w:tr>
+      <w:tr>
+        <w:tc>
+          <w:tcPr>
+            <w:tcW w:w="787" w:type="dxa"/>
+          </w:tcPr>
+          <w:p>
+            <w:pPr>
+              <w:ind w:left="0"/>
+            </w:pPr>
+            <w:r>
+              <w:rPr>
+                <w:rFonts w:hint="eastAsia"/>
+              </w:rPr>
+              <w:t>10</w:t>
+            </w:r>
+          </w:p>
+        </w:tc>
+        <w:tc>
+          <w:tcPr>
+            <w:tcW w:w="987" w:type="dxa"/>
+          </w:tcPr>
+          <w:p>
+            <w:pPr>
+              <w:ind w:left="0"/>
+            </w:pPr>
+            <w:r>
+              <w:rPr>
+                <w:rFonts w:hint="eastAsia"/>
+              </w:rPr>
+              <w:t>删除线</w:t>
+            </w:r>
+          </w:p>
+        </w:tc>
+        <w:tc>
+          <w:tcPr>
+            <w:tcW w:w="1262" w:type="dxa"/>
+          </w:tcPr>
+          <w:p>
+            <w:pPr>
+              <w:ind w:left="0"/>
+            </w:pPr>
+            <w:r>
+              <w:rPr>
+                <w:rFonts w:hint="eastAsia"/>
+              </w:rPr>
+              <w:t>N</w:t>
+            </w:r>
+          </w:p>
+        </w:tc>
+        <w:tc>
+          <w:tcPr>
+            <w:tcW w:w="4869" w:type="dxa"/>
+          </w:tcPr>
+          <w:p>
+            <w:pPr>
+              <w:ind w:left="0"/>
+            </w:pPr>
+            <w:r>
+              <w:rPr>
+                <w:rFonts w:hint="eastAsia"/>
+              </w:rPr>
+              <w:t>可过滤。</w:t>
+            </w:r>
+          </w:p>
+        </w:tc>
+      </w:tr>
+      <w:tr>
+        <w:tc>
+          <w:tcPr>
+            <w:tcW w:w="787" w:type="dxa"/>
+          </w:tcPr>
+          <w:p>
+            <w:pPr>
+              <w:ind w:left="0"/>
+            </w:pPr>
+            <w:r>
+              <w:rPr>
+                <w:rFonts w:hint="eastAsia"/>
+              </w:rPr>
+              <w:t>11</w:t>
+            </w:r>
+          </w:p>
+        </w:tc>
+        <w:tc>
+          <w:tcPr>
+            <w:tcW w:w="987" w:type="dxa"/>
+          </w:tcPr>
+          <w:p>
+            <w:pPr>
+              <w:ind w:left="0"/>
+            </w:pPr>
+            <w:r>
+              <w:rPr>
+                <w:rFonts w:hint="eastAsia"/>
+              </w:rPr>
+              <w:t>转义字符</w:t>
+            </w:r>
+          </w:p>
+        </w:tc>
+        <w:tc>
+          <w:tcPr>
+            <w:tcW w:w="1262" w:type="dxa"/>
+          </w:tcPr>
+          <w:p>
+            <w:pPr>
+              <w:ind w:left="0"/>
+            </w:pPr>
+            <w:r>
+              <w:rPr>
+                <w:rFonts w:hint="eastAsia"/>
+              </w:rPr>
+              <w:t>Y</w:t>
+            </w:r>
+          </w:p>
+        </w:tc>
+        <w:tc>
+          <w:tcPr>
+            <w:tcW w:w="4869" w:type="dxa"/>
+          </w:tcPr>
+          <w:p/>
+        </w:tc>
+      </w:tr>
+    </w:tbl>
+    <w:p/>
+    <w:p>
+      <w:pPr>
+        <w:pStyle w:val="Heading2"/>
+        <w:rPr>
+          <w:rFonts w:hint="eastAsia"/>
+        </w:rPr>
+      </w:pPr>
+      <w:r>
+        <w:t>M</w:t>
+      </w:r>
+      <w:r>
+        <w:rPr>
+          <w:rFonts w:hint="eastAsia"/>
+        </w:rPr>
+        <w:t>arkdown</w:t>
+      </w:r>
+      <w:r>
+        <w:rPr>
+          <w:rFonts w:hint="eastAsia"/>
+        </w:rPr>
+        <w:t>语法补充</w:t>
+      </w:r>
+    </w:p>
+    <w:p>
+      <w:r>
+        <w:rPr>
+          <w:rFonts w:hint="eastAsia"/>
+        </w:rPr>
+        <w:t>对于常用的嵌套</w:t>
+      </w:r>
+      <w:r>
+        <w:rPr>
+          <w:rFonts w:hint="eastAsia"/>
+        </w:rPr>
+        <w:t>markdown</w:t>
+      </w:r>
+      <w:r>
+        <w:rPr>
+          <w:rFonts w:hint="eastAsia"/>
+        </w:rPr>
+        <w:t>语法，说明如下：</w:t>
       </w:r>
     </w:p>
     <w:p>
@@ -2130,39 +4744,614 @@
         <w:pStyle w:val="ListParagraph"/>
         <w:numPr>
           <w:ilvl w:val="0"/>
-          <w:numId w:val="11"/>
+          <w:numId w:val="17"/>
         </w:numPr>
         <w:ind w:firstLineChars="0"/>
-      </w:pPr>
-      <w:r>
-        <w:rPr>
-          <w:rFonts w:hint="eastAsia"/>
-        </w:rPr>
-        <w:t>NAME(</w:t>
-      </w:r>
-      <w:r>
-        <w:rPr>
-          <w:rFonts w:hint="eastAsia"/>
-        </w:rPr>
-        <w:t>必填</w:t>
-      </w:r>
-      <w:r>
-        <w:rPr>
-          <w:rFonts w:hint="eastAsia"/>
-        </w:rPr>
-        <w:t>)</w:t>
+        <w:rPr>
+          <w:rFonts w:hint="eastAsia"/>
+        </w:rPr>
+      </w:pPr>
+      <w:r>
+        <w:rPr>
+          <w:rFonts w:hint="eastAsia"/>
+        </w:rPr>
+        <w:t>列表嵌套子元素（段落、列表、代码块等）</w:t>
       </w:r>
     </w:p>
     <w:p>
       <w:pPr>
         <w:pStyle w:val="ListParagraph"/>
-        <w:ind w:left="360" w:firstLineChars="0" w:firstLine="0"/>
-      </w:pPr>
-      <w:r>
-        <w:rPr>
-          <w:rFonts w:hint="eastAsia"/>
-        </w:rPr>
-        <w:t>简短的命令名称说明。</w:t>
+        <w:ind w:left="0" w:firstLineChars="0" w:firstLine="0"/>
+        <w:rPr>
+          <w:rFonts w:hint="eastAsia"/>
+        </w:rPr>
+      </w:pPr>
+      <w:r>
+        <w:rPr>
+          <w:rFonts w:hint="eastAsia"/>
+        </w:rPr>
+        <w:tab/>
+      </w:r>
+      <w:r>
+        <w:rPr>
+          <w:rFonts w:hint="eastAsia"/>
+        </w:rPr>
+        <w:t>列表可以嵌套使用其它元素，语法格式如下：</w:t>
+      </w:r>
+    </w:p>
+    <w:p>
+      <w:pPr>
+        <w:pStyle w:val="ListParagraph"/>
+        <w:pBdr>
+          <w:top w:val="single" w:sz="4" w:space="1" w:color="auto"/>
+          <w:left w:val="single" w:sz="4" w:space="4" w:color="auto"/>
+          <w:bottom w:val="single" w:sz="4" w:space="1" w:color="auto"/>
+          <w:right w:val="single" w:sz="4" w:space="4" w:color="auto"/>
+        </w:pBdr>
+        <w:shd w:val="pct15" w:color="auto" w:fill="auto"/>
+        <w:ind w:leftChars="243" w:left="510" w:firstLineChars="0" w:firstLine="0"/>
+        <w:rPr>
+          <w:rFonts w:hint="eastAsia"/>
+        </w:rPr>
+      </w:pPr>
+      <w:r>
+        <w:rPr>
+          <w:rFonts w:hint="eastAsia"/>
+        </w:rPr>
+        <w:t xml:space="preserve">top list1.// </w:t>
+      </w:r>
+      <w:r>
+        <w:rPr>
+          <w:rFonts w:hint="eastAsia"/>
+        </w:rPr>
+        <w:t>顶行</w:t>
+      </w:r>
+    </w:p>
+    <w:p>
+      <w:pPr>
+        <w:pStyle w:val="ListParagraph"/>
+        <w:pBdr>
+          <w:top w:val="single" w:sz="4" w:space="1" w:color="auto"/>
+          <w:left w:val="single" w:sz="4" w:space="4" w:color="auto"/>
+          <w:bottom w:val="single" w:sz="4" w:space="1" w:color="auto"/>
+          <w:right w:val="single" w:sz="4" w:space="4" w:color="auto"/>
+        </w:pBdr>
+        <w:shd w:val="pct15" w:color="auto" w:fill="auto"/>
+        <w:ind w:leftChars="243" w:left="510" w:firstLineChars="0" w:firstLine="0"/>
+        <w:rPr>
+          <w:rFonts w:hint="eastAsia"/>
+        </w:rPr>
+      </w:pPr>
+      <w:r>
+        <w:rPr>
+          <w:rFonts w:hint="eastAsia"/>
+        </w:rPr>
+        <w:t xml:space="preserve">// </w:t>
+      </w:r>
+      <w:r>
+        <w:rPr>
+          <w:rFonts w:hint="eastAsia"/>
+        </w:rPr>
+        <w:t>空行</w:t>
+      </w:r>
+    </w:p>
+    <w:p>
+      <w:pPr>
+        <w:pStyle w:val="ListParagraph"/>
+        <w:pBdr>
+          <w:top w:val="single" w:sz="4" w:space="1" w:color="auto"/>
+          <w:left w:val="single" w:sz="4" w:space="4" w:color="auto"/>
+          <w:bottom w:val="single" w:sz="4" w:space="1" w:color="auto"/>
+          <w:right w:val="single" w:sz="4" w:space="4" w:color="auto"/>
+        </w:pBdr>
+        <w:shd w:val="pct15" w:color="auto" w:fill="auto"/>
+        <w:ind w:leftChars="243" w:left="510" w:firstLineChars="0" w:firstLine="0"/>
+        <w:rPr>
+          <w:rFonts w:hint="eastAsia"/>
+        </w:rPr>
+      </w:pPr>
+      <w:r>
+        <w:rPr>
+          <w:rFonts w:hint="eastAsia"/>
+        </w:rPr>
+        <w:t xml:space="preserve">    * sub list1 // </w:t>
+      </w:r>
+      <w:r>
+        <w:rPr>
+          <w:rFonts w:hint="eastAsia"/>
+        </w:rPr>
+        <w:t>以</w:t>
+      </w:r>
+      <w:r>
+        <w:rPr>
+          <w:rFonts w:hint="eastAsia"/>
+        </w:rPr>
+        <w:t>4</w:t>
+      </w:r>
+      <w:r>
+        <w:rPr>
+          <w:rFonts w:hint="eastAsia"/>
+        </w:rPr>
+        <w:t>个空格或者一个</w:t>
+      </w:r>
+      <w:r>
+        <w:rPr>
+          <w:rFonts w:hint="eastAsia"/>
+        </w:rPr>
+        <w:t>tab</w:t>
+      </w:r>
+      <w:r>
+        <w:rPr>
+          <w:rFonts w:hint="eastAsia"/>
+        </w:rPr>
+        <w:t>开头</w:t>
+      </w:r>
+    </w:p>
+    <w:p>
+      <w:pPr>
+        <w:pBdr>
+          <w:top w:val="single" w:sz="4" w:space="1" w:color="auto"/>
+          <w:left w:val="single" w:sz="4" w:space="4" w:color="auto"/>
+          <w:bottom w:val="single" w:sz="4" w:space="1" w:color="auto"/>
+          <w:right w:val="single" w:sz="4" w:space="4" w:color="auto"/>
+        </w:pBdr>
+        <w:shd w:val="pct15" w:color="auto" w:fill="auto"/>
+        <w:ind w:leftChars="243" w:left="510" w:firstLine="405"/>
+        <w:rPr>
+          <w:rFonts w:hint="eastAsia"/>
+        </w:rPr>
+      </w:pPr>
+      <w:r>
+        <w:rPr>
+          <w:rFonts w:hint="eastAsia"/>
+        </w:rPr>
+        <w:t>* sub list2</w:t>
+      </w:r>
+    </w:p>
+    <w:p>
+      <w:pPr>
+        <w:pStyle w:val="ListParagraph"/>
+        <w:pBdr>
+          <w:top w:val="single" w:sz="4" w:space="1" w:color="auto"/>
+          <w:left w:val="single" w:sz="4" w:space="4" w:color="auto"/>
+          <w:bottom w:val="single" w:sz="4" w:space="1" w:color="auto"/>
+          <w:right w:val="single" w:sz="4" w:space="4" w:color="auto"/>
+        </w:pBdr>
+        <w:shd w:val="pct15" w:color="auto" w:fill="auto"/>
+        <w:ind w:leftChars="243" w:left="510" w:firstLineChars="0" w:firstLine="0"/>
+        <w:rPr>
+          <w:rFonts w:hint="eastAsia"/>
+        </w:rPr>
+      </w:pPr>
+      <w:r>
+        <w:rPr>
+          <w:rFonts w:hint="eastAsia"/>
+        </w:rPr>
+        <w:t xml:space="preserve">// </w:t>
+      </w:r>
+      <w:r>
+        <w:rPr>
+          <w:rFonts w:hint="eastAsia"/>
+        </w:rPr>
+        <w:t>空行</w:t>
+      </w:r>
+    </w:p>
+    <w:p>
+      <w:pPr>
+        <w:pBdr>
+          <w:top w:val="single" w:sz="4" w:space="1" w:color="auto"/>
+          <w:left w:val="single" w:sz="4" w:space="4" w:color="auto"/>
+          <w:bottom w:val="single" w:sz="4" w:space="1" w:color="auto"/>
+          <w:right w:val="single" w:sz="4" w:space="4" w:color="auto"/>
+        </w:pBdr>
+        <w:shd w:val="pct15" w:color="auto" w:fill="auto"/>
+        <w:ind w:leftChars="243" w:left="510" w:firstLine="405"/>
+        <w:rPr>
+          <w:rFonts w:hint="eastAsia"/>
+        </w:rPr>
+      </w:pPr>
+      <w:r>
+        <w:rPr>
+          <w:rFonts w:hint="eastAsia"/>
+        </w:rPr>
+        <w:t>sub paragraphe1. //</w:t>
+      </w:r>
+      <w:r>
+        <w:rPr>
+          <w:rFonts w:hint="eastAsia"/>
+        </w:rPr>
+        <w:t>以</w:t>
+      </w:r>
+      <w:r>
+        <w:rPr>
+          <w:rFonts w:hint="eastAsia"/>
+        </w:rPr>
+        <w:t>4</w:t>
+      </w:r>
+      <w:r>
+        <w:rPr>
+          <w:rFonts w:hint="eastAsia"/>
+        </w:rPr>
+        <w:t>个空格或者一个</w:t>
+      </w:r>
+      <w:r>
+        <w:rPr>
+          <w:rFonts w:hint="eastAsia"/>
+        </w:rPr>
+        <w:t>tab</w:t>
+      </w:r>
+      <w:r>
+        <w:rPr>
+          <w:rFonts w:hint="eastAsia"/>
+        </w:rPr>
+        <w:t>开头</w:t>
+      </w:r>
+    </w:p>
+    <w:p>
+      <w:pPr>
+        <w:pStyle w:val="ListParagraph"/>
+        <w:pBdr>
+          <w:top w:val="single" w:sz="4" w:space="1" w:color="auto"/>
+          <w:left w:val="single" w:sz="4" w:space="4" w:color="auto"/>
+          <w:bottom w:val="single" w:sz="4" w:space="1" w:color="auto"/>
+          <w:right w:val="single" w:sz="4" w:space="4" w:color="auto"/>
+        </w:pBdr>
+        <w:shd w:val="pct15" w:color="auto" w:fill="auto"/>
+        <w:ind w:leftChars="243" w:left="510" w:firstLineChars="0" w:firstLine="0"/>
+        <w:rPr>
+          <w:rFonts w:hint="eastAsia"/>
+        </w:rPr>
+      </w:pPr>
+      <w:r>
+        <w:rPr>
+          <w:rFonts w:hint="eastAsia"/>
+        </w:rPr>
+        <w:t xml:space="preserve">// </w:t>
+      </w:r>
+      <w:r>
+        <w:rPr>
+          <w:rFonts w:hint="eastAsia"/>
+        </w:rPr>
+        <w:t>空行</w:t>
+      </w:r>
+    </w:p>
+    <w:p>
+      <w:pPr>
+        <w:pBdr>
+          <w:top w:val="single" w:sz="4" w:space="1" w:color="auto"/>
+          <w:left w:val="single" w:sz="4" w:space="4" w:color="auto"/>
+          <w:bottom w:val="single" w:sz="4" w:space="1" w:color="auto"/>
+          <w:right w:val="single" w:sz="4" w:space="4" w:color="auto"/>
+        </w:pBdr>
+        <w:shd w:val="pct15" w:color="auto" w:fill="auto"/>
+        <w:ind w:leftChars="243" w:left="510" w:firstLine="405"/>
+        <w:rPr>
+          <w:rFonts w:hint="eastAsia"/>
+        </w:rPr>
+      </w:pPr>
+      <w:r>
+        <w:rPr>
+          <w:rFonts w:hint="eastAsia"/>
+        </w:rPr>
+        <w:t>sub paragraphe2. //</w:t>
+      </w:r>
+      <w:r>
+        <w:rPr>
+          <w:rFonts w:hint="eastAsia"/>
+        </w:rPr>
+        <w:t>以</w:t>
+      </w:r>
+      <w:r>
+        <w:rPr>
+          <w:rFonts w:hint="eastAsia"/>
+        </w:rPr>
+        <w:t>4</w:t>
+      </w:r>
+      <w:r>
+        <w:rPr>
+          <w:rFonts w:hint="eastAsia"/>
+        </w:rPr>
+        <w:t>个空格或者一个</w:t>
+      </w:r>
+      <w:r>
+        <w:rPr>
+          <w:rFonts w:hint="eastAsia"/>
+        </w:rPr>
+        <w:t>tab</w:t>
+      </w:r>
+      <w:r>
+        <w:rPr>
+          <w:rFonts w:hint="eastAsia"/>
+        </w:rPr>
+        <w:t>开头</w:t>
+      </w:r>
+    </w:p>
+    <w:p>
+      <w:pPr>
+        <w:pStyle w:val="ListParagraph"/>
+        <w:pBdr>
+          <w:top w:val="single" w:sz="4" w:space="1" w:color="auto"/>
+          <w:left w:val="single" w:sz="4" w:space="4" w:color="auto"/>
+          <w:bottom w:val="single" w:sz="4" w:space="1" w:color="auto"/>
+          <w:right w:val="single" w:sz="4" w:space="4" w:color="auto"/>
+        </w:pBdr>
+        <w:shd w:val="pct15" w:color="auto" w:fill="auto"/>
+        <w:ind w:leftChars="243" w:left="510" w:firstLineChars="0" w:firstLine="0"/>
+        <w:rPr>
+          <w:rFonts w:hint="eastAsia"/>
+        </w:rPr>
+      </w:pPr>
+      <w:r>
+        <w:rPr>
+          <w:rFonts w:hint="eastAsia"/>
+        </w:rPr>
+        <w:t xml:space="preserve">// </w:t>
+      </w:r>
+      <w:r>
+        <w:rPr>
+          <w:rFonts w:hint="eastAsia"/>
+        </w:rPr>
+        <w:t>空行</w:t>
+      </w:r>
+    </w:p>
+    <w:p>
+      <w:pPr>
+        <w:pStyle w:val="ListParagraph"/>
+        <w:pBdr>
+          <w:top w:val="single" w:sz="4" w:space="1" w:color="auto"/>
+          <w:left w:val="single" w:sz="4" w:space="4" w:color="auto"/>
+          <w:bottom w:val="single" w:sz="4" w:space="1" w:color="auto"/>
+          <w:right w:val="single" w:sz="4" w:space="4" w:color="auto"/>
+        </w:pBdr>
+        <w:shd w:val="pct15" w:color="auto" w:fill="auto"/>
+        <w:ind w:leftChars="243" w:left="510" w:firstLineChars="0" w:firstLine="0"/>
+        <w:rPr>
+          <w:rFonts w:hint="eastAsia"/>
+        </w:rPr>
+      </w:pPr>
+      <w:r>
+        <w:rPr>
+          <w:rFonts w:hint="eastAsia"/>
+        </w:rPr>
+        <w:t>top list2.</w:t>
+      </w:r>
+      <w:r>
+        <w:rPr>
+          <w:rFonts w:hint="eastAsia"/>
+        </w:rPr>
+        <w:t xml:space="preserve"> </w:t>
+      </w:r>
+      <w:r>
+        <w:rPr>
+          <w:rFonts w:hint="eastAsia"/>
+        </w:rPr>
+        <w:t xml:space="preserve">// </w:t>
+      </w:r>
+      <w:r>
+        <w:rPr>
+          <w:rFonts w:hint="eastAsia"/>
+        </w:rPr>
+        <w:t>顶行</w:t>
+      </w:r>
+    </w:p>
+    <w:p>
+      <w:pPr>
+        <w:pStyle w:val="ListParagraph"/>
+        <w:pBdr>
+          <w:top w:val="single" w:sz="4" w:space="1" w:color="auto"/>
+          <w:left w:val="single" w:sz="4" w:space="4" w:color="auto"/>
+          <w:bottom w:val="single" w:sz="4" w:space="1" w:color="auto"/>
+          <w:right w:val="single" w:sz="4" w:space="4" w:color="auto"/>
+        </w:pBdr>
+        <w:shd w:val="pct15" w:color="auto" w:fill="auto"/>
+        <w:ind w:leftChars="243" w:left="510" w:firstLineChars="0" w:firstLine="0"/>
+        <w:rPr>
+          <w:rFonts w:hint="eastAsia"/>
+        </w:rPr>
+      </w:pPr>
+      <w:r>
+        <w:rPr>
+          <w:rFonts w:hint="eastAsia"/>
+        </w:rPr>
+        <w:t xml:space="preserve">// </w:t>
+      </w:r>
+      <w:r>
+        <w:rPr>
+          <w:rFonts w:hint="eastAsia"/>
+        </w:rPr>
+        <w:t>空行</w:t>
+      </w:r>
+    </w:p>
+    <w:p>
+      <w:pPr>
+        <w:pStyle w:val="ListParagraph"/>
+        <w:pBdr>
+          <w:top w:val="single" w:sz="4" w:space="1" w:color="auto"/>
+          <w:left w:val="single" w:sz="4" w:space="4" w:color="auto"/>
+          <w:bottom w:val="single" w:sz="4" w:space="1" w:color="auto"/>
+          <w:right w:val="single" w:sz="4" w:space="4" w:color="auto"/>
+        </w:pBdr>
+        <w:shd w:val="pct15" w:color="auto" w:fill="auto"/>
+        <w:ind w:leftChars="243" w:left="510" w:firstLineChars="0" w:firstLine="405"/>
+        <w:rPr>
+          <w:rFonts w:hint="eastAsia"/>
+        </w:rPr>
+      </w:pPr>
+      <w:r>
+        <w:t>```lang-javascript</w:t>
+      </w:r>
+      <w:r>
+        <w:rPr>
+          <w:rFonts w:hint="eastAsia"/>
+        </w:rPr>
+        <w:t xml:space="preserve"> //</w:t>
+      </w:r>
+      <w:r>
+        <w:rPr>
+          <w:rFonts w:hint="eastAsia"/>
+        </w:rPr>
+        <w:t>以</w:t>
+      </w:r>
+      <w:r>
+        <w:rPr>
+          <w:rFonts w:hint="eastAsia"/>
+        </w:rPr>
+        <w:t>4</w:t>
+      </w:r>
+      <w:r>
+        <w:rPr>
+          <w:rFonts w:hint="eastAsia"/>
+        </w:rPr>
+        <w:t>个空格或者一个</w:t>
+      </w:r>
+      <w:r>
+        <w:rPr>
+          <w:rFonts w:hint="eastAsia"/>
+        </w:rPr>
+        <w:t>tab</w:t>
+      </w:r>
+      <w:r>
+        <w:rPr>
+          <w:rFonts w:hint="eastAsia"/>
+        </w:rPr>
+        <w:t>开头</w:t>
+      </w:r>
+    </w:p>
+    <w:p>
+      <w:pPr>
+        <w:pStyle w:val="ListParagraph"/>
+        <w:pBdr>
+          <w:top w:val="single" w:sz="4" w:space="1" w:color="auto"/>
+          <w:left w:val="single" w:sz="4" w:space="4" w:color="auto"/>
+          <w:bottom w:val="single" w:sz="4" w:space="1" w:color="auto"/>
+          <w:right w:val="single" w:sz="4" w:space="4" w:color="auto"/>
+        </w:pBdr>
+        <w:shd w:val="pct15" w:color="auto" w:fill="auto"/>
+        <w:ind w:leftChars="243" w:left="510" w:firstLineChars="0" w:firstLine="405"/>
+      </w:pPr>
+      <w:r>
+        <w:rPr>
+          <w:rFonts w:hint="eastAsia"/>
+        </w:rPr>
+        <w:t>code</w:t>
+      </w:r>
+    </w:p>
+    <w:p>
+      <w:pPr>
+        <w:pStyle w:val="ListParagraph"/>
+        <w:pBdr>
+          <w:top w:val="single" w:sz="4" w:space="1" w:color="auto"/>
+          <w:left w:val="single" w:sz="4" w:space="4" w:color="auto"/>
+          <w:bottom w:val="single" w:sz="4" w:space="1" w:color="auto"/>
+          <w:right w:val="single" w:sz="4" w:space="4" w:color="auto"/>
+        </w:pBdr>
+        <w:shd w:val="pct15" w:color="auto" w:fill="auto"/>
+        <w:ind w:leftChars="243" w:left="510" w:firstLineChars="0" w:firstLine="0"/>
+        <w:rPr>
+          <w:rFonts w:hint="eastAsia"/>
+        </w:rPr>
+      </w:pPr>
+      <w:r>
+        <w:t xml:space="preserve">    ```</w:t>
+      </w:r>
+    </w:p>
+    <w:p>
+      <w:pPr>
+        <w:pStyle w:val="ListParagraph"/>
+        <w:ind w:leftChars="243" w:left="510" w:firstLineChars="0" w:firstLine="0"/>
+        <w:rPr>
+          <w:rFonts w:hint="eastAsia"/>
+        </w:rPr>
+      </w:pPr>
+      <w:r>
+        <w:rPr>
+          <w:rFonts w:hint="eastAsia"/>
+        </w:rPr>
+        <w:t>例子：</w:t>
+      </w:r>
+    </w:p>
+    <w:p>
+      <w:pPr>
+        <w:pStyle w:val="ListParagraph"/>
+        <w:ind w:leftChars="243" w:left="510" w:firstLineChars="0" w:firstLine="0"/>
+        <w:rPr>
+          <w:rFonts w:hint="eastAsia"/>
+        </w:rPr>
+      </w:pPr>
+      <w:r>
+        <w:rPr>
+          <w:rFonts w:hint="eastAsia"/>
+          <w:noProof/>
+        </w:rPr>
+        <w:drawing>
+          <wp:inline distT="0" distB="0" distL="0" distR="0">
+            <wp:extent cx="5274310" cy="1742938"/>
+            <wp:effectExtent l="19050" t="0" r="2540" b="0"/>
+            <wp:docPr id="34" name="Picture 34"/>
+            <wp:cNvGraphicFramePr>
+              <a:graphicFrameLocks xmlns:a="http://schemas.openxmlformats.org/drawingml/2006/main" noChangeAspect="1"/>
+            </wp:cNvGraphicFramePr>
+            <a:graphic xmlns:a="http://schemas.openxmlformats.org/drawingml/2006/main">
+              <a:graphicData uri="http://schemas.openxmlformats.org/drawingml/2006/picture">
+                <pic:pic xmlns:pic="http://schemas.openxmlformats.org/drawingml/2006/picture">
+                  <pic:nvPicPr>
+                    <pic:cNvPr id="0" name="Picture 34"/>
+                    <pic:cNvPicPr>
+                      <a:picLocks noChangeAspect="1" noChangeArrowheads="1"/>
+                    </pic:cNvPicPr>
+                  </pic:nvPicPr>
+                  <pic:blipFill>
+                    <a:blip r:embed="rId15"/>
+                    <a:srcRect/>
+                    <a:stretch>
+                      <a:fillRect/>
+                    </a:stretch>
+                  </pic:blipFill>
+                  <pic:spPr bwMode="auto">
+                    <a:xfrm>
+                      <a:off x="0" y="0"/>
+                      <a:ext cx="5274310" cy="1742938"/>
+                    </a:xfrm>
+                    <a:prstGeom prst="rect">
+                      <a:avLst/>
+                    </a:prstGeom>
+                    <a:noFill/>
+                    <a:ln w="9525">
+                      <a:noFill/>
+                      <a:miter lim="800000"/>
+                      <a:headEnd/>
+                      <a:tailEnd/>
+                    </a:ln>
+                  </pic:spPr>
+                </pic:pic>
+              </a:graphicData>
+            </a:graphic>
+          </wp:inline>
+        </w:drawing>
+      </w:r>
+    </w:p>
+    <w:p>
+      <w:pPr>
+        <w:pStyle w:val="Heading2"/>
+      </w:pPr>
+      <w:r>
+        <w:rPr>
+          <w:rFonts w:hint="eastAsia"/>
+        </w:rPr>
+        <w:lastRenderedPageBreak/>
+        <w:t>编写</w:t>
+      </w:r>
+      <w:r>
+        <w:rPr>
+          <w:rFonts w:hint="eastAsia"/>
+        </w:rPr>
+        <w:t>Markdown</w:t>
+      </w:r>
+      <w:r>
+        <w:rPr>
+          <w:rFonts w:hint="eastAsia"/>
+        </w:rPr>
+        <w:t>文件注意</w:t>
       </w:r>
     </w:p>
     <w:p>
@@ -2170,7 +5359,7 @@
         <w:pStyle w:val="ListParagraph"/>
         <w:numPr>
           <w:ilvl w:val="0"/>
-          <w:numId w:val="11"/>
+          <w:numId w:val="16"/>
         </w:numPr>
         <w:ind w:firstLineChars="0"/>
       </w:pPr>
@@ -2178,43 +5367,37 @@
         <w:rPr>
           <w:rFonts w:hint="eastAsia"/>
         </w:rPr>
-        <w:t>SYNOPSIS(</w:t>
-      </w:r>
-      <w:r>
-        <w:rPr>
-          <w:rFonts w:hint="eastAsia"/>
-        </w:rPr>
-        <w:t>必填</w:t>
-      </w:r>
-      <w:r>
-        <w:rPr>
-          <w:rFonts w:hint="eastAsia"/>
-        </w:rPr>
-        <w:t>)</w:t>
+        <w:t>标题需要使用“</w:t>
+      </w:r>
+      <w:r>
+        <w:rPr>
+          <w:rFonts w:hint="eastAsia"/>
+        </w:rPr>
+        <w:t>##</w:t>
+      </w:r>
+      <w:r>
+        <w:rPr>
+          <w:rFonts w:hint="eastAsia"/>
+        </w:rPr>
+        <w:t>”开头，即最顶层的标题为二级标题。如：</w:t>
       </w:r>
     </w:p>
     <w:p>
       <w:pPr>
         <w:pStyle w:val="ListParagraph"/>
-        <w:ind w:left="360" w:firstLineChars="0" w:firstLine="0"/>
-      </w:pPr>
-      <w:r>
-        <w:rPr>
-          <w:rFonts w:hint="eastAsia"/>
-        </w:rPr>
-        <w:t>简短的命令下达语法（</w:t>
-      </w:r>
-      <w:r>
-        <w:rPr>
-          <w:rFonts w:hint="eastAsia"/>
-        </w:rPr>
-        <w:t>syntax</w:t>
-      </w:r>
-      <w:r>
-        <w:rPr>
-          <w:rFonts w:hint="eastAsia"/>
-        </w:rPr>
-        <w:t>）简介。</w:t>
+        <w:ind w:left="720" w:firstLineChars="0" w:firstLine="0"/>
+      </w:pPr>
+      <w:r>
+        <w:t>##NAME##</w:t>
+      </w:r>
+    </w:p>
+    <w:p>
+      <w:pPr>
+        <w:pStyle w:val="ListParagraph"/>
+        <w:ind w:left="720" w:firstLineChars="0" w:firstLine="0"/>
+      </w:pPr>
+      <w:r>
+        <w:t>createCL - create a new collection.</w:t>
       </w:r>
     </w:p>
     <w:p>
@@ -2222,7 +5405,7 @@
         <w:pStyle w:val="ListParagraph"/>
         <w:numPr>
           <w:ilvl w:val="0"/>
-          <w:numId w:val="11"/>
+          <w:numId w:val="16"/>
         </w:numPr>
         <w:ind w:firstLineChars="0"/>
       </w:pPr>
@@ -2230,31 +5413,165 @@
         <w:rPr>
           <w:rFonts w:hint="eastAsia"/>
         </w:rPr>
-        <w:t>CATEGORY(</w:t>
-      </w:r>
-      <w:r>
-        <w:rPr>
-          <w:rFonts w:hint="eastAsia"/>
-        </w:rPr>
-        <w:t>必填</w:t>
-      </w:r>
-      <w:r>
-        <w:rPr>
-          <w:rFonts w:hint="eastAsia"/>
-        </w:rPr>
-        <w:t>)</w:t>
+        <w:t>##</w:t>
+      </w:r>
+      <w:r>
+        <w:rPr>
+          <w:rFonts w:hint="eastAsia"/>
+        </w:rPr>
+        <w:t>语法</w:t>
+      </w:r>
+      <w:r>
+        <w:rPr>
+          <w:rFonts w:hint="eastAsia"/>
+        </w:rPr>
+        <w:t>##</w:t>
+      </w:r>
+      <w:r>
+        <w:rPr>
+          <w:rFonts w:hint="eastAsia"/>
+        </w:rPr>
+        <w:t>的内容只加粗，不加斜体。</w:t>
       </w:r>
     </w:p>
     <w:p>
       <w:pPr>
         <w:pStyle w:val="ListParagraph"/>
-        <w:ind w:left="360" w:firstLineChars="0" w:firstLine="0"/>
-      </w:pPr>
-      <w:r>
-        <w:rPr>
-          <w:rFonts w:hint="eastAsia"/>
-        </w:rPr>
-        <w:t>命令所从属的类别。</w:t>
+        <w:ind w:left="720" w:firstLineChars="0" w:firstLine="0"/>
+      </w:pPr>
+      <w:r>
+        <w:rPr>
+          <w:rFonts w:hint="eastAsia"/>
+        </w:rPr>
+        <w:t>加粗加斜体效果：</w:t>
+      </w:r>
+    </w:p>
+    <w:p>
+      <w:pPr>
+        <w:pStyle w:val="ListParagraph"/>
+        <w:ind w:left="720" w:firstLineChars="0" w:firstLine="0"/>
+      </w:pPr>
+      <w:r>
+        <w:rPr>
+          <w:rFonts w:hint="eastAsia"/>
+          <w:noProof/>
+        </w:rPr>
+        <w:drawing>
+          <wp:inline distT="0" distB="0" distL="0" distR="0">
+            <wp:extent cx="5274310" cy="1659809"/>
+            <wp:effectExtent l="19050" t="0" r="2540" b="0"/>
+            <wp:docPr id="19" name="Picture 19"/>
+            <wp:cNvGraphicFramePr>
+              <a:graphicFrameLocks xmlns:a="http://schemas.openxmlformats.org/drawingml/2006/main" noChangeAspect="1"/>
+            </wp:cNvGraphicFramePr>
+            <a:graphic xmlns:a="http://schemas.openxmlformats.org/drawingml/2006/main">
+              <a:graphicData uri="http://schemas.openxmlformats.org/drawingml/2006/picture">
+                <pic:pic xmlns:pic="http://schemas.openxmlformats.org/drawingml/2006/picture">
+                  <pic:nvPicPr>
+                    <pic:cNvPr id="0" name="Picture 19"/>
+                    <pic:cNvPicPr>
+                      <a:picLocks noChangeAspect="1" noChangeArrowheads="1"/>
+                    </pic:cNvPicPr>
+                  </pic:nvPicPr>
+                  <pic:blipFill>
+                    <a:blip r:embed="rId16"/>
+                    <a:srcRect/>
+                    <a:stretch>
+                      <a:fillRect/>
+                    </a:stretch>
+                  </pic:blipFill>
+                  <pic:spPr bwMode="auto">
+                    <a:xfrm>
+                      <a:off x="0" y="0"/>
+                      <a:ext cx="5274310" cy="1659809"/>
+                    </a:xfrm>
+                    <a:prstGeom prst="rect">
+                      <a:avLst/>
+                    </a:prstGeom>
+                    <a:noFill/>
+                    <a:ln w="9525">
+                      <a:noFill/>
+                      <a:miter lim="800000"/>
+                      <a:headEnd/>
+                      <a:tailEnd/>
+                    </a:ln>
+                  </pic:spPr>
+                </pic:pic>
+              </a:graphicData>
+            </a:graphic>
+          </wp:inline>
+        </w:drawing>
+      </w:r>
+    </w:p>
+    <w:p>
+      <w:pPr>
+        <w:pStyle w:val="ListParagraph"/>
+        <w:ind w:left="720" w:firstLineChars="0" w:firstLine="0"/>
+        <w:rPr>
+          <w:rFonts w:hint="eastAsia"/>
+        </w:rPr>
+      </w:pPr>
+      <w:r>
+        <w:rPr>
+          <w:rFonts w:hint="eastAsia"/>
+        </w:rPr>
+        <w:t>加粗不加斜体效果：</w:t>
+      </w:r>
+    </w:p>
+    <w:p>
+      <w:pPr>
+        <w:pStyle w:val="ListParagraph"/>
+        <w:ind w:left="720" w:firstLineChars="0" w:firstLine="0"/>
+      </w:pPr>
+      <w:r>
+        <w:rPr>
+          <w:noProof/>
+        </w:rPr>
+        <w:drawing>
+          <wp:inline distT="0" distB="0" distL="0" distR="0">
+            <wp:extent cx="5274310" cy="2976982"/>
+            <wp:effectExtent l="19050" t="0" r="2540" b="0"/>
+            <wp:docPr id="31" name="Picture 31"/>
+            <wp:cNvGraphicFramePr>
+              <a:graphicFrameLocks xmlns:a="http://schemas.openxmlformats.org/drawingml/2006/main" noChangeAspect="1"/>
+            </wp:cNvGraphicFramePr>
+            <a:graphic xmlns:a="http://schemas.openxmlformats.org/drawingml/2006/main">
+              <a:graphicData uri="http://schemas.openxmlformats.org/drawingml/2006/picture">
+                <pic:pic xmlns:pic="http://schemas.openxmlformats.org/drawingml/2006/picture">
+                  <pic:nvPicPr>
+                    <pic:cNvPr id="0" name="Picture 31"/>
+                    <pic:cNvPicPr>
+                      <a:picLocks noChangeAspect="1" noChangeArrowheads="1"/>
+                    </pic:cNvPicPr>
+                  </pic:nvPicPr>
+                  <pic:blipFill>
+                    <a:blip r:embed="rId17"/>
+                    <a:srcRect/>
+                    <a:stretch>
+                      <a:fillRect/>
+                    </a:stretch>
+                  </pic:blipFill>
+                  <pic:spPr bwMode="auto">
+                    <a:xfrm>
+                      <a:off x="0" y="0"/>
+                      <a:ext cx="5274310" cy="2976982"/>
+                    </a:xfrm>
+                    <a:prstGeom prst="rect">
+                      <a:avLst/>
+                    </a:prstGeom>
+                    <a:noFill/>
+                    <a:ln w="9525">
+                      <a:noFill/>
+                      <a:miter lim="800000"/>
+                      <a:headEnd/>
+                      <a:tailEnd/>
+                    </a:ln>
+                  </pic:spPr>
+                </pic:pic>
+              </a:graphicData>
+            </a:graphic>
+          </wp:inline>
+        </w:drawing>
       </w:r>
     </w:p>
     <w:p>
@@ -2262,7 +5579,7 @@
         <w:pStyle w:val="ListParagraph"/>
         <w:numPr>
           <w:ilvl w:val="0"/>
-          <w:numId w:val="11"/>
+          <w:numId w:val="16"/>
         </w:numPr>
         <w:ind w:firstLineChars="0"/>
       </w:pPr>
@@ -2270,31 +5587,94 @@
         <w:rPr>
           <w:rFonts w:hint="eastAsia"/>
         </w:rPr>
-        <w:t>DESCRIPTION(</w:t>
-      </w:r>
-      <w:r>
-        <w:rPr>
-          <w:rFonts w:hint="eastAsia"/>
-        </w:rPr>
-        <w:t>必填</w:t>
-      </w:r>
-      <w:r>
-        <w:rPr>
-          <w:rFonts w:hint="eastAsia"/>
-        </w:rPr>
-        <w:t>)</w:t>
+        <w:t>参数的补充说明统一使用反引号修饰。</w:t>
       </w:r>
     </w:p>
     <w:p>
       <w:pPr>
         <w:pStyle w:val="ListParagraph"/>
-        <w:ind w:left="360" w:firstLineChars="0" w:firstLine="0"/>
-      </w:pPr>
-      <w:r>
-        <w:rPr>
-          <w:rFonts w:hint="eastAsia"/>
-        </w:rPr>
-        <w:t>较为完整的说明，这部分最好详细说明。</w:t>
+        <w:ind w:left="720" w:firstLineChars="0" w:firstLine="0"/>
+      </w:pPr>
+      <w:r>
+        <w:rPr>
+          <w:rFonts w:hint="eastAsia"/>
+        </w:rPr>
+        <w:t>如：</w:t>
+      </w:r>
+      <w:r>
+        <w:rPr>
+          <w:rFonts w:hint="eastAsia"/>
+        </w:rPr>
+        <w:t>`name`</w:t>
+      </w:r>
+      <w:r>
+        <w:rPr>
+          <w:rFonts w:hint="eastAsia"/>
+        </w:rPr>
+        <w:t>，</w:t>
+      </w:r>
+      <w:r>
+        <w:rPr>
+          <w:rFonts w:hint="eastAsia"/>
+        </w:rPr>
+        <w:t>`options`</w:t>
+      </w:r>
+    </w:p>
+    <w:p>
+      <w:pPr>
+        <w:pStyle w:val="ListParagraph"/>
+        <w:ind w:left="720" w:firstLineChars="0" w:firstLine="0"/>
+      </w:pPr>
+      <w:r>
+        <w:rPr>
+          <w:rFonts w:hint="eastAsia"/>
+          <w:noProof/>
+        </w:rPr>
+        <w:drawing>
+          <wp:inline distT="0" distB="0" distL="0" distR="0">
+            <wp:extent cx="5274310" cy="1164712"/>
+            <wp:effectExtent l="19050" t="0" r="2540" b="0"/>
+            <wp:docPr id="12" name="Picture 1"/>
+            <wp:cNvGraphicFramePr>
+              <a:graphicFrameLocks xmlns:a="http://schemas.openxmlformats.org/drawingml/2006/main" noChangeAspect="1"/>
+            </wp:cNvGraphicFramePr>
+            <a:graphic xmlns:a="http://schemas.openxmlformats.org/drawingml/2006/main">
+              <a:graphicData uri="http://schemas.openxmlformats.org/drawingml/2006/picture">
+                <pic:pic xmlns:pic="http://schemas.openxmlformats.org/drawingml/2006/picture">
+                  <pic:nvPicPr>
+                    <pic:cNvPr id="0" name="Picture 1"/>
+                    <pic:cNvPicPr>
+                      <a:picLocks noChangeAspect="1" noChangeArrowheads="1"/>
+                    </pic:cNvPicPr>
+                  </pic:nvPicPr>
+                  <pic:blipFill>
+                    <a:blip r:embed="rId18"/>
+                    <a:srcRect/>
+                    <a:stretch>
+                      <a:fillRect/>
+                    </a:stretch>
+                  </pic:blipFill>
+                  <pic:spPr bwMode="auto">
+                    <a:xfrm>
+                      <a:off x="0" y="0"/>
+                      <a:ext cx="5274310" cy="1164712"/>
+                    </a:xfrm>
+                    <a:prstGeom prst="rect">
+                      <a:avLst/>
+                    </a:prstGeom>
+                    <a:noFill/>
+                    <a:ln w="9525">
+                      <a:noFill/>
+                      <a:miter lim="800000"/>
+                      <a:headEnd/>
+                      <a:tailEnd/>
+                    </a:ln>
+                  </pic:spPr>
+                </pic:pic>
+              </a:graphicData>
+            </a:graphic>
+          </wp:inline>
+        </w:drawing>
       </w:r>
     </w:p>
     <w:p>
@@ -2302,42 +5682,27 @@
         <w:pStyle w:val="ListParagraph"/>
         <w:numPr>
           <w:ilvl w:val="0"/>
-          <w:numId w:val="11"/>
+          <w:numId w:val="16"/>
         </w:numPr>
         <w:ind w:firstLineChars="0"/>
       </w:pPr>
       <w:r>
-        <w:t>PARAMETERS</w:t>
-      </w:r>
-    </w:p>
-    <w:p>
-      <w:pPr>
-        <w:pStyle w:val="ListParagraph"/>
-        <w:ind w:left="360" w:firstLineChars="0" w:firstLine="0"/>
-      </w:pPr>
-      <w:r>
-        <w:rPr>
-          <w:rFonts w:hint="eastAsia"/>
-        </w:rPr>
-        <w:t>针对</w:t>
-      </w:r>
-      <w:r>
-        <w:rPr>
-          <w:rFonts w:hint="eastAsia"/>
-        </w:rPr>
-        <w:t>SYNOPSIS</w:t>
-      </w:r>
-      <w:r>
-        <w:rPr>
-          <w:rFonts w:hint="eastAsia"/>
-        </w:rPr>
-        <w:t>部分，</w:t>
-      </w:r>
-      <w:r>
-        <w:rPr>
-          <w:rFonts w:hint="eastAsia"/>
-        </w:rPr>
-        <w:t>使用到的参数进行详细的说明</w:t>
+        <w:rPr>
+          <w:rFonts w:hint="eastAsia"/>
+        </w:rPr>
+        <w:t>参数类型统一使用首字符大写的字符串描述，（与</w:t>
+      </w:r>
+      <w:r>
+        <w:rPr>
+          <w:rFonts w:hint="eastAsia"/>
+        </w:rPr>
+        <w:t>$cast</w:t>
+      </w:r>
+      <w:r>
+        <w:rPr>
+          <w:rFonts w:hint="eastAsia"/>
+        </w:rPr>
+        <w:t>统一）</w:t>
       </w:r>
       <w:r>
         <w:rPr>
@@ -2351,7 +5716,7 @@
         <w:pStyle w:val="ListParagraph"/>
         <w:numPr>
           <w:ilvl w:val="0"/>
-          <w:numId w:val="11"/>
+          <w:numId w:val="16"/>
         </w:numPr>
         <w:ind w:firstLineChars="0"/>
       </w:pPr>
@@ -2359,19 +5724,31 @@
         <w:rPr>
           <w:rFonts w:hint="eastAsia"/>
         </w:rPr>
-        <w:t>RETURN VALUE</w:t>
-      </w:r>
-    </w:p>
-    <w:p>
-      <w:pPr>
-        <w:pStyle w:val="ListParagraph"/>
-        <w:ind w:left="360" w:firstLineChars="0" w:firstLine="0"/>
-      </w:pPr>
-      <w:r>
-        <w:rPr>
-          <w:rFonts w:hint="eastAsia"/>
-        </w:rPr>
-        <w:t>命令返回值或对象。</w:t>
+        <w:t>需将表格中所有</w:t>
+      </w:r>
+      <w:r>
+        <w:rPr>
+          <w:rFonts w:hint="eastAsia"/>
+        </w:rPr>
+        <w:t>"&amp;#124;"</w:t>
+      </w:r>
+      <w:r>
+        <w:rPr>
+          <w:rFonts w:hint="eastAsia"/>
+        </w:rPr>
+        <w:t>替换为</w:t>
+      </w:r>
+      <w:r>
+        <w:rPr>
+          <w:rFonts w:hint="eastAsia"/>
+        </w:rPr>
+        <w:t>"\|"</w:t>
+      </w:r>
+      <w:r>
+        <w:rPr>
+          <w:rFonts w:hint="eastAsia"/>
+        </w:rPr>
+        <w:t>。</w:t>
       </w:r>
     </w:p>
     <w:p>
@@ -2379,7 +5756,7 @@
         <w:pStyle w:val="ListParagraph"/>
         <w:numPr>
           <w:ilvl w:val="0"/>
-          <w:numId w:val="11"/>
+          <w:numId w:val="16"/>
         </w:numPr>
         <w:ind w:firstLineChars="0"/>
       </w:pPr>
@@ -2387,19 +5764,14 @@
         <w:rPr>
           <w:rFonts w:hint="eastAsia"/>
         </w:rPr>
-        <w:t>ERRORS</w:t>
-      </w:r>
-    </w:p>
-    <w:p>
-      <w:pPr>
-        <w:pStyle w:val="ListParagraph"/>
-        <w:ind w:left="360" w:firstLineChars="0" w:firstLine="0"/>
-      </w:pPr>
-      <w:r>
-        <w:rPr>
-          <w:rFonts w:hint="eastAsia"/>
-        </w:rPr>
-        <w:t>运行命令可能出现的错误。</w:t>
+        <w:lastRenderedPageBreak/>
+        <w:t>所有例子不需要加上</w:t>
+      </w:r>
+      <w:r>
+        <w:rPr>
+          <w:rFonts w:hint="eastAsia"/>
+        </w:rPr>
+        <w:t>"Takes 0.110319s."</w:t>
       </w:r>
     </w:p>
     <w:p>
@@ -2407,48 +5779,72 @@
         <w:pStyle w:val="ListParagraph"/>
         <w:numPr>
           <w:ilvl w:val="0"/>
-          <w:numId w:val="11"/>
+          <w:numId w:val="16"/>
         </w:numPr>
         <w:ind w:firstLineChars="0"/>
       </w:pPr>
       <w:r>
-        <w:t>HISTORY</w:t>
-      </w:r>
-      <w:r>
-        <w:rPr>
-          <w:rFonts w:hint="eastAsia"/>
-        </w:rPr>
-        <w:t xml:space="preserve"> </w:t>
-      </w:r>
-      <w:r>
-        <w:rPr>
-          <w:rFonts w:hint="eastAsia"/>
-        </w:rPr>
-        <w:t>(</w:t>
-      </w:r>
-      <w:r>
-        <w:rPr>
-          <w:rFonts w:hint="eastAsia"/>
-        </w:rPr>
-        <w:t>尽量必填</w:t>
-      </w:r>
-      <w:r>
-        <w:rPr>
-          <w:rFonts w:hint="eastAsia"/>
-        </w:rPr>
-        <w:t>)</w:t>
+        <w:rPr>
+          <w:rFonts w:hint="eastAsia"/>
+        </w:rPr>
+        <w:t>中文正文及标题中出现的英文应该使用半角方式输入，并且在左右各留一个半角空格。如果这些半角英文的左边或者右边紧接着任何的中文全角括号或者其他标点符号，则不需要加入半角空格。</w:t>
       </w:r>
     </w:p>
     <w:p>
       <w:pPr>
         <w:pStyle w:val="ListParagraph"/>
-        <w:ind w:left="360" w:firstLineChars="0" w:firstLine="0"/>
-      </w:pPr>
-      <w:r>
-        <w:rPr>
-          <w:rFonts w:hint="eastAsia"/>
-        </w:rPr>
-        <w:t>说明函数从哪个版本开始支持，或从哪个版本开始废弃。</w:t>
+        <w:ind w:left="720" w:firstLineChars="0" w:firstLine="0"/>
+      </w:pPr>
+      <w:r>
+        <w:rPr>
+          <w:rFonts w:hint="eastAsia"/>
+          <w:noProof/>
+        </w:rPr>
+        <w:drawing>
+          <wp:inline distT="0" distB="0" distL="0" distR="0">
+            <wp:extent cx="5274310" cy="634949"/>
+            <wp:effectExtent l="19050" t="0" r="2540" b="0"/>
+            <wp:docPr id="13" name="Picture 10"/>
+            <wp:cNvGraphicFramePr>
+              <a:graphicFrameLocks xmlns:a="http://schemas.openxmlformats.org/drawingml/2006/main" noChangeAspect="1"/>
+            </wp:cNvGraphicFramePr>
+            <a:graphic xmlns:a="http://schemas.openxmlformats.org/drawingml/2006/main">
+              <a:graphicData uri="http://schemas.openxmlformats.org/drawingml/2006/picture">
+                <pic:pic xmlns:pic="http://schemas.openxmlformats.org/drawingml/2006/picture">
+                  <pic:nvPicPr>
+                    <pic:cNvPr id="0" name="Picture 10"/>
+                    <pic:cNvPicPr>
+                      <a:picLocks noChangeAspect="1" noChangeArrowheads="1"/>
+                    </pic:cNvPicPr>
+                  </pic:nvPicPr>
+                  <pic:blipFill>
+                    <a:blip r:embed="rId19"/>
+                    <a:srcRect/>
+                    <a:stretch>
+                      <a:fillRect/>
+                    </a:stretch>
+                  </pic:blipFill>
+                  <pic:spPr bwMode="auto">
+                    <a:xfrm>
+                      <a:off x="0" y="0"/>
+                      <a:ext cx="5274310" cy="634949"/>
+                    </a:xfrm>
+                    <a:prstGeom prst="rect">
+                      <a:avLst/>
+                    </a:prstGeom>
+                    <a:noFill/>
+                    <a:ln w="9525">
+                      <a:noFill/>
+                      <a:miter lim="800000"/>
+                      <a:headEnd/>
+                      <a:tailEnd/>
+                    </a:ln>
+                  </pic:spPr>
+                </pic:pic>
+              </a:graphicData>
+            </a:graphic>
+          </wp:inline>
+        </w:drawing>
       </w:r>
     </w:p>
     <w:p>
@@ -2456,7 +5852,7 @@
         <w:pStyle w:val="ListParagraph"/>
         <w:numPr>
           <w:ilvl w:val="0"/>
-          <w:numId w:val="11"/>
+          <w:numId w:val="16"/>
         </w:numPr>
         <w:ind w:firstLineChars="0"/>
       </w:pPr>
@@ -2464,31 +5860,100 @@
         <w:rPr>
           <w:rFonts w:hint="eastAsia"/>
         </w:rPr>
-        <w:t>EXAMPLES(</w:t>
-      </w:r>
-      <w:r>
-        <w:rPr>
-          <w:rFonts w:hint="eastAsia"/>
-        </w:rPr>
-        <w:t>尽量必填</w:t>
-      </w:r>
-      <w:r>
-        <w:rPr>
-          <w:rFonts w:hint="eastAsia"/>
-        </w:rPr>
-        <w:t>)</w:t>
+        <w:t>#</w:t>
+      </w:r>
+      <w:r>
+        <w:rPr>
+          <w:rFonts w:hint="eastAsia"/>
+        </w:rPr>
+        <w:t>#</w:t>
+      </w:r>
+      <w:r>
+        <w:rPr>
+          <w:rFonts w:hint="eastAsia"/>
+        </w:rPr>
+        <w:t>例子</w:t>
+      </w:r>
+      <w:r>
+        <w:rPr>
+          <w:rFonts w:hint="eastAsia"/>
+        </w:rPr>
+        <w:t>#</w:t>
+      </w:r>
+      <w:r>
+        <w:rPr>
+          <w:rFonts w:hint="eastAsia"/>
+        </w:rPr>
+        <w:t>#</w:t>
+      </w:r>
+      <w:r>
+        <w:rPr>
+          <w:rFonts w:hint="eastAsia"/>
+        </w:rPr>
+        <w:t>中的示例使用有序列表的方式展示</w:t>
+      </w:r>
+      <w:r>
+        <w:rPr>
+          <w:rFonts w:hint="eastAsia"/>
+        </w:rPr>
+        <w:t>。</w:t>
       </w:r>
     </w:p>
     <w:p>
       <w:pPr>
         <w:pStyle w:val="ListParagraph"/>
-        <w:ind w:left="360" w:firstLineChars="0" w:firstLine="0"/>
-      </w:pPr>
-      <w:r>
-        <w:rPr>
-          <w:rFonts w:hint="eastAsia"/>
-        </w:rPr>
-        <w:t>可以参考的范例。</w:t>
+        <w:ind w:left="720" w:firstLineChars="0" w:firstLine="0"/>
+      </w:pPr>
+      <w:r>
+        <w:rPr>
+          <w:rFonts w:hint="eastAsia"/>
+          <w:noProof/>
+        </w:rPr>
+        <w:drawing>
+          <wp:inline distT="0" distB="0" distL="0" distR="0">
+            <wp:extent cx="5274310" cy="1651305"/>
+            <wp:effectExtent l="19050" t="0" r="2540" b="0"/>
+            <wp:docPr id="14" name="Picture 13"/>
+            <wp:cNvGraphicFramePr>
+              <a:graphicFrameLocks xmlns:a="http://schemas.openxmlformats.org/drawingml/2006/main" noChangeAspect="1"/>
+            </wp:cNvGraphicFramePr>
+            <a:graphic xmlns:a="http://schemas.openxmlformats.org/drawingml/2006/main">
+              <a:graphicData uri="http://schemas.openxmlformats.org/drawingml/2006/picture">
+                <pic:pic xmlns:pic="http://schemas.openxmlformats.org/drawingml/2006/picture">
+                  <pic:nvPicPr>
+                    <pic:cNvPr id="0" name="Picture 13"/>
+                    <pic:cNvPicPr>
+                      <a:picLocks noChangeAspect="1" noChangeArrowheads="1"/>
+                    </pic:cNvPicPr>
+                  </pic:nvPicPr>
+                  <pic:blipFill>
+                    <a:blip r:embed="rId20"/>
+                    <a:srcRect/>
+                    <a:stretch>
+                      <a:fillRect/>
+                    </a:stretch>
+                  </pic:blipFill>
+                  <pic:spPr bwMode="auto">
+                    <a:xfrm>
+                      <a:off x="0" y="0"/>
+                      <a:ext cx="5274310" cy="1651305"/>
+                    </a:xfrm>
+                    <a:prstGeom prst="rect">
+                      <a:avLst/>
+                    </a:prstGeom>
+                    <a:noFill/>
+                    <a:ln w="9525">
+                      <a:noFill/>
+                      <a:miter lim="800000"/>
+                      <a:headEnd/>
+                      <a:tailEnd/>
+                    </a:ln>
+                  </pic:spPr>
+                </pic:pic>
+              </a:graphicData>
+            </a:graphic>
+          </wp:inline>
+        </w:drawing>
       </w:r>
     </w:p>
     <w:p>
@@ -2496,141 +5961,30 @@
         <w:pStyle w:val="ListParagraph"/>
         <w:numPr>
           <w:ilvl w:val="0"/>
-          <w:numId w:val="11"/>
+          <w:numId w:val="16"/>
         </w:numPr>
         <w:ind w:firstLineChars="0"/>
-        <w:jc w:val="left"/>
-      </w:pPr>
-      <w:r>
-        <w:rPr>
-          <w:rFonts w:hint="eastAsia"/>
-        </w:rPr>
-        <w:t>SEE ALSO</w:t>
-      </w:r>
-    </w:p>
-    <w:p>
-      <w:pPr>
-        <w:pStyle w:val="ListParagraph"/>
-        <w:ind w:left="360" w:firstLineChars="0" w:firstLine="0"/>
-      </w:pPr>
-      <w:r>
-        <w:rPr>
-          <w:rFonts w:hint="eastAsia"/>
-        </w:rPr>
-        <w:t>可以参考的，跟当前命令有关的其它说明。</w:t>
+      </w:pPr>
+      <w:r>
+        <w:rPr>
+          <w:rFonts w:hint="eastAsia"/>
+        </w:rPr>
+        <w:t>版本信息统一写成</w:t>
+      </w:r>
+      <w:r>
+        <w:rPr>
+          <w:rFonts w:hint="eastAsia"/>
+        </w:rPr>
+        <w:t>v2.6</w:t>
+      </w:r>
+      <w:r>
+        <w:rPr>
+          <w:rFonts w:hint="eastAsia"/>
+        </w:rPr>
+        <w:t>等。</w:t>
       </w:r>
     </w:p>
     <w:p/>
-    <w:p>
-      <w:r>
-        <w:rPr>
-          <w:rFonts w:hint="eastAsia"/>
-        </w:rPr>
-        <w:t>例子：</w:t>
-      </w:r>
-    </w:p>
-    <w:p>
-      <w:pPr>
-        <w:rPr>
-          <w:rFonts w:hint="eastAsia"/>
-        </w:rPr>
-      </w:pPr>
-      <w:r>
-        <w:t>E:\sequoiadb\doc\src\document\reference\Sequoiadb_command\SdbCS</w:t>
-      </w:r>
-      <w:r>
-        <w:rPr>
-          <w:rFonts w:hint="eastAsia"/>
-        </w:rPr>
-        <w:t>\createCL.md</w:t>
-      </w:r>
-    </w:p>
-    <w:p>
-      <w:pPr>
-        <w:rPr>
-          <w:rFonts w:hint="eastAsia"/>
-        </w:rPr>
-      </w:pPr>
-      <w:r>
-        <w:t>E:\sequoiadb\doc\src\document\reference\Sequoiadb_command\SdbCS</w:t>
-      </w:r>
-      <w:r>
-        <w:rPr>
-          <w:rFonts w:hint="eastAsia"/>
-        </w:rPr>
-        <w:t>\createCL_en.md</w:t>
-      </w:r>
-    </w:p>
-    <w:p>
-      <w:pPr>
-        <w:rPr>
-          <w:rFonts w:hint="eastAsia"/>
-        </w:rPr>
-      </w:pPr>
-    </w:p>
-    <w:p>
-      <w:pPr>
-        <w:pStyle w:val="Heading2"/>
-        <w:rPr>
-          <w:rFonts w:hint="eastAsia"/>
-        </w:rPr>
-      </w:pPr>
-      <w:r>
-        <w:rPr>
-          <w:rFonts w:hint="eastAsia"/>
-        </w:rPr>
-        <w:t>Markdown</w:t>
-      </w:r>
-      <w:r>
-        <w:rPr>
-          <w:rFonts w:hint="eastAsia"/>
-        </w:rPr>
-        <w:t>文件编写注意事项</w:t>
-      </w:r>
-    </w:p>
-    <w:p>
-      <w:pPr>
-        <w:rPr>
-          <w:rFonts w:hint="eastAsia"/>
-        </w:rPr>
-      </w:pPr>
-      <w:r>
-        <w:rPr>
-          <w:rFonts w:hint="eastAsia"/>
-        </w:rPr>
-        <w:t>参考</w:t>
-      </w:r>
-      <w:r>
-        <w:rPr>
-          <w:rFonts w:hint="eastAsia"/>
-        </w:rPr>
-        <w:t>《</w:t>
-      </w:r>
-      <w:r>
-        <w:rPr>
-          <w:rFonts w:hint="eastAsia"/>
-        </w:rPr>
-        <w:t>Markdown</w:t>
-      </w:r>
-      <w:r>
-        <w:rPr>
-          <w:rFonts w:hint="eastAsia"/>
-        </w:rPr>
-        <w:t>文件编写注意事项</w:t>
-      </w:r>
-      <w:r>
-        <w:rPr>
-          <w:rFonts w:hint="eastAsia"/>
-        </w:rPr>
-        <w:t>.docx</w:t>
-      </w:r>
-      <w:r>
-        <w:rPr>
-          <w:rFonts w:hint="eastAsia"/>
-        </w:rPr>
-        <w:t>》</w:t>
-      </w:r>
-    </w:p>
     <w:p>
       <w:pPr>
         <w:pStyle w:val="Heading2"/>
@@ -3118,7 +6472,6 @@
                 <w:sz w:val="18"/>
                 <w:szCs w:val="18"/>
               </w:rPr>
-              <w:lastRenderedPageBreak/>
               <w:t>第二周</w:t>
             </w:r>
           </w:p>
@@ -3489,6 +6842,7 @@
         <w:rPr>
           <w:rFonts w:hint="eastAsia"/>
         </w:rPr>
+        <w:lastRenderedPageBreak/>
         <w:t>验收</w:t>
       </w:r>
       <w:r>
@@ -3846,9 +7200,6 @@
                 <w:numId w:val="13"/>
               </w:numPr>
               <w:ind w:firstLineChars="0"/>
-              <w:rPr>
-                <w:rFonts w:hint="eastAsia"/>
-              </w:rPr>
             </w:pPr>
             <w:r>
               <w:rPr>
@@ -4009,9 +7360,6 @@
           <w:p>
             <w:pPr>
               <w:ind w:left="0"/>
-              <w:rPr>
-                <w:rFonts w:hint="eastAsia"/>
-              </w:rPr>
             </w:pPr>
             <w:r>
               <w:rPr>
@@ -4028,9 +7376,6 @@
           <w:p>
             <w:pPr>
               <w:ind w:left="0"/>
-              <w:rPr>
-                <w:rFonts w:hint="eastAsia"/>
-              </w:rPr>
             </w:pPr>
             <w:r>
               <w:rPr>
@@ -4138,9 +7483,6 @@
           <w:p>
             <w:pPr>
               <w:ind w:left="0"/>
-              <w:rPr>
-                <w:rFonts w:hint="eastAsia"/>
-              </w:rPr>
             </w:pPr>
           </w:p>
         </w:tc>
@@ -4155,7 +7497,6 @@
         <w:rPr>
           <w:rFonts w:hint="eastAsia"/>
         </w:rPr>
-        <w:lastRenderedPageBreak/>
         <w:t>Checklist</w:t>
       </w:r>
     </w:p>
@@ -4619,7 +7960,14 @@
               <w:rPr>
                 <w:rFonts w:hint="eastAsia"/>
               </w:rPr>
-              <w:t>为了能够正常显示嵌套列表的内容，</w:t>
+              <w:t>为了能够正常显示嵌套列</w:t>
+            </w:r>
+            <w:r>
+              <w:rPr>
+                <w:rFonts w:hint="eastAsia"/>
+              </w:rPr>
+              <w:lastRenderedPageBreak/>
+              <w:t>表的内容，</w:t>
             </w:r>
             <w:r>
               <w:rPr>
@@ -4676,6 +8024,7 @@
               <w:rPr>
                 <w:rFonts w:hint="eastAsia"/>
               </w:rPr>
+              <w:lastRenderedPageBreak/>
               <w:t>sdb shell</w:t>
             </w:r>
             <w:r>
@@ -4766,6 +8115,95 @@
 <file path=word/numbering.xml><?xml version="1.0" encoding="utf-8"?>
 <w:numbering xmlns:ve="http://schemas.openxmlformats.org/markup-compatibility/2006" xmlns:o="urn:schemas-microsoft-com:office:office" xmlns:r="http://schemas.openxmlformats.org/officeDocument/2006/relationships" xmlns:m="http://schemas.openxmlformats.org/officeDocument/2006/math" xmlns:v="urn:schemas-microsoft-com:vml" xmlns:wp="http://schemas.openxmlformats.org/drawingml/2006/wordprocessingDrawing" xmlns:w10="urn:schemas-microsoft-com:office:word" xmlns:w="http://schemas.openxmlformats.org/wordprocessingml/2006/main" xmlns:wne="http://schemas.microsoft.com/office/word/2006/wordml">
   <w:abstractNum w:abstractNumId="0">
+    <w:nsid w:val="06BE6768"/>
+    <w:multiLevelType w:val="hybridMultilevel"/>
+    <w:tmpl w:val="3A16ABDA"/>
+    <w:lvl w:ilvl="0" w:tplc="5302CE1A">
+      <w:start w:val="1"/>
+      <w:numFmt w:val="decimal"/>
+      <w:lvlText w:val="%1）"/>
+      <w:lvlJc w:val="left"/>
+      <w:pPr>
+        <w:ind w:left="717" w:hanging="360"/>
+      </w:pPr>
+      <w:rPr>
+        <w:rFonts w:hint="default"/>
+      </w:rPr>
+    </w:lvl>
+    <w:lvl w:ilvl="1" w:tplc="04090019">
+      <w:start w:val="1"/>
+      <w:numFmt w:val="lowerLetter"/>
+      <w:lvlText w:val="%2)"/>
+      <w:lvlJc w:val="left"/>
+      <w:pPr>
+        <w:ind w:left="1197" w:hanging="420"/>
+      </w:pPr>
+    </w:lvl>
+    <w:lvl w:ilvl="2" w:tplc="0409001B" w:tentative="1">
+      <w:start w:val="1"/>
+      <w:numFmt w:val="lowerRoman"/>
+      <w:lvlText w:val="%3."/>
+      <w:lvlJc w:val="right"/>
+      <w:pPr>
+        <w:ind w:left="1617" w:hanging="420"/>
+      </w:pPr>
+    </w:lvl>
+    <w:lvl w:ilvl="3" w:tplc="0409000F" w:tentative="1">
+      <w:start w:val="1"/>
+      <w:numFmt w:val="decimal"/>
+      <w:lvlText w:val="%4."/>
+      <w:lvlJc w:val="left"/>
+      <w:pPr>
+        <w:ind w:left="2037" w:hanging="420"/>
+      </w:pPr>
+    </w:lvl>
+    <w:lvl w:ilvl="4" w:tplc="04090019" w:tentative="1">
+      <w:start w:val="1"/>
+      <w:numFmt w:val="lowerLetter"/>
+      <w:lvlText w:val="%5)"/>
+      <w:lvlJc w:val="left"/>
+      <w:pPr>
+        <w:ind w:left="2457" w:hanging="420"/>
+      </w:pPr>
+    </w:lvl>
+    <w:lvl w:ilvl="5" w:tplc="0409001B" w:tentative="1">
+      <w:start w:val="1"/>
+      <w:numFmt w:val="lowerRoman"/>
+      <w:lvlText w:val="%6."/>
+      <w:lvlJc w:val="right"/>
+      <w:pPr>
+        <w:ind w:left="2877" w:hanging="420"/>
+      </w:pPr>
+    </w:lvl>
+    <w:lvl w:ilvl="6" w:tplc="0409000F" w:tentative="1">
+      <w:start w:val="1"/>
+      <w:numFmt w:val="decimal"/>
+      <w:lvlText w:val="%7."/>
+      <w:lvlJc w:val="left"/>
+      <w:pPr>
+        <w:ind w:left="3297" w:hanging="420"/>
+      </w:pPr>
+    </w:lvl>
+    <w:lvl w:ilvl="7" w:tplc="04090019" w:tentative="1">
+      <w:start w:val="1"/>
+      <w:numFmt w:val="lowerLetter"/>
+      <w:lvlText w:val="%8)"/>
+      <w:lvlJc w:val="left"/>
+      <w:pPr>
+        <w:ind w:left="3717" w:hanging="420"/>
+      </w:pPr>
+    </w:lvl>
+    <w:lvl w:ilvl="8" w:tplc="0409001B" w:tentative="1">
+      <w:start w:val="1"/>
+      <w:numFmt w:val="lowerRoman"/>
+      <w:lvlText w:val="%9."/>
+      <w:lvlJc w:val="right"/>
+      <w:pPr>
+        <w:ind w:left="4137" w:hanging="420"/>
+      </w:pPr>
+    </w:lvl>
+  </w:abstractNum>
+  <w:abstractNum w:abstractNumId="1">
     <w:nsid w:val="1A350F10"/>
     <w:multiLevelType w:val="hybridMultilevel"/>
     <w:tmpl w:val="8D66FCB6"/>
@@ -4854,7 +8292,7 @@
       </w:pPr>
     </w:lvl>
   </w:abstractNum>
-  <w:abstractNum w:abstractNumId="1">
+  <w:abstractNum w:abstractNumId="2">
     <w:nsid w:val="22501AA3"/>
     <w:multiLevelType w:val="hybridMultilevel"/>
     <w:tmpl w:val="1B2A9E7A"/>
@@ -4941,7 +8379,7 @@
       </w:pPr>
     </w:lvl>
   </w:abstractNum>
-  <w:abstractNum w:abstractNumId="2">
+  <w:abstractNum w:abstractNumId="3">
     <w:nsid w:val="23EC5C36"/>
     <w:multiLevelType w:val="hybridMultilevel"/>
     <w:tmpl w:val="3338448C"/>
@@ -5030,7 +8468,7 @@
       </w:pPr>
     </w:lvl>
   </w:abstractNum>
-  <w:abstractNum w:abstractNumId="3">
+  <w:abstractNum w:abstractNumId="4">
     <w:nsid w:val="2CCE1E9F"/>
     <w:multiLevelType w:val="hybridMultilevel"/>
     <w:tmpl w:val="F2101B24"/>
@@ -5119,7 +8557,7 @@
       </w:pPr>
     </w:lvl>
   </w:abstractNum>
-  <w:abstractNum w:abstractNumId="4">
+  <w:abstractNum w:abstractNumId="5">
     <w:nsid w:val="39680D8C"/>
     <w:multiLevelType w:val="hybridMultilevel"/>
     <w:tmpl w:val="497A1B6C"/>
@@ -5208,7 +8646,96 @@
       </w:pPr>
     </w:lvl>
   </w:abstractNum>
-  <w:abstractNum w:abstractNumId="5">
+  <w:abstractNum w:abstractNumId="6">
+    <w:nsid w:val="44943394"/>
+    <w:multiLevelType w:val="hybridMultilevel"/>
+    <w:tmpl w:val="83641458"/>
+    <w:lvl w:ilvl="0" w:tplc="70EC8A5C">
+      <w:start w:val="1"/>
+      <w:numFmt w:val="decimal"/>
+      <w:lvlText w:val="%1."/>
+      <w:lvlJc w:val="left"/>
+      <w:pPr>
+        <w:ind w:left="717" w:hanging="360"/>
+      </w:pPr>
+      <w:rPr>
+        <w:rFonts w:hint="default"/>
+      </w:rPr>
+    </w:lvl>
+    <w:lvl w:ilvl="1" w:tplc="04090019" w:tentative="1">
+      <w:start w:val="1"/>
+      <w:numFmt w:val="lowerLetter"/>
+      <w:lvlText w:val="%2)"/>
+      <w:lvlJc w:val="left"/>
+      <w:pPr>
+        <w:ind w:left="1197" w:hanging="420"/>
+      </w:pPr>
+    </w:lvl>
+    <w:lvl w:ilvl="2" w:tplc="0409001B" w:tentative="1">
+      <w:start w:val="1"/>
+      <w:numFmt w:val="lowerRoman"/>
+      <w:lvlText w:val="%3."/>
+      <w:lvlJc w:val="right"/>
+      <w:pPr>
+        <w:ind w:left="1617" w:hanging="420"/>
+      </w:pPr>
+    </w:lvl>
+    <w:lvl w:ilvl="3" w:tplc="0409000F" w:tentative="1">
+      <w:start w:val="1"/>
+      <w:numFmt w:val="decimal"/>
+      <w:lvlText w:val="%4."/>
+      <w:lvlJc w:val="left"/>
+      <w:pPr>
+        <w:ind w:left="2037" w:hanging="420"/>
+      </w:pPr>
+    </w:lvl>
+    <w:lvl w:ilvl="4" w:tplc="04090019" w:tentative="1">
+      <w:start w:val="1"/>
+      <w:numFmt w:val="lowerLetter"/>
+      <w:lvlText w:val="%5)"/>
+      <w:lvlJc w:val="left"/>
+      <w:pPr>
+        <w:ind w:left="2457" w:hanging="420"/>
+      </w:pPr>
+    </w:lvl>
+    <w:lvl w:ilvl="5" w:tplc="0409001B" w:tentative="1">
+      <w:start w:val="1"/>
+      <w:numFmt w:val="lowerRoman"/>
+      <w:lvlText w:val="%6."/>
+      <w:lvlJc w:val="right"/>
+      <w:pPr>
+        <w:ind w:left="2877" w:hanging="420"/>
+      </w:pPr>
+    </w:lvl>
+    <w:lvl w:ilvl="6" w:tplc="0409000F" w:tentative="1">
+      <w:start w:val="1"/>
+      <w:numFmt w:val="decimal"/>
+      <w:lvlText w:val="%7."/>
+      <w:lvlJc w:val="left"/>
+      <w:pPr>
+        <w:ind w:left="3297" w:hanging="420"/>
+      </w:pPr>
+    </w:lvl>
+    <w:lvl w:ilvl="7" w:tplc="04090019" w:tentative="1">
+      <w:start w:val="1"/>
+      <w:numFmt w:val="lowerLetter"/>
+      <w:lvlText w:val="%8)"/>
+      <w:lvlJc w:val="left"/>
+      <w:pPr>
+        <w:ind w:left="3717" w:hanging="420"/>
+      </w:pPr>
+    </w:lvl>
+    <w:lvl w:ilvl="8" w:tplc="0409001B" w:tentative="1">
+      <w:start w:val="1"/>
+      <w:numFmt w:val="lowerRoman"/>
+      <w:lvlText w:val="%9."/>
+      <w:lvlJc w:val="right"/>
+      <w:pPr>
+        <w:ind w:left="4137" w:hanging="420"/>
+      </w:pPr>
+    </w:lvl>
+  </w:abstractNum>
+  <w:abstractNum w:abstractNumId="7">
     <w:nsid w:val="589E00D2"/>
     <w:multiLevelType w:val="hybridMultilevel"/>
     <w:tmpl w:val="712282AA"/>
@@ -5295,7 +8822,182 @@
       </w:pPr>
     </w:lvl>
   </w:abstractNum>
-  <w:abstractNum w:abstractNumId="6">
+  <w:abstractNum w:abstractNumId="8">
+    <w:nsid w:val="5EBF1162"/>
+    <w:multiLevelType w:val="hybridMultilevel"/>
+    <w:tmpl w:val="3DC2A716"/>
+    <w:lvl w:ilvl="0" w:tplc="0409000F">
+      <w:start w:val="1"/>
+      <w:numFmt w:val="decimal"/>
+      <w:lvlText w:val="%1."/>
+      <w:lvlJc w:val="left"/>
+      <w:pPr>
+        <w:ind w:left="420" w:hanging="420"/>
+      </w:pPr>
+    </w:lvl>
+    <w:lvl w:ilvl="1" w:tplc="04090019" w:tentative="1">
+      <w:start w:val="1"/>
+      <w:numFmt w:val="lowerLetter"/>
+      <w:lvlText w:val="%2)"/>
+      <w:lvlJc w:val="left"/>
+      <w:pPr>
+        <w:ind w:left="840" w:hanging="420"/>
+      </w:pPr>
+    </w:lvl>
+    <w:lvl w:ilvl="2" w:tplc="0409001B" w:tentative="1">
+      <w:start w:val="1"/>
+      <w:numFmt w:val="lowerRoman"/>
+      <w:lvlText w:val="%3."/>
+      <w:lvlJc w:val="right"/>
+      <w:pPr>
+        <w:ind w:left="1260" w:hanging="420"/>
+      </w:pPr>
+    </w:lvl>
+    <w:lvl w:ilvl="3" w:tplc="0409000F" w:tentative="1">
+      <w:start w:val="1"/>
+      <w:numFmt w:val="decimal"/>
+      <w:lvlText w:val="%4."/>
+      <w:lvlJc w:val="left"/>
+      <w:pPr>
+        <w:ind w:left="1680" w:hanging="420"/>
+      </w:pPr>
+    </w:lvl>
+    <w:lvl w:ilvl="4" w:tplc="04090019" w:tentative="1">
+      <w:start w:val="1"/>
+      <w:numFmt w:val="lowerLetter"/>
+      <w:lvlText w:val="%5)"/>
+      <w:lvlJc w:val="left"/>
+      <w:pPr>
+        <w:ind w:left="2100" w:hanging="420"/>
+      </w:pPr>
+    </w:lvl>
+    <w:lvl w:ilvl="5" w:tplc="0409001B" w:tentative="1">
+      <w:start w:val="1"/>
+      <w:numFmt w:val="lowerRoman"/>
+      <w:lvlText w:val="%6."/>
+      <w:lvlJc w:val="right"/>
+      <w:pPr>
+        <w:ind w:left="2520" w:hanging="420"/>
+      </w:pPr>
+    </w:lvl>
+    <w:lvl w:ilvl="6" w:tplc="0409000F" w:tentative="1">
+      <w:start w:val="1"/>
+      <w:numFmt w:val="decimal"/>
+      <w:lvlText w:val="%7."/>
+      <w:lvlJc w:val="left"/>
+      <w:pPr>
+        <w:ind w:left="2940" w:hanging="420"/>
+      </w:pPr>
+    </w:lvl>
+    <w:lvl w:ilvl="7" w:tplc="04090019" w:tentative="1">
+      <w:start w:val="1"/>
+      <w:numFmt w:val="lowerLetter"/>
+      <w:lvlText w:val="%8)"/>
+      <w:lvlJc w:val="left"/>
+      <w:pPr>
+        <w:ind w:left="3360" w:hanging="420"/>
+      </w:pPr>
+    </w:lvl>
+    <w:lvl w:ilvl="8" w:tplc="0409001B" w:tentative="1">
+      <w:start w:val="1"/>
+      <w:numFmt w:val="lowerRoman"/>
+      <w:lvlText w:val="%9."/>
+      <w:lvlJc w:val="right"/>
+      <w:pPr>
+        <w:ind w:left="3780" w:hanging="420"/>
+      </w:pPr>
+    </w:lvl>
+  </w:abstractNum>
+  <w:abstractNum w:abstractNumId="9">
+    <w:nsid w:val="696B75D0"/>
+    <w:multiLevelType w:val="hybridMultilevel"/>
+    <w:tmpl w:val="8422A4E8"/>
+    <w:lvl w:ilvl="0" w:tplc="0409000F">
+      <w:start w:val="1"/>
+      <w:numFmt w:val="decimal"/>
+      <w:lvlText w:val="%1."/>
+      <w:lvlJc w:val="left"/>
+      <w:pPr>
+        <w:ind w:left="720" w:hanging="360"/>
+      </w:pPr>
+      <w:rPr>
+        <w:rFonts w:hint="default"/>
+      </w:rPr>
+    </w:lvl>
+    <w:lvl w:ilvl="1" w:tplc="04090019" w:tentative="1">
+      <w:start w:val="1"/>
+      <w:numFmt w:val="lowerLetter"/>
+      <w:lvlText w:val="%2)"/>
+      <w:lvlJc w:val="left"/>
+      <w:pPr>
+        <w:ind w:left="1200" w:hanging="420"/>
+      </w:pPr>
+    </w:lvl>
+    <w:lvl w:ilvl="2" w:tplc="0409001B" w:tentative="1">
+      <w:start w:val="1"/>
+      <w:numFmt w:val="lowerRoman"/>
+      <w:lvlText w:val="%3."/>
+      <w:lvlJc w:val="right"/>
+      <w:pPr>
+        <w:ind w:left="1620" w:hanging="420"/>
+      </w:pPr>
+    </w:lvl>
+    <w:lvl w:ilvl="3" w:tplc="0409000F" w:tentative="1">
+      <w:start w:val="1"/>
+      <w:numFmt w:val="decimal"/>
+      <w:lvlText w:val="%4."/>
+      <w:lvlJc w:val="left"/>
+      <w:pPr>
+        <w:ind w:left="2040" w:hanging="420"/>
+      </w:pPr>
+    </w:lvl>
+    <w:lvl w:ilvl="4" w:tplc="04090019" w:tentative="1">
+      <w:start w:val="1"/>
+      <w:numFmt w:val="lowerLetter"/>
+      <w:lvlText w:val="%5)"/>
+      <w:lvlJc w:val="left"/>
+      <w:pPr>
+        <w:ind w:left="2460" w:hanging="420"/>
+      </w:pPr>
+    </w:lvl>
+    <w:lvl w:ilvl="5" w:tplc="0409001B" w:tentative="1">
+      <w:start w:val="1"/>
+      <w:numFmt w:val="lowerRoman"/>
+      <w:lvlText w:val="%6."/>
+      <w:lvlJc w:val="right"/>
+      <w:pPr>
+        <w:ind w:left="2880" w:hanging="420"/>
+      </w:pPr>
+    </w:lvl>
+    <w:lvl w:ilvl="6" w:tplc="0409000F" w:tentative="1">
+      <w:start w:val="1"/>
+      <w:numFmt w:val="decimal"/>
+      <w:lvlText w:val="%7."/>
+      <w:lvlJc w:val="left"/>
+      <w:pPr>
+        <w:ind w:left="3300" w:hanging="420"/>
+      </w:pPr>
+    </w:lvl>
+    <w:lvl w:ilvl="7" w:tplc="04090019" w:tentative="1">
+      <w:start w:val="1"/>
+      <w:numFmt w:val="lowerLetter"/>
+      <w:lvlText w:val="%8)"/>
+      <w:lvlJc w:val="left"/>
+      <w:pPr>
+        <w:ind w:left="3720" w:hanging="420"/>
+      </w:pPr>
+    </w:lvl>
+    <w:lvl w:ilvl="8" w:tplc="0409001B" w:tentative="1">
+      <w:start w:val="1"/>
+      <w:numFmt w:val="lowerRoman"/>
+      <w:lvlText w:val="%9."/>
+      <w:lvlJc w:val="right"/>
+      <w:pPr>
+        <w:ind w:left="4140" w:hanging="420"/>
+      </w:pPr>
+    </w:lvl>
+  </w:abstractNum>
+  <w:abstractNum w:abstractNumId="10">
     <w:nsid w:val="6FB77EC3"/>
     <w:multiLevelType w:val="hybridMultilevel"/>
     <w:tmpl w:val="F3EA067E"/>
@@ -5384,7 +9086,7 @@
       </w:pPr>
     </w:lvl>
   </w:abstractNum>
-  <w:abstractNum w:abstractNumId="7">
+  <w:abstractNum w:abstractNumId="11">
     <w:nsid w:val="713C49F5"/>
     <w:multiLevelType w:val="hybridMultilevel"/>
     <w:tmpl w:val="74E611C4"/>
@@ -5470,7 +9172,7 @@
       </w:pPr>
     </w:lvl>
   </w:abstractNum>
-  <w:abstractNum w:abstractNumId="8">
+  <w:abstractNum w:abstractNumId="12">
     <w:nsid w:val="72613DB9"/>
     <w:multiLevelType w:val="hybridMultilevel"/>
     <w:tmpl w:val="081EBA56"/>
@@ -5559,7 +9261,7 @@
       </w:pPr>
     </w:lvl>
   </w:abstractNum>
-  <w:abstractNum w:abstractNumId="9">
+  <w:abstractNum w:abstractNumId="13">
     <w:nsid w:val="734C023E"/>
     <w:multiLevelType w:val="hybridMultilevel"/>
     <w:tmpl w:val="1C741974"/>
@@ -5649,43 +9351,55 @@
     </w:lvl>
   </w:abstractNum>
   <w:num w:numId="1">
+    <w:abstractNumId w:val="2"/>
+  </w:num>
+  <w:num w:numId="2">
+    <w:abstractNumId w:val="7"/>
+  </w:num>
+  <w:num w:numId="3">
+    <w:abstractNumId w:val="3"/>
+  </w:num>
+  <w:num w:numId="4">
+    <w:abstractNumId w:val="2"/>
+  </w:num>
+  <w:num w:numId="5">
+    <w:abstractNumId w:val="2"/>
+  </w:num>
+  <w:num w:numId="6">
+    <w:abstractNumId w:val="2"/>
+  </w:num>
+  <w:num w:numId="7">
+    <w:abstractNumId w:val="11"/>
+  </w:num>
+  <w:num w:numId="8">
+    <w:abstractNumId w:val="10"/>
+  </w:num>
+  <w:num w:numId="9">
     <w:abstractNumId w:val="1"/>
   </w:num>
-  <w:num w:numId="2">
+  <w:num w:numId="10">
+    <w:abstractNumId w:val="13"/>
+  </w:num>
+  <w:num w:numId="11">
     <w:abstractNumId w:val="5"/>
   </w:num>
-  <w:num w:numId="3">
-    <w:abstractNumId w:val="2"/>
+  <w:num w:numId="12">
+    <w:abstractNumId w:val="4"/>
   </w:num>
-  <w:num w:numId="4">
-    <w:abstractNumId w:val="1"/>
+  <w:num w:numId="13">
+    <w:abstractNumId w:val="12"/>
   </w:num>
-  <w:num w:numId="5">
-    <w:abstractNumId w:val="1"/>
-  </w:num>
-  <w:num w:numId="6">
-    <w:abstractNumId w:val="1"/>
-  </w:num>
-  <w:num w:numId="7">
-    <w:abstractNumId w:val="7"/>
-  </w:num>
-  <w:num w:numId="8">
-    <w:abstractNumId w:val="6"/>
-  </w:num>
-  <w:num w:numId="9">
+  <w:num w:numId="14">
     <w:abstractNumId w:val="0"/>
   </w:num>
-  <w:num w:numId="10">
+  <w:num w:numId="15">
+    <w:abstractNumId w:val="8"/>
+  </w:num>
+  <w:num w:numId="16">
     <w:abstractNumId w:val="9"/>
   </w:num>
-  <w:num w:numId="11">
-    <w:abstractNumId w:val="4"/>
-  </w:num>
-  <w:num w:numId="12">
-    <w:abstractNumId w:val="3"/>
-  </w:num>
-  <w:num w:numId="13">
-    <w:abstractNumId w:val="8"/>
+  <w:num w:numId="17">
+    <w:abstractNumId w:val="6"/>
   </w:num>
 </w:numbering>
 </file>

--- a/internal_doc/03.开发设计/doc/md2troff/story_md2troff.docx
+++ b/internal_doc/03.开发设计/doc/md2troff/story_md2troff.docx
@@ -690,13 +690,37 @@
         <w:rPr>
           <w:rFonts w:hint="eastAsia"/>
         </w:rPr>
-        <w:t xml:space="preserve"> md2TroffTool.bat </w:t>
-      </w:r>
-      <w:r>
-        <w:rPr>
-          <w:rFonts w:hint="eastAsia"/>
-        </w:rPr>
-        <w:t>批处理脚本，用于将</w:t>
+        <w:t xml:space="preserve"> </w:t>
+      </w:r>
+      <w:r>
+        <w:rPr>
+          <w:rFonts w:hint="eastAsia"/>
+        </w:rPr>
+        <w:t>md2TroffTool.py</w:t>
+      </w:r>
+      <w:r>
+        <w:rPr>
+          <w:rFonts w:hint="eastAsia"/>
+        </w:rPr>
+        <w:t xml:space="preserve"> </w:t>
+      </w:r>
+      <w:r>
+        <w:rPr>
+          <w:rFonts w:hint="eastAsia"/>
+        </w:rPr>
+        <w:t>和</w:t>
+      </w:r>
+      <w:r>
+        <w:rPr>
+          <w:rFonts w:hint="eastAsia"/>
+        </w:rPr>
+        <w:t xml:space="preserve"> md2TroffToolForCI.py</w:t>
+      </w:r>
+      <w:r>
+        <w:rPr>
+          <w:rFonts w:hint="eastAsia"/>
+        </w:rPr>
+        <w:t>脚本，用于将</w:t>
       </w:r>
       <w:r>
         <w:rPr>
@@ -734,7 +758,19 @@
         <w:shd w:val="pct15" w:color="auto" w:fill="auto"/>
       </w:pPr>
       <w:r>
-        <w:t>E:\sequoiadb\doc\tools\md2mdConvertor&gt;md2TroffTool.bat --help</w:t>
+        <w:t>E:\sequoiadb\doc\tools\md2mdConvertor&gt;</w:t>
+      </w:r>
+      <w:r>
+        <w:rPr>
+          <w:rFonts w:hint="eastAsia"/>
+        </w:rPr>
+        <w:t xml:space="preserve"> python </w:t>
+      </w:r>
+      <w:r>
+        <w:t>md2TroffTool.py</w:t>
+      </w:r>
+      <w:r>
+        <w:t xml:space="preserve"> --help</w:t>
       </w:r>
     </w:p>
     <w:p>
@@ -748,7 +784,13 @@
         <w:shd w:val="pct15" w:color="auto" w:fill="auto"/>
       </w:pPr>
       <w:r>
-        <w:t>Syntax: md2TroffTool.bat -i &lt;input file or directory&gt; -o &lt;output file or directory&gt;</w:t>
+        <w:t xml:space="preserve">Syntax: </w:t>
+      </w:r>
+      <w:r>
+        <w:t>md2TroffTool.py</w:t>
+      </w:r>
+      <w:r>
+        <w:t xml:space="preserve"> -i &lt;input file or directory&gt; -o &lt;output file or directory&gt;</w:t>
       </w:r>
     </w:p>
     <w:p>
@@ -789,9 +831,12 @@
           <w:numId w:val="8"/>
         </w:numPr>
         <w:ind w:firstLineChars="0"/>
-      </w:pPr>
-      <w:r>
-        <w:t>md2TroffTool.bat</w:t>
+        <w:rPr>
+          <w:rFonts w:hint="eastAsia"/>
+        </w:rPr>
+      </w:pPr>
+      <w:r>
+        <w:t>md2TroffTool.py</w:t>
       </w:r>
       <w:r>
         <w:rPr>
@@ -853,12 +898,155 @@
     </w:p>
     <w:p>
       <w:pPr>
+        <w:pStyle w:val="ListParagraph"/>
+        <w:ind w:leftChars="141" w:left="296" w:firstLineChars="0" w:firstLine="0"/>
+        <w:rPr>
+          <w:rFonts w:hint="eastAsia"/>
+        </w:rPr>
+      </w:pPr>
+      <w:r>
+        <w:rPr>
+          <w:rFonts w:hint="eastAsia"/>
+        </w:rPr>
+        <w:t>md2TroffToolForCI.py</w:t>
+      </w:r>
+      <w:r>
+        <w:rPr>
+          <w:rFonts w:hint="eastAsia"/>
+        </w:rPr>
+        <w:t>脚本专门为</w:t>
+      </w:r>
+      <w:r>
+        <w:rPr>
+          <w:rFonts w:hint="eastAsia"/>
+        </w:rPr>
+        <w:t>CI</w:t>
+      </w:r>
+      <w:r>
+        <w:rPr>
+          <w:rFonts w:hint="eastAsia"/>
+        </w:rPr>
+        <w:t>准备的，具体用法如下：</w:t>
+      </w:r>
+    </w:p>
+    <w:p>
+      <w:pPr>
+        <w:pStyle w:val="ListParagraph"/>
+        <w:pBdr>
+          <w:top w:val="single" w:sz="4" w:space="1" w:color="auto"/>
+          <w:left w:val="single" w:sz="4" w:space="4" w:color="auto"/>
+          <w:bottom w:val="single" w:sz="4" w:space="1" w:color="auto"/>
+          <w:right w:val="single" w:sz="4" w:space="4" w:color="auto"/>
+        </w:pBdr>
+        <w:shd w:val="pct15" w:color="auto" w:fill="auto"/>
+        <w:ind w:leftChars="141" w:left="296" w:firstLineChars="0" w:firstLine="0"/>
+        <w:rPr>
+          <w:rFonts w:hint="eastAsia"/>
+        </w:rPr>
+      </w:pPr>
+      <w:r>
+        <w:t>E:\sequoiadb\doc\tools\md2mdConvertor&gt; python md2TroffTool</w:t>
+      </w:r>
+      <w:r>
+        <w:rPr>
+          <w:rFonts w:hint="eastAsia"/>
+        </w:rPr>
+        <w:t>ForCI</w:t>
+      </w:r>
+      <w:r>
+        <w:t>.py</w:t>
+      </w:r>
+    </w:p>
+    <w:p>
+      <w:pPr>
+        <w:pStyle w:val="ListParagraph"/>
+        <w:pBdr>
+          <w:bottom w:val="single" w:sz="4" w:space="1" w:color="auto"/>
+        </w:pBdr>
+        <w:ind w:leftChars="141" w:left="296" w:firstLineChars="0" w:firstLine="0"/>
+        <w:rPr>
+          <w:rFonts w:hint="eastAsia"/>
+        </w:rPr>
+      </w:pPr>
+      <w:r>
+        <w:rPr>
+          <w:rFonts w:hint="eastAsia"/>
+        </w:rPr>
+        <w:t>CI</w:t>
+      </w:r>
+      <w:r>
+        <w:rPr>
+          <w:rFonts w:hint="eastAsia"/>
+        </w:rPr>
+        <w:t>只需调用该脚本，便可将所有要转换的</w:t>
+      </w:r>
+      <w:r>
+        <w:rPr>
+          <w:rFonts w:hint="eastAsia"/>
+        </w:rPr>
+        <w:t>markdown</w:t>
+      </w:r>
+      <w:r>
+        <w:rPr>
+          <w:rFonts w:hint="eastAsia"/>
+        </w:rPr>
+        <w:t>文件转换为</w:t>
+      </w:r>
+      <w:r>
+        <w:rPr>
+          <w:rFonts w:hint="eastAsia"/>
+        </w:rPr>
+        <w:t>troff</w:t>
+      </w:r>
+      <w:r>
+        <w:rPr>
+          <w:rFonts w:hint="eastAsia"/>
+        </w:rPr>
+        <w:t>文件。该脚本有开发维护，</w:t>
+      </w:r>
+      <w:r>
+        <w:rPr>
+          <w:rFonts w:hint="eastAsia"/>
+        </w:rPr>
+        <w:t>CI</w:t>
+      </w:r>
+      <w:r>
+        <w:rPr>
+          <w:rFonts w:hint="eastAsia"/>
+        </w:rPr>
+        <w:t>只需要在编包的时候，调用一下该脚本，便可生成所有需要使用的</w:t>
+      </w:r>
+      <w:r>
+        <w:rPr>
+          <w:rFonts w:hint="eastAsia"/>
+        </w:rPr>
+        <w:t>troff</w:t>
+      </w:r>
+      <w:r>
+        <w:rPr>
+          <w:rFonts w:hint="eastAsia"/>
+        </w:rPr>
+        <w:t>文件。</w:t>
+      </w:r>
+    </w:p>
+    <w:p>
+      <w:pPr>
+        <w:pStyle w:val="ListParagraph"/>
+        <w:pBdr>
+          <w:bottom w:val="single" w:sz="4" w:space="1" w:color="auto"/>
+        </w:pBdr>
+        <w:ind w:leftChars="141" w:left="296" w:firstLineChars="0" w:firstLine="0"/>
+      </w:pPr>
+    </w:p>
+    <w:p>
+      <w:pPr>
         <w:pStyle w:val="Heading2"/>
       </w:pPr>
       <w:r>
         <w:rPr>
           <w:rFonts w:hint="eastAsia"/>
         </w:rPr>
+        <w:lastRenderedPageBreak/>
         <w:t>Story</w:t>
       </w:r>
       <w:r>
@@ -959,7 +1147,7 @@
         <w:ind w:firstLineChars="0"/>
       </w:pPr>
       <w:r>
-        <w:t>md2TroffTool.bat</w:t>
+        <w:t>md2TroffTool.py</w:t>
       </w:r>
       <w:r>
         <w:rPr>
@@ -1233,9 +1421,6 @@
     <w:p>
       <w:pPr>
         <w:pStyle w:val="Heading3"/>
-        <w:rPr>
-          <w:rFonts w:hint="eastAsia"/>
-        </w:rPr>
       </w:pPr>
       <w:r>
         <w:rPr>
@@ -1245,11 +1430,6 @@
       </w:r>
     </w:p>
     <w:p>
-      <w:pPr>
-        <w:rPr>
-          <w:rFonts w:hint="eastAsia"/>
-        </w:rPr>
-      </w:pPr>
       <w:r>
         <w:rPr>
           <w:rFonts w:hint="eastAsia"/>
@@ -1410,6 +1590,9 @@
         <w:t>文件显示出来的效果时凌乱的，存在以下几点问题：</w:t>
       </w:r>
     </w:p>
+    <w:p/>
+    <w:p/>
+    <w:p/>
     <w:p>
       <w:pPr>
         <w:pStyle w:val="ListParagraph"/>
@@ -1418,9 +1601,6 @@
           <w:numId w:val="14"/>
         </w:numPr>
         <w:ind w:firstLineChars="0"/>
-        <w:rPr>
-          <w:rFonts w:hint="eastAsia"/>
-        </w:rPr>
       </w:pPr>
       <w:r>
         <w:rPr>
@@ -1469,9 +1649,6 @@
       <w:pPr>
         <w:pStyle w:val="ListParagraph"/>
         <w:ind w:left="360" w:firstLineChars="0" w:firstLine="0"/>
-        <w:rPr>
-          <w:rFonts w:hint="eastAsia"/>
-        </w:rPr>
       </w:pPr>
       <w:r>
         <w:rPr>
@@ -1530,9 +1707,6 @@
         <w:pStyle w:val="ListParagraph"/>
         <w:ind w:left="360" w:firstLineChars="0" w:firstLine="0"/>
         <w:jc w:val="center"/>
-        <w:rPr>
-          <w:rFonts w:hint="eastAsia"/>
-        </w:rPr>
       </w:pPr>
       <w:r>
         <w:rPr>
@@ -1555,9 +1729,6 @@
           <w:numId w:val="14"/>
         </w:numPr>
         <w:ind w:firstLineChars="0"/>
-        <w:rPr>
-          <w:rFonts w:hint="eastAsia"/>
-        </w:rPr>
       </w:pPr>
       <w:r>
         <w:rPr>
@@ -1582,9 +1753,6 @@
       <w:pPr>
         <w:pStyle w:val="ListParagraph"/>
         <w:ind w:left="360" w:firstLineChars="0" w:firstLine="0"/>
-        <w:rPr>
-          <w:rFonts w:hint="eastAsia"/>
-        </w:rPr>
       </w:pPr>
       <w:r>
         <w:rPr>
@@ -1644,9 +1812,6 @@
         <w:pStyle w:val="ListParagraph"/>
         <w:ind w:left="360" w:firstLineChars="0" w:firstLine="0"/>
         <w:jc w:val="center"/>
-        <w:rPr>
-          <w:rFonts w:hint="eastAsia"/>
-        </w:rPr>
       </w:pPr>
       <w:r>
         <w:rPr>
@@ -1669,9 +1834,6 @@
           <w:numId w:val="14"/>
         </w:numPr>
         <w:ind w:firstLineChars="0"/>
-        <w:rPr>
-          <w:rFonts w:hint="eastAsia"/>
-        </w:rPr>
       </w:pPr>
       <w:r>
         <w:rPr>
@@ -1720,9 +1882,6 @@
       <w:pPr>
         <w:pStyle w:val="ListParagraph"/>
         <w:ind w:left="360" w:firstLineChars="0" w:firstLine="0"/>
-        <w:rPr>
-          <w:rFonts w:hint="eastAsia"/>
-        </w:rPr>
       </w:pPr>
       <w:r>
         <w:rPr>
@@ -1781,9 +1940,6 @@
         <w:pStyle w:val="ListParagraph"/>
         <w:ind w:left="360" w:firstLineChars="0" w:firstLine="0"/>
         <w:jc w:val="center"/>
-        <w:rPr>
-          <w:rFonts w:hint="eastAsia"/>
-        </w:rPr>
       </w:pPr>
       <w:r>
         <w:rPr>
@@ -1806,9 +1962,6 @@
           <w:numId w:val="14"/>
         </w:numPr>
         <w:ind w:firstLineChars="0"/>
-        <w:rPr>
-          <w:rFonts w:hint="eastAsia"/>
-        </w:rPr>
       </w:pPr>
       <w:r>
         <w:rPr>
@@ -1845,9 +1998,6 @@
       <w:pPr>
         <w:pStyle w:val="ListParagraph"/>
         <w:ind w:left="360" w:firstLineChars="0" w:firstLine="0"/>
-        <w:rPr>
-          <w:rFonts w:hint="eastAsia"/>
-        </w:rPr>
       </w:pPr>
       <w:r>
         <w:rPr>
@@ -1906,9 +2056,6 @@
         <w:pStyle w:val="ListParagraph"/>
         <w:ind w:left="360" w:firstLineChars="0" w:firstLine="0"/>
         <w:jc w:val="center"/>
-        <w:rPr>
-          <w:rFonts w:hint="eastAsia"/>
-        </w:rPr>
       </w:pPr>
       <w:r>
         <w:rPr>
@@ -1931,9 +2078,6 @@
           <w:numId w:val="14"/>
         </w:numPr>
         <w:ind w:firstLineChars="0"/>
-        <w:rPr>
-          <w:rFonts w:hint="eastAsia"/>
-        </w:rPr>
       </w:pPr>
       <w:r>
         <w:rPr>
@@ -1982,9 +2126,6 @@
       <w:pPr>
         <w:pStyle w:val="ListParagraph"/>
         <w:ind w:left="360" w:firstLineChars="0" w:firstLine="0"/>
-        <w:rPr>
-          <w:rFonts w:hint="eastAsia"/>
-        </w:rPr>
       </w:pPr>
       <w:r>
         <w:rPr>
@@ -2044,9 +2185,6 @@
         <w:pStyle w:val="ListParagraph"/>
         <w:ind w:left="360" w:firstLineChars="0" w:firstLine="0"/>
         <w:jc w:val="center"/>
-        <w:rPr>
-          <w:rFonts w:hint="eastAsia"/>
-        </w:rPr>
       </w:pPr>
       <w:r>
         <w:rPr>
@@ -2062,11 +2200,6 @@
       </w:r>
     </w:p>
     <w:p>
-      <w:pPr>
-        <w:rPr>
-          <w:rFonts w:hint="eastAsia"/>
-        </w:rPr>
-      </w:pPr>
       <w:r>
         <w:rPr>
           <w:rFonts w:hint="eastAsia"/>
@@ -2143,9 +2276,6 @@
     <w:p>
       <w:pPr>
         <w:pStyle w:val="Heading3"/>
-        <w:rPr>
-          <w:rFonts w:hint="eastAsia"/>
-        </w:rPr>
       </w:pPr>
       <w:r>
         <w:rPr>
@@ -2155,11 +2285,6 @@
       </w:r>
     </w:p>
     <w:p>
-      <w:pPr>
-        <w:rPr>
-          <w:rFonts w:hint="eastAsia"/>
-        </w:rPr>
-      </w:pPr>
       <w:r>
         <w:rPr>
           <w:rFonts w:hint="eastAsia"/>
@@ -2182,7 +2307,7 @@
         <w:rPr>
           <w:rFonts w:hint="eastAsia"/>
         </w:rPr>
-        <w:t>md2TroffTool.bat</w:t>
+        <w:t>md2TroffTool.py</w:t>
       </w:r>
       <w:r>
         <w:rPr>
@@ -2216,11 +2341,6 @@
       </w:r>
     </w:p>
     <w:p>
-      <w:pPr>
-        <w:rPr>
-          <w:rFonts w:hint="eastAsia"/>
-        </w:rPr>
-      </w:pPr>
       <w:r>
         <w:rPr>
           <w:rFonts w:hint="eastAsia"/>
@@ -2274,11 +2394,6 @@
       </w:r>
     </w:p>
     <w:p>
-      <w:pPr>
-        <w:rPr>
-          <w:rFonts w:hint="eastAsia"/>
-        </w:rPr>
-      </w:pPr>
       <w:r>
         <w:rPr>
           <w:rFonts w:hint="eastAsia"/>
@@ -2335,9 +2450,6 @@
     <w:p>
       <w:pPr>
         <w:jc w:val="center"/>
-        <w:rPr>
-          <w:rFonts w:hint="eastAsia"/>
-        </w:rPr>
       </w:pPr>
       <w:r>
         <w:rPr>
@@ -4699,9 +4811,6 @@
     <w:p>
       <w:pPr>
         <w:pStyle w:val="Heading2"/>
-        <w:rPr>
-          <w:rFonts w:hint="eastAsia"/>
-        </w:rPr>
       </w:pPr>
       <w:r>
         <w:t>M</w:t>
@@ -4747,9 +4856,6 @@
           <w:numId w:val="17"/>
         </w:numPr>
         <w:ind w:firstLineChars="0"/>
-        <w:rPr>
-          <w:rFonts w:hint="eastAsia"/>
-        </w:rPr>
       </w:pPr>
       <w:r>
         <w:rPr>
@@ -4762,9 +4868,6 @@
       <w:pPr>
         <w:pStyle w:val="ListParagraph"/>
         <w:ind w:left="0" w:firstLineChars="0" w:firstLine="0"/>
-        <w:rPr>
-          <w:rFonts w:hint="eastAsia"/>
-        </w:rPr>
       </w:pPr>
       <w:r>
         <w:rPr>
@@ -4790,9 +4893,6 @@
         </w:pBdr>
         <w:shd w:val="pct15" w:color="auto" w:fill="auto"/>
         <w:ind w:leftChars="243" w:left="510" w:firstLineChars="0" w:firstLine="0"/>
-        <w:rPr>
-          <w:rFonts w:hint="eastAsia"/>
-        </w:rPr>
       </w:pPr>
       <w:r>
         <w:rPr>
@@ -4818,9 +4918,6 @@
         </w:pBdr>
         <w:shd w:val="pct15" w:color="auto" w:fill="auto"/>
         <w:ind w:leftChars="243" w:left="510" w:firstLineChars="0" w:firstLine="0"/>
-        <w:rPr>
-          <w:rFonts w:hint="eastAsia"/>
-        </w:rPr>
       </w:pPr>
       <w:r>
         <w:rPr>
@@ -4846,9 +4943,6 @@
         </w:pBdr>
         <w:shd w:val="pct15" w:color="auto" w:fill="auto"/>
         <w:ind w:leftChars="243" w:left="510" w:firstLineChars="0" w:firstLine="0"/>
-        <w:rPr>
-          <w:rFonts w:hint="eastAsia"/>
-        </w:rPr>
       </w:pPr>
       <w:r>
         <w:rPr>
@@ -4897,9 +4991,6 @@
         </w:pBdr>
         <w:shd w:val="pct15" w:color="auto" w:fill="auto"/>
         <w:ind w:leftChars="243" w:left="510" w:firstLine="405"/>
-        <w:rPr>
-          <w:rFonts w:hint="eastAsia"/>
-        </w:rPr>
       </w:pPr>
       <w:r>
         <w:rPr>
@@ -4919,9 +5010,6 @@
         </w:pBdr>
         <w:shd w:val="pct15" w:color="auto" w:fill="auto"/>
         <w:ind w:leftChars="243" w:left="510" w:firstLineChars="0" w:firstLine="0"/>
-        <w:rPr>
-          <w:rFonts w:hint="eastAsia"/>
-        </w:rPr>
       </w:pPr>
       <w:r>
         <w:rPr>
@@ -4946,9 +5034,6 @@
         </w:pBdr>
         <w:shd w:val="pct15" w:color="auto" w:fill="auto"/>
         <w:ind w:leftChars="243" w:left="510" w:firstLine="405"/>
-        <w:rPr>
-          <w:rFonts w:hint="eastAsia"/>
-        </w:rPr>
       </w:pPr>
       <w:r>
         <w:rPr>
@@ -4998,9 +5083,6 @@
         </w:pBdr>
         <w:shd w:val="pct15" w:color="auto" w:fill="auto"/>
         <w:ind w:leftChars="243" w:left="510" w:firstLineChars="0" w:firstLine="0"/>
-        <w:rPr>
-          <w:rFonts w:hint="eastAsia"/>
-        </w:rPr>
       </w:pPr>
       <w:r>
         <w:rPr>
@@ -5025,9 +5107,6 @@
         </w:pBdr>
         <w:shd w:val="pct15" w:color="auto" w:fill="auto"/>
         <w:ind w:leftChars="243" w:left="510" w:firstLine="405"/>
-        <w:rPr>
-          <w:rFonts w:hint="eastAsia"/>
-        </w:rPr>
       </w:pPr>
       <w:r>
         <w:rPr>
@@ -5077,9 +5156,6 @@
         </w:pBdr>
         <w:shd w:val="pct15" w:color="auto" w:fill="auto"/>
         <w:ind w:leftChars="243" w:left="510" w:firstLineChars="0" w:firstLine="0"/>
-        <w:rPr>
-          <w:rFonts w:hint="eastAsia"/>
-        </w:rPr>
       </w:pPr>
       <w:r>
         <w:rPr>
@@ -5105,9 +5181,6 @@
         </w:pBdr>
         <w:shd w:val="pct15" w:color="auto" w:fill="auto"/>
         <w:ind w:leftChars="243" w:left="510" w:firstLineChars="0" w:firstLine="0"/>
-        <w:rPr>
-          <w:rFonts w:hint="eastAsia"/>
-        </w:rPr>
       </w:pPr>
       <w:r>
         <w:rPr>
@@ -5145,9 +5218,6 @@
         </w:pBdr>
         <w:shd w:val="pct15" w:color="auto" w:fill="auto"/>
         <w:ind w:leftChars="243" w:left="510" w:firstLineChars="0" w:firstLine="0"/>
-        <w:rPr>
-          <w:rFonts w:hint="eastAsia"/>
-        </w:rPr>
       </w:pPr>
       <w:r>
         <w:rPr>
@@ -5173,9 +5243,6 @@
         </w:pBdr>
         <w:shd w:val="pct15" w:color="auto" w:fill="auto"/>
         <w:ind w:leftChars="243" w:left="510" w:firstLineChars="0" w:firstLine="405"/>
-        <w:rPr>
-          <w:rFonts w:hint="eastAsia"/>
-        </w:rPr>
       </w:pPr>
       <w:r>
         <w:t>```lang-javascript</w:t>
@@ -5247,9 +5314,6 @@
         </w:pBdr>
         <w:shd w:val="pct15" w:color="auto" w:fill="auto"/>
         <w:ind w:leftChars="243" w:left="510" w:firstLineChars="0" w:firstLine="0"/>
-        <w:rPr>
-          <w:rFonts w:hint="eastAsia"/>
-        </w:rPr>
       </w:pPr>
       <w:r>
         <w:t xml:space="preserve">    ```</w:t>
@@ -5259,9 +5323,6 @@
       <w:pPr>
         <w:pStyle w:val="ListParagraph"/>
         <w:ind w:leftChars="243" w:left="510" w:firstLineChars="0" w:firstLine="0"/>
-        <w:rPr>
-          <w:rFonts w:hint="eastAsia"/>
-        </w:rPr>
       </w:pPr>
       <w:r>
         <w:rPr>
@@ -5274,9 +5335,6 @@
       <w:pPr>
         <w:pStyle w:val="ListParagraph"/>
         <w:ind w:leftChars="243" w:left="510" w:firstLineChars="0" w:firstLine="0"/>
-        <w:rPr>
-          <w:rFonts w:hint="eastAsia"/>
-        </w:rPr>
       </w:pPr>
       <w:r>
         <w:rPr>
@@ -5507,9 +5565,6 @@
       <w:pPr>
         <w:pStyle w:val="ListParagraph"/>
         <w:ind w:left="720" w:firstLineChars="0" w:firstLine="0"/>
-        <w:rPr>
-          <w:rFonts w:hint="eastAsia"/>
-        </w:rPr>
       </w:pPr>
       <w:r>
         <w:rPr>
@@ -6734,9 +6789,9 @@
         <w:tblLook w:val="04A0"/>
       </w:tblPr>
       <w:tblGrid>
-        <w:gridCol w:w="885"/>
-        <w:gridCol w:w="2552"/>
-        <w:gridCol w:w="4728"/>
+        <w:gridCol w:w="500"/>
+        <w:gridCol w:w="1818"/>
+        <w:gridCol w:w="5847"/>
       </w:tblGrid>
       <w:tr>
         <w:tc>
@@ -6796,6 +6851,180 @@
                 <w:b/>
               </w:rPr>
               <w:t>描述</w:t>
+            </w:r>
+          </w:p>
+        </w:tc>
+      </w:tr>
+      <w:tr>
+        <w:tc>
+          <w:tcPr>
+            <w:tcW w:w="885" w:type="dxa"/>
+          </w:tcPr>
+          <w:p>
+            <w:pPr>
+              <w:ind w:left="0"/>
+            </w:pPr>
+            <w:r>
+              <w:rPr>
+                <w:rFonts w:hint="eastAsia"/>
+              </w:rPr>
+              <w:t>1</w:t>
+            </w:r>
+          </w:p>
+        </w:tc>
+        <w:tc>
+          <w:tcPr>
+            <w:tcW w:w="2552" w:type="dxa"/>
+          </w:tcPr>
+          <w:p>
+            <w:pPr>
+              <w:ind w:left="0"/>
+            </w:pPr>
+            <w:r>
+              <w:rPr>
+                <w:rFonts w:hint="eastAsia"/>
+              </w:rPr>
+              <w:t>md2troffForCI.py</w:t>
+            </w:r>
+            <w:r>
+              <w:rPr>
+                <w:rFonts w:hint="eastAsia"/>
+              </w:rPr>
+              <w:t>暂时无法集成到</w:t>
+            </w:r>
+            <w:r>
+              <w:rPr>
+                <w:rFonts w:hint="eastAsia"/>
+              </w:rPr>
+              <w:t>CI</w:t>
+            </w:r>
+            <w:r>
+              <w:rPr>
+                <w:rFonts w:hint="eastAsia"/>
+              </w:rPr>
+              <w:t>。</w:t>
+            </w:r>
+          </w:p>
+        </w:tc>
+        <w:tc>
+          <w:tcPr>
+            <w:tcW w:w="4728" w:type="dxa"/>
+          </w:tcPr>
+          <w:p>
+            <w:pPr>
+              <w:ind w:left="0"/>
+            </w:pPr>
+            <w:r>
+              <w:rPr>
+                <w:rFonts w:hint="eastAsia"/>
+              </w:rPr>
+              <w:t>由于</w:t>
+            </w:r>
+            <w:r>
+              <w:t>E:\sequoiadb\doc\src\document\reference\Sequoiadb_command</w:t>
+            </w:r>
+            <w:r>
+              <w:rPr>
+                <w:rFonts w:hint="eastAsia"/>
+              </w:rPr>
+              <w:t>目录下，出来</w:t>
+            </w:r>
+            <w:r>
+              <w:rPr>
+                <w:rFonts w:hint="eastAsia"/>
+              </w:rPr>
+              <w:t>Global</w:t>
+            </w:r>
+            <w:r>
+              <w:rPr>
+                <w:rFonts w:hint="eastAsia"/>
+              </w:rPr>
+              <w:t>和</w:t>
+            </w:r>
+            <w:r>
+              <w:rPr>
+                <w:rFonts w:hint="eastAsia"/>
+              </w:rPr>
+              <w:t>Oma</w:t>
+            </w:r>
+            <w:r>
+              <w:rPr>
+                <w:rFonts w:hint="eastAsia"/>
+              </w:rPr>
+              <w:t>目录中的</w:t>
+            </w:r>
+            <w:r>
+              <w:rPr>
+                <w:rFonts w:hint="eastAsia"/>
+              </w:rPr>
+              <w:t>md</w:t>
+            </w:r>
+            <w:r>
+              <w:rPr>
+                <w:rFonts w:hint="eastAsia"/>
+              </w:rPr>
+              <w:t>文件是已经被修改</w:t>
+            </w:r>
+            <w:r>
+              <w:rPr>
+                <w:rFonts w:hint="eastAsia"/>
+              </w:rPr>
+              <w:lastRenderedPageBreak/>
+              <w:t>过，且符合要求的，而其它目录的</w:t>
+            </w:r>
+            <w:r>
+              <w:rPr>
+                <w:rFonts w:hint="eastAsia"/>
+              </w:rPr>
+              <w:t>md</w:t>
+            </w:r>
+            <w:r>
+              <w:rPr>
+                <w:rFonts w:hint="eastAsia"/>
+              </w:rPr>
+              <w:t>文件还没修改。</w:t>
+            </w:r>
+            <w:r>
+              <w:rPr>
+                <w:rFonts w:hint="eastAsia"/>
+              </w:rPr>
+              <w:t>CI</w:t>
+            </w:r>
+            <w:r>
+              <w:rPr>
+                <w:rFonts w:hint="eastAsia"/>
+              </w:rPr>
+              <w:t>需要等待</w:t>
+            </w:r>
+            <w:r>
+              <w:rPr>
+                <w:rFonts w:hint="eastAsia"/>
+              </w:rPr>
+              <w:t>其它所有</w:t>
+            </w:r>
+            <w:r>
+              <w:rPr>
+                <w:rFonts w:hint="eastAsia"/>
+              </w:rPr>
+              <w:t>md</w:t>
+            </w:r>
+            <w:r>
+              <w:rPr>
+                <w:rFonts w:hint="eastAsia"/>
+              </w:rPr>
+              <w:t>文件都调整后，才能将该脚本集成到</w:t>
+            </w:r>
+            <w:r>
+              <w:rPr>
+                <w:rFonts w:hint="eastAsia"/>
+              </w:rPr>
+              <w:t>CI</w:t>
+            </w:r>
+            <w:r>
+              <w:rPr>
+                <w:rFonts w:hint="eastAsia"/>
+              </w:rPr>
+              <w:t>。</w:t>
             </w:r>
           </w:p>
         </w:tc>
@@ -6842,7 +7071,6 @@
         <w:rPr>
           <w:rFonts w:hint="eastAsia"/>
         </w:rPr>
-        <w:lastRenderedPageBreak/>
         <w:t>验收</w:t>
       </w:r>
       <w:r>
@@ -7139,7 +7367,19 @@
               <w:rPr>
                 <w:rFonts w:hint="eastAsia"/>
               </w:rPr>
-              <w:t xml:space="preserve">md2TroffTool.bat </w:t>
+              <w:t xml:space="preserve">python </w:t>
+            </w:r>
+            <w:r>
+              <w:rPr>
+                <w:rFonts w:hint="eastAsia"/>
+              </w:rPr>
+              <w:t>md2TroffTool.py</w:t>
+            </w:r>
+            <w:r>
+              <w:rPr>
+                <w:rFonts w:hint="eastAsia"/>
+              </w:rPr>
+              <w:t xml:space="preserve"> </w:t>
             </w:r>
             <w:r>
               <w:t>–</w:t>
@@ -7316,7 +7556,16 @@
               <w:ind w:left="0"/>
             </w:pPr>
             <w:r>
-              <w:t>md2TroffTool.bat -i E:\sequoiadb\doc\src\document\reference\Sequoiadb_command\</w:t>
+              <w:rPr>
+                <w:rFonts w:hint="eastAsia"/>
+              </w:rPr>
+              <w:t xml:space="preserve">python </w:t>
+            </w:r>
+            <w:r>
+              <w:t>md2TroffTool.py</w:t>
+            </w:r>
+            <w:r>
+              <w:t xml:space="preserve"> -i E:\sequoiadb\doc\src\document\reference\Sequoiadb_command\</w:t>
             </w:r>
             <w:r>
               <w:rPr>
@@ -7752,6 +8001,7 @@
               <w:rPr>
                 <w:rFonts w:hint="eastAsia"/>
               </w:rPr>
+              <w:lastRenderedPageBreak/>
               <w:t>验收用例是否全部通过</w:t>
             </w:r>
           </w:p>
@@ -7960,14 +8210,7 @@
               <w:rPr>
                 <w:rFonts w:hint="eastAsia"/>
               </w:rPr>
-              <w:t>为了能够正常显示嵌套列</w:t>
-            </w:r>
-            <w:r>
-              <w:rPr>
-                <w:rFonts w:hint="eastAsia"/>
-              </w:rPr>
-              <w:lastRenderedPageBreak/>
-              <w:t>表的内容，</w:t>
+              <w:t>为了能够正常显示嵌套列表的内容，</w:t>
             </w:r>
             <w:r>
               <w:rPr>
@@ -8024,7 +8267,6 @@
               <w:rPr>
                 <w:rFonts w:hint="eastAsia"/>
               </w:rPr>
-              <w:lastRenderedPageBreak/>
               <w:t>sdb shell</w:t>
             </w:r>
             <w:r>
